--- a/site/downloads/handbook-D5.docx
+++ b/site/downloads/handbook-D5.docx
@@ -1526,7 +1526,52 @@
           <w:b w:val="0"/>
           <w:i w:val="0"/>
         </w:rPr>
-        <w:t>Starter code:</w:t>
+        <w:t>Your code must pass these checks:</w:t>
+      </w:r>
+    </w:p>
+    <w:p>
+      <w:pPr>
+        <w:pStyle w:val="ListBullet"/>
+      </w:pPr>
+      <w:r>
+        <w:rPr>
+          <w:b w:val="0"/>
+          <w:i w:val="0"/>
+        </w:rPr>
+        <w:t>Return the names the function does not accept, in order. Keyword-only parameters count as accepted.</w:t>
+      </w:r>
+    </w:p>
+    <w:p>
+      <w:pPr>
+        <w:pStyle w:val="ListBullet"/>
+      </w:pPr>
+      <w:r>
+        <w:rPr>
+          <w:b w:val="0"/>
+          <w:i w:val="0"/>
+        </w:rPr>
+        <w:t>An empty list when every name exists.</w:t>
+      </w:r>
+    </w:p>
+    <w:p>
+      <w:pPr>
+        <w:pStyle w:val="ListBullet"/>
+      </w:pPr>
+      <w:r>
+        <w:rPr>
+          <w:b w:val="0"/>
+          <w:i w:val="0"/>
+        </w:rPr>
+        <w:t>With **kwargs, any name is accepted by the signature. Return None.</w:t>
+      </w:r>
+    </w:p>
+    <w:p>
+      <w:r>
+        <w:rPr>
+          <w:b w:val="0"/>
+          <w:i w:val="0"/>
+        </w:rPr>
+        <w:t>Shape of the answer. The reference solution defines these names. Write the bodies yourself.</w:t>
       </w:r>
     </w:p>
     <w:tbl>
@@ -1564,7 +1609,7 @@
                 <w:b w:val="0"/>
                 <w:sz w:val="16"/>
               </w:rPr>
-              <w:t>def unknown_params(func, params):</w:t>
+              <w:t># Parameter names that a function does not accept.</w:t>
             </w:r>
           </w:p>
           <w:p>
@@ -1587,7 +1632,76 @@
                 <w:b w:val="0"/>
                 <w:sz w:val="16"/>
               </w:rPr>
-              <w:t xml:space="preserve">    return []</w:t>
+              <w:t>def unknown_params(</w:t>
+            </w:r>
+          </w:p>
+          <w:p>
+            <w:pPr>
+              <w:spacing w:before="0" w:after="0" w:line="240" w:lineRule="auto"/>
+              <w:ind w:left="567" w:hanging="567"/>
+            </w:pPr>
+            <w:r>
+              <w:rPr>
+                <w:rFonts w:ascii="Consolas" w:hAnsi="Consolas" w:eastAsia="Consolas"/>
+                <w:b w:val="0"/>
+                <w:color w:val="5B6875"/>
+                <w:sz w:val="16"/>
+              </w:rPr>
+              <w:t xml:space="preserve">   3  </w:t>
+            </w:r>
+            <w:r>
+              <w:rPr>
+                <w:rFonts w:ascii="Consolas" w:hAnsi="Consolas" w:eastAsia="Consolas"/>
+                <w:b w:val="0"/>
+                <w:sz w:val="16"/>
+              </w:rPr>
+              <w:t xml:space="preserve">    func: Callable[..., object],</w:t>
+            </w:r>
+          </w:p>
+          <w:p>
+            <w:pPr>
+              <w:spacing w:before="0" w:after="0" w:line="240" w:lineRule="auto"/>
+              <w:ind w:left="567" w:hanging="567"/>
+            </w:pPr>
+            <w:r>
+              <w:rPr>
+                <w:rFonts w:ascii="Consolas" w:hAnsi="Consolas" w:eastAsia="Consolas"/>
+                <w:b w:val="0"/>
+                <w:color w:val="5B6875"/>
+                <w:sz w:val="16"/>
+              </w:rPr>
+              <w:t xml:space="preserve">   4  </w:t>
+            </w:r>
+            <w:r>
+              <w:rPr>
+                <w:rFonts w:ascii="Consolas" w:hAnsi="Consolas" w:eastAsia="Consolas"/>
+                <w:b w:val="0"/>
+                <w:sz w:val="16"/>
+              </w:rPr>
+              <w:t xml:space="preserve">    params: list[str],</w:t>
+            </w:r>
+          </w:p>
+          <w:p>
+            <w:pPr>
+              <w:spacing w:before="0" w:after="0" w:line="240" w:lineRule="auto"/>
+              <w:ind w:left="567" w:hanging="567"/>
+            </w:pPr>
+            <w:r>
+              <w:rPr>
+                <w:rFonts w:ascii="Consolas" w:hAnsi="Consolas" w:eastAsia="Consolas"/>
+                <w:b w:val="0"/>
+                <w:color w:val="5B6875"/>
+                <w:sz w:val="16"/>
+              </w:rPr>
+              <w:t xml:space="preserve">   5  </w:t>
+            </w:r>
+            <w:r>
+              <w:rPr>
+                <w:rFonts w:ascii="Consolas" w:hAnsi="Consolas" w:eastAsia="Consolas"/>
+                <w:b w:val="0"/>
+                <w:sz w:val="16"/>
+              </w:rPr>
+              <w:t>) -&gt; list[str] | None: ...</w:t>
             </w:r>
           </w:p>
         </w:tc>
@@ -1595,685 +1709,12 @@
     </w:tbl>
     <w:p/>
     <w:p>
-      <w:pPr>
-        <w:pStyle w:val="Heading5"/>
-      </w:pPr>
-      <w:r>
-        <w:t>Exercise 5. Architecture design (level 4)</w:t>
-      </w:r>
-    </w:p>
-    <w:p>
-      <w:r>
-        <w:rPr>
-          <w:b w:val="0"/>
-          <w:i w:val="0"/>
-        </w:rPr>
-        <w:t>Set the team rule for APIs suggested by an assistant.</w:t>
-      </w:r>
-    </w:p>
-    <w:p>
-      <w:r>
-        <w:rPr>
-          <w:b w:val="0"/>
-          <w:i w:val="0"/>
-        </w:rPr>
-        <w:t>Options: Link the official docs page for our version in the pull request, Accept it if the assistant is confident.</w:t>
-      </w:r>
-    </w:p>
-    <w:p>
-      <w:pPr>
-        <w:pStyle w:val="ListNumber"/>
-      </w:pPr>
-      <w:r>
-        <w:rPr>
-          <w:b w:val="0"/>
-          <w:i w:val="0"/>
-        </w:rPr>
-        <w:t>Before code with a new function or parameter is merged</w:t>
-      </w:r>
-    </w:p>
-    <w:p>
-      <w:pPr>
-        <w:pStyle w:val="ListNumber"/>
-      </w:pPr>
-      <w:r>
-        <w:rPr>
-          <w:b w:val="0"/>
-          <w:i w:val="0"/>
-        </w:rPr>
-        <w:t>SQL statements such as row filters and masks</w:t>
-      </w:r>
-    </w:p>
-    <w:p>
-      <w:pPr>
-        <w:pStyle w:val="ListNumber"/>
-      </w:pPr>
-      <w:r>
-        <w:rPr>
-          <w:b w:val="0"/>
-          <w:i w:val="0"/>
-        </w:rPr>
-        <w:t>A function you cannot find in the docs</w:t>
-      </w:r>
-    </w:p>
-    <w:p>
-      <w:pPr>
-        <w:pStyle w:val="Heading4"/>
-      </w:pPr>
-      <w:r>
-        <w:t>Sources</w:t>
-      </w:r>
-    </w:p>
-    <w:p>
-      <w:pPr>
-        <w:pStyle w:val="ListBullet"/>
-      </w:pPr>
-      <w:r>
-        <w:rPr>
-          <w:b w:val="0"/>
-          <w:i w:val="0"/>
-        </w:rPr>
-        <w:t>PySpark 4.0.4: spark.read.delta and DataFrameWriter.saveAsDelta raise AttributeError; F.col('a').isnotnull is a Column and calling it raises TypeError; CREATE ROW ACCESS POLICY raises PARSE_SYNTAX_ERROR. (verified: Local run on PySpark 4.0.4, September 2026.)</w:t>
-      </w:r>
-    </w:p>
-    <w:p>
-      <w:pPr>
-        <w:pStyle w:val="ListBullet"/>
-      </w:pPr>
-      <w:r>
-        <w:rPr>
-          <w:b w:val="0"/>
-          <w:i w:val="0"/>
-        </w:rPr>
-        <w:t>pandas 3.0.2: drop_duplicates(keep='latest') raises ValueError; read_csv(encodng=...) raises TypeError with a 'Did you mean' hint. (verified: Local run on pandas 3.0.2 with CPython 3.13, September 2026.)</w:t>
-      </w:r>
-    </w:p>
-    <w:p>
-      <w:pPr>
-        <w:pStyle w:val="ListBullet"/>
-      </w:pPr>
-      <w:r>
-        <w:rPr>
-          <w:b w:val="0"/>
-          <w:i w:val="0"/>
-        </w:rPr>
-        <w:t>Databricks row filters use a SQL UDF and ALTER TABLE ... SET ROW FILTER; column masks use ALTER TABLE ... ALTER COLUMN ... SET MASK. (verified: https://docs.databricks.com/aws/en/data-governance/unity-catalog/filters-and-masks/manually-apply (checked 2026-09-25))</w:t>
-      </w:r>
-    </w:p>
-    <w:p>
-      <w:pPr>
-        <w:pStyle w:val="Heading3"/>
-      </w:pPr>
-      <w:r>
-        <w:t>D5-L2 Deprecated APIs and version mismatches</w:t>
-      </w:r>
-    </w:p>
-    <w:p>
-      <w:pPr>
-        <w:pStyle w:val="Heading4"/>
-      </w:pPr>
-      <w:r>
-        <w:t>Concept</w:t>
-      </w:r>
-    </w:p>
-    <w:p>
-      <w:r>
-        <w:rPr>
-          <w:b w:val="0"/>
-          <w:i w:val="0"/>
-        </w:rPr>
-        <w:t xml:space="preserve">An assistant learned from years of code written for older versions. It often suggests an API that worked in 2021 and has since been deprecated, renamed or removed. Your reference </w:t>
-      </w:r>
-      <w:r>
-        <w:rPr>
-          <w:rFonts w:ascii="Consolas" w:hAnsi="Consolas" w:eastAsia="Consolas"/>
-          <w:b w:val="0"/>
-          <w:sz w:val="19"/>
-        </w:rPr>
-        <w:t>observability.py</w:t>
-      </w:r>
-      <w:r>
-        <w:rPr>
-          <w:b w:val="0"/>
-          <w:i w:val="0"/>
-        </w:rPr>
-        <w:t xml:space="preserve"> uses </w:t>
-      </w:r>
-      <w:r>
-        <w:rPr>
-          <w:rFonts w:ascii="Consolas" w:hAnsi="Consolas" w:eastAsia="Consolas"/>
-          <w:b w:val="0"/>
-          <w:sz w:val="19"/>
-        </w:rPr>
-        <w:t>datetime.utcnow()</w:t>
-      </w:r>
-      <w:r>
-        <w:rPr>
-          <w:b w:val="0"/>
-          <w:i w:val="0"/>
-        </w:rPr>
-        <w:t>, deprecated from Python 3.12.</w:t>
-      </w:r>
-    </w:p>
-    <w:p>
-      <w:r>
-        <w:rPr>
-          <w:b w:val="0"/>
-          <w:i w:val="0"/>
-        </w:rPr>
-        <w:t>Examples that matter for this course, checked in September 2026:</w:t>
-      </w:r>
-    </w:p>
-    <w:tbl>
-      <w:tblPr>
-        <w:tblStyle w:val="TableGrid"/>
-        <w:tblW w:type="auto" w:w="0"/>
-        <w:tblLook w:firstColumn="1" w:firstRow="1" w:lastColumn="0" w:lastRow="0" w:noHBand="0" w:noVBand="1" w:val="04A0"/>
-      </w:tblPr>
-      <w:tblGrid>
-        <w:gridCol w:w="2740"/>
-        <w:gridCol w:w="2740"/>
-        <w:gridCol w:w="2740"/>
-      </w:tblGrid>
-      <w:tr>
-        <w:tc>
-          <w:tcPr>
-            <w:tcW w:type="dxa" w:w="2740"/>
-          </w:tcPr>
-          <w:p>
-            <w:r>
-              <w:rPr>
-                <w:b/>
-              </w:rPr>
-              <w:t>Old code</w:t>
-            </w:r>
-          </w:p>
-        </w:tc>
-        <w:tc>
-          <w:tcPr>
-            <w:tcW w:type="dxa" w:w="2740"/>
-          </w:tcPr>
-          <w:p>
-            <w:r>
-              <w:rPr>
-                <w:b/>
-              </w:rPr>
-              <w:t>Current state</w:t>
-            </w:r>
-          </w:p>
-        </w:tc>
-        <w:tc>
-          <w:tcPr>
-            <w:tcW w:type="dxa" w:w="2740"/>
-          </w:tcPr>
-          <w:p>
-            <w:r>
-              <w:rPr>
-                <w:b/>
-              </w:rPr>
-              <w:t>Use instead</w:t>
-            </w:r>
-          </w:p>
-        </w:tc>
-      </w:tr>
-      <w:tr>
-        <w:tc>
-          <w:tcPr>
-            <w:tcW w:type="dxa" w:w="2740"/>
-          </w:tcPr>
-          <w:p>
-            <w:r>
-              <w:t>datetime.utcnow()</w:t>
-            </w:r>
-          </w:p>
-        </w:tc>
-        <w:tc>
-          <w:tcPr>
-            <w:tcW w:type="dxa" w:w="2740"/>
-          </w:tcPr>
-          <w:p>
-            <w:r>
-              <w:t>Deprecated, Python 3.12</w:t>
-            </w:r>
-          </w:p>
-        </w:tc>
-        <w:tc>
-          <w:tcPr>
-            <w:tcW w:type="dxa" w:w="2740"/>
-          </w:tcPr>
-          <w:p>
-            <w:r>
-              <w:t>datetime.now(timezone.utc)</w:t>
-            </w:r>
-          </w:p>
-        </w:tc>
-      </w:tr>
-      <w:tr>
-        <w:tc>
-          <w:tcPr>
-            <w:tcW w:type="dxa" w:w="2740"/>
-          </w:tcPr>
-          <w:p>
-            <w:r>
-              <w:t>df.append(other)</w:t>
-            </w:r>
-          </w:p>
-        </w:tc>
-        <w:tc>
-          <w:tcPr>
-            <w:tcW w:type="dxa" w:w="2740"/>
-          </w:tcPr>
-          <w:p>
-            <w:r>
-              <w:t>Removed from pandas (gone in 3.0)</w:t>
-            </w:r>
-          </w:p>
-        </w:tc>
-        <w:tc>
-          <w:tcPr>
-            <w:tcW w:type="dxa" w:w="2740"/>
-          </w:tcPr>
-          <w:p>
-            <w:r>
-              <w:t>pd.concat([df, other])</w:t>
-            </w:r>
-          </w:p>
-        </w:tc>
-      </w:tr>
-      <w:tr>
-        <w:tc>
-          <w:tcPr>
-            <w:tcW w:type="dxa" w:w="2740"/>
-          </w:tcPr>
-          <w:p>
-            <w:r>
-              <w:t>df.applymap(f)</w:t>
-            </w:r>
-          </w:p>
-        </w:tc>
-        <w:tc>
-          <w:tcPr>
-            <w:tcW w:type="dxa" w:w="2740"/>
-          </w:tcPr>
-          <w:p>
-            <w:r>
-              <w:t>Removed in pandas 3.0</w:t>
-            </w:r>
-          </w:p>
-        </w:tc>
-        <w:tc>
-          <w:tcPr>
-            <w:tcW w:type="dxa" w:w="2740"/>
-          </w:tcPr>
-          <w:p>
-            <w:r>
-              <w:t>df.map(f)</w:t>
-            </w:r>
-          </w:p>
-        </w:tc>
-      </w:tr>
-      <w:tr>
-        <w:tc>
-          <w:tcPr>
-            <w:tcW w:type="dxa" w:w="2740"/>
-          </w:tcPr>
-          <w:p>
-            <w:r>
-              <w:t>df["a"][0] = x</w:t>
-            </w:r>
-          </w:p>
-        </w:tc>
-        <w:tc>
-          <w:tcPr>
-            <w:tcW w:type="dxa" w:w="2740"/>
-          </w:tcPr>
-          <w:p>
-            <w:r>
-              <w:t>Never updates df under pandas 3 Copy-on-Write</w:t>
-            </w:r>
-          </w:p>
-        </w:tc>
-        <w:tc>
-          <w:tcPr>
-            <w:tcW w:type="dxa" w:w="2740"/>
-          </w:tcPr>
-          <w:p>
-            <w:r>
-              <w:t>df.loc[0, "a"] = x</w:t>
-            </w:r>
-          </w:p>
-        </w:tc>
-      </w:tr>
-      <w:tr>
-        <w:tc>
-          <w:tcPr>
-            <w:tcW w:type="dxa" w:w="2740"/>
-          </w:tcPr>
-          <w:p>
-            <w:r>
-              <w:t>import distutils</w:t>
-            </w:r>
-          </w:p>
-        </w:tc>
-        <w:tc>
-          <w:tcPr>
-            <w:tcW w:type="dxa" w:w="2740"/>
-          </w:tcPr>
-          <w:p>
-            <w:r>
-              <w:t>Removed in Python 3.12</w:t>
-            </w:r>
-          </w:p>
-        </w:tc>
-        <w:tc>
-          <w:tcPr>
-            <w:tcW w:type="dxa" w:w="2740"/>
-          </w:tcPr>
-          <w:p>
-            <w:r>
-              <w:t>packaging, setuptools</w:t>
-            </w:r>
-          </w:p>
-        </w:tc>
-      </w:tr>
-      <w:tr>
-        <w:tc>
-          <w:tcPr>
-            <w:tcW w:type="dxa" w:w="2740"/>
-          </w:tcPr>
-          <w:p>
-            <w:r>
-              <w:t>input_file_name()</w:t>
-            </w:r>
-          </w:p>
-        </w:tc>
-        <w:tc>
-          <w:tcPr>
-            <w:tcW w:type="dxa" w:w="2740"/>
-          </w:tcPr>
-          <w:p>
-            <w:r>
-              <w:t>Not supported from Databricks Runtime 17.3 LTS</w:t>
-            </w:r>
-          </w:p>
-        </w:tc>
-        <w:tc>
-          <w:tcPr>
-            <w:tcW w:type="dxa" w:w="2740"/>
-          </w:tcPr>
-          <w:p>
-            <w:r>
-              <w:t>_metadata.file_path</w:t>
-            </w:r>
-          </w:p>
-        </w:tc>
-      </w:tr>
-      <w:tr>
-        <w:tc>
-          <w:tcPr>
-            <w:tcW w:type="dxa" w:w="2740"/>
-          </w:tcPr>
-          <w:p>
-            <w:r>
-              <w:t>mssparkutils in Fabric</w:t>
-            </w:r>
-          </w:p>
-        </w:tc>
-        <w:tc>
-          <w:tcPr>
-            <w:tcW w:type="dxa" w:w="2740"/>
-          </w:tcPr>
-          <w:p>
-            <w:r>
-              <w:t>Being retired</w:t>
-            </w:r>
-          </w:p>
-        </w:tc>
-        <w:tc>
-          <w:tcPr>
-            <w:tcW w:type="dxa" w:w="2740"/>
-          </w:tcPr>
-          <w:p>
-            <w:r>
-              <w:t>notebookutils</w:t>
-            </w:r>
-          </w:p>
-        </w:tc>
-      </w:tr>
-    </w:tbl>
-    <w:p>
-      <w:r>
-        <w:rPr>
-          <w:b w:val="0"/>
-          <w:i w:val="0"/>
-        </w:rPr>
-        <w:t xml:space="preserve">The chained assignment row is the dangerous one. pandas 3.0.2 emits a </w:t>
-      </w:r>
-      <w:r>
-        <w:rPr>
-          <w:rFonts w:ascii="Consolas" w:hAnsi="Consolas" w:eastAsia="Consolas"/>
-          <w:b w:val="0"/>
-          <w:sz w:val="19"/>
-        </w:rPr>
-        <w:t>ChainedAssignmentError</w:t>
-      </w:r>
-      <w:r>
-        <w:rPr>
-          <w:b w:val="0"/>
-          <w:i w:val="0"/>
-        </w:rPr>
-        <w:t xml:space="preserve"> warning and leaves the DataFrame unchanged. If warnings are hidden, the update simply does not happen.</w:t>
-      </w:r>
-    </w:p>
-    <w:p>
-      <w:r>
-        <w:rPr>
-          <w:b/>
-          <w:i w:val="0"/>
-        </w:rPr>
-        <w:t>Version mismatches</w:t>
-      </w:r>
-      <w:r>
-        <w:rPr>
-          <w:b w:val="0"/>
-          <w:i w:val="0"/>
-        </w:rPr>
-        <w:t xml:space="preserve"> cause the opposite problem: code for a </w:t>
-      </w:r>
-      <w:r>
-        <w:rPr>
-          <w:b/>
-          <w:i w:val="0"/>
-        </w:rPr>
-        <w:t>newer</w:t>
-      </w:r>
-      <w:r>
-        <w:rPr>
-          <w:b w:val="0"/>
-          <w:i w:val="0"/>
-        </w:rPr>
-        <w:t xml:space="preserve"> version than yours. A function added in PySpark 4.1 fails on Databricks Runtime 17.3 LTS, which ships Spark 4.0. Pyodide in this app runs pandas 3.0.2. Your laptop might run 3.0.6.</w:t>
-      </w:r>
-    </w:p>
-    <w:p>
-      <w:r>
-        <w:rPr>
-          <w:b w:val="0"/>
-          <w:i w:val="0"/>
-        </w:rPr>
-        <w:t>Defend in three ways:</w:t>
-      </w:r>
-    </w:p>
-    <w:p>
-      <w:pPr>
-        <w:pStyle w:val="ListBullet"/>
-      </w:pPr>
-      <w:r>
-        <w:rPr>
-          <w:b/>
-          <w:i w:val="0"/>
-        </w:rPr>
-        <w:t>State the versions</w:t>
-      </w:r>
-      <w:r>
-        <w:rPr>
-          <w:b w:val="0"/>
-          <w:i w:val="0"/>
-        </w:rPr>
-        <w:t xml:space="preserve"> in every prompt, and in the project: </w:t>
-      </w:r>
-      <w:r>
-        <w:rPr>
-          <w:rFonts w:ascii="Consolas" w:hAnsi="Consolas" w:eastAsia="Consolas"/>
-          <w:b w:val="0"/>
-          <w:sz w:val="19"/>
-        </w:rPr>
-        <w:t>VERSIONS.md</w:t>
-      </w:r>
-      <w:r>
-        <w:rPr>
-          <w:b w:val="0"/>
-          <w:i w:val="0"/>
-        </w:rPr>
-        <w:t xml:space="preserve">, </w:t>
-      </w:r>
-      <w:r>
-        <w:rPr>
-          <w:rFonts w:ascii="Consolas" w:hAnsi="Consolas" w:eastAsia="Consolas"/>
-          <w:b w:val="0"/>
-          <w:sz w:val="19"/>
-        </w:rPr>
-        <w:t>pyproject.toml</w:t>
-      </w:r>
-      <w:r>
-        <w:rPr>
-          <w:b w:val="0"/>
-          <w:i w:val="0"/>
-        </w:rPr>
-        <w:t xml:space="preserve"> pins, the runtime in the job definition.</w:t>
-      </w:r>
-    </w:p>
-    <w:p>
-      <w:pPr>
-        <w:pStyle w:val="ListBullet"/>
-      </w:pPr>
-      <w:r>
-        <w:rPr>
-          <w:b/>
-          <w:i w:val="0"/>
-        </w:rPr>
-        <w:t>Show warnings</w:t>
-      </w:r>
-      <w:r>
-        <w:rPr>
-          <w:b w:val="0"/>
-          <w:i w:val="0"/>
-        </w:rPr>
-        <w:t xml:space="preserve"> in tests. Run pytest with </w:t>
-      </w:r>
-      <w:r>
-        <w:rPr>
-          <w:rFonts w:ascii="Consolas" w:hAnsi="Consolas" w:eastAsia="Consolas"/>
-          <w:b w:val="0"/>
-          <w:sz w:val="19"/>
-        </w:rPr>
-        <w:t>-W error::DeprecationWarning</w:t>
-      </w:r>
-      <w:r>
-        <w:rPr>
-          <w:b w:val="0"/>
-          <w:i w:val="0"/>
-        </w:rPr>
-        <w:t xml:space="preserve"> for your own code, so a deprecated call fails the build.</w:t>
-      </w:r>
-    </w:p>
-    <w:p>
-      <w:pPr>
-        <w:pStyle w:val="ListBullet"/>
-      </w:pPr>
-      <w:r>
-        <w:rPr>
-          <w:b/>
-          <w:i w:val="0"/>
-        </w:rPr>
-        <w:t>Compare versions as numbers</w:t>
-      </w:r>
-      <w:r>
-        <w:rPr>
-          <w:b w:val="0"/>
-          <w:i w:val="0"/>
-        </w:rPr>
-        <w:t xml:space="preserve">, never as strings. </w:t>
-      </w:r>
-      <w:r>
-        <w:rPr>
-          <w:rFonts w:ascii="Consolas" w:hAnsi="Consolas" w:eastAsia="Consolas"/>
-          <w:b w:val="0"/>
-          <w:sz w:val="19"/>
-        </w:rPr>
-        <w:t>"3.10" &lt; "3.9"</w:t>
-      </w:r>
-      <w:r>
-        <w:rPr>
-          <w:b w:val="0"/>
-          <w:i w:val="0"/>
-        </w:rPr>
-        <w:t xml:space="preserve"> is </w:t>
-      </w:r>
-      <w:r>
-        <w:rPr>
-          <w:rFonts w:ascii="Consolas" w:hAnsi="Consolas" w:eastAsia="Consolas"/>
-          <w:b w:val="0"/>
-          <w:sz w:val="19"/>
-        </w:rPr>
-        <w:t>True</w:t>
-      </w:r>
-      <w:r>
-        <w:rPr>
-          <w:b w:val="0"/>
-          <w:i w:val="0"/>
-        </w:rPr>
-        <w:t xml:space="preserve"> as text.</w:t>
-      </w:r>
-    </w:p>
-    <w:p>
-      <w:pPr>
-        <w:pStyle w:val="Heading4"/>
-      </w:pPr>
-      <w:r>
-        <w:t>Why it matters</w:t>
-      </w:r>
-    </w:p>
-    <w:p>
-      <w:r>
-        <w:rPr>
-          <w:b w:val="0"/>
-          <w:i w:val="0"/>
-        </w:rPr>
-        <w:t xml:space="preserve">An assistant fixed a data cleaning function by adding </w:t>
-      </w:r>
-      <w:r>
-        <w:rPr>
-          <w:rFonts w:ascii="Consolas" w:hAnsi="Consolas" w:eastAsia="Consolas"/>
-          <w:b w:val="0"/>
-          <w:sz w:val="19"/>
-        </w:rPr>
-        <w:t>df["weight"][mask] = 1.0</w:t>
-      </w:r>
-      <w:r>
-        <w:rPr>
-          <w:b w:val="0"/>
-          <w:i w:val="0"/>
-        </w:rPr>
-        <w:t xml:space="preserve"> to cap weights. Tests passed on a developer laptop with pandas 1.5. In the pandas 3 environment, the cap never happened. Weights above 5 reached gold unchanged for four waves. The warning had been filtered out in the job's logging configuration.</w:t>
-      </w:r>
-    </w:p>
-    <w:p>
-      <w:pPr>
-        <w:pStyle w:val="Heading4"/>
-      </w:pPr>
-      <w:r>
-        <w:t>Worked example: weak code</w:t>
+      <w:r>
+        <w:rPr>
+          <w:b w:val="0"/>
+          <w:i w:val="0"/>
+        </w:rPr>
+        <w:t>Starter code:</w:t>
       </w:r>
     </w:p>
     <w:tbl>
@@ -2311,7 +1752,7 @@
                 <w:b w:val="0"/>
                 <w:sz w:val="16"/>
               </w:rPr>
-              <w:t>import pandas as pd</w:t>
+              <w:t>def unknown_params(func, params):</w:t>
             </w:r>
           </w:p>
           <w:p>
@@ -2334,138 +1775,653 @@
                 <w:b w:val="0"/>
                 <w:sz w:val="16"/>
               </w:rPr>
-              <w:t xml:space="preserve"> </w:t>
+              <w:t xml:space="preserve">    return []</w:t>
             </w:r>
           </w:p>
+        </w:tc>
+      </w:tr>
+    </w:tbl>
+    <w:p/>
+    <w:p>
+      <w:pPr>
+        <w:pStyle w:val="Heading5"/>
+      </w:pPr>
+      <w:r>
+        <w:t>Exercise 5. Architecture design (level 4)</w:t>
+      </w:r>
+    </w:p>
+    <w:p>
+      <w:r>
+        <w:rPr>
+          <w:b w:val="0"/>
+          <w:i w:val="0"/>
+        </w:rPr>
+        <w:t>Set the team rule for APIs suggested by an assistant.</w:t>
+      </w:r>
+    </w:p>
+    <w:p>
+      <w:r>
+        <w:rPr>
+          <w:b w:val="0"/>
+          <w:i w:val="0"/>
+        </w:rPr>
+        <w:t>Options: Link the official docs page for our version in the pull request, Accept it if the assistant is confident.</w:t>
+      </w:r>
+    </w:p>
+    <w:p>
+      <w:pPr>
+        <w:pStyle w:val="ListNumber"/>
+      </w:pPr>
+      <w:r>
+        <w:rPr>
+          <w:b w:val="0"/>
+          <w:i w:val="0"/>
+        </w:rPr>
+        <w:t>Before code with a new function or parameter is merged</w:t>
+      </w:r>
+    </w:p>
+    <w:p>
+      <w:pPr>
+        <w:pStyle w:val="ListNumber"/>
+      </w:pPr>
+      <w:r>
+        <w:rPr>
+          <w:b w:val="0"/>
+          <w:i w:val="0"/>
+        </w:rPr>
+        <w:t>SQL statements such as row filters and masks</w:t>
+      </w:r>
+    </w:p>
+    <w:p>
+      <w:pPr>
+        <w:pStyle w:val="ListNumber"/>
+      </w:pPr>
+      <w:r>
+        <w:rPr>
+          <w:b w:val="0"/>
+          <w:i w:val="0"/>
+        </w:rPr>
+        <w:t>A function you cannot find in the docs</w:t>
+      </w:r>
+    </w:p>
+    <w:p>
+      <w:pPr>
+        <w:pStyle w:val="Heading4"/>
+      </w:pPr>
+      <w:r>
+        <w:t>Sources</w:t>
+      </w:r>
+    </w:p>
+    <w:p>
+      <w:pPr>
+        <w:pStyle w:val="ListBullet"/>
+      </w:pPr>
+      <w:r>
+        <w:rPr>
+          <w:b w:val="0"/>
+          <w:i w:val="0"/>
+        </w:rPr>
+        <w:t>PySpark 4.0.4: spark.read.delta and DataFrameWriter.saveAsDelta raise AttributeError; F.col('a').isnotnull is a Column and calling it raises TypeError; CREATE ROW ACCESS POLICY raises PARSE_SYNTAX_ERROR. (verified: Local run on PySpark 4.0.4, September 2026.)</w:t>
+      </w:r>
+    </w:p>
+    <w:p>
+      <w:pPr>
+        <w:pStyle w:val="ListBullet"/>
+      </w:pPr>
+      <w:r>
+        <w:rPr>
+          <w:b w:val="0"/>
+          <w:i w:val="0"/>
+        </w:rPr>
+        <w:t>pandas 3.0.2: drop_duplicates(keep='latest') raises ValueError; read_csv(encodng=...) raises TypeError with a 'Did you mean' hint. (verified: Local run on pandas 3.0.2 with CPython 3.13, September 2026.)</w:t>
+      </w:r>
+    </w:p>
+    <w:p>
+      <w:pPr>
+        <w:pStyle w:val="ListBullet"/>
+      </w:pPr>
+      <w:r>
+        <w:rPr>
+          <w:b w:val="0"/>
+          <w:i w:val="0"/>
+        </w:rPr>
+        <w:t>Databricks row filters use a SQL UDF and ALTER TABLE ... SET ROW FILTER; column masks use ALTER TABLE ... ALTER COLUMN ... SET MASK. (verified: https://docs.databricks.com/aws/en/data-governance/unity-catalog/filters-and-masks/manually-apply (checked 2026-09-25))</w:t>
+      </w:r>
+    </w:p>
+    <w:p>
+      <w:pPr>
+        <w:pStyle w:val="Heading3"/>
+      </w:pPr>
+      <w:r>
+        <w:t>D5-L2 Deprecated APIs and version mismatches</w:t>
+      </w:r>
+    </w:p>
+    <w:p>
+      <w:pPr>
+        <w:pStyle w:val="Heading4"/>
+      </w:pPr>
+      <w:r>
+        <w:t>Concept</w:t>
+      </w:r>
+    </w:p>
+    <w:p>
+      <w:r>
+        <w:rPr>
+          <w:b w:val="0"/>
+          <w:i w:val="0"/>
+        </w:rPr>
+        <w:t xml:space="preserve">An assistant learned from years of code written for older versions. It often suggests an API that worked in 2021 and has since been deprecated, renamed or removed. Your reference </w:t>
+      </w:r>
+      <w:r>
+        <w:rPr>
+          <w:rFonts w:ascii="Consolas" w:hAnsi="Consolas" w:eastAsia="Consolas"/>
+          <w:b w:val="0"/>
+          <w:sz w:val="19"/>
+        </w:rPr>
+        <w:t>observability.py</w:t>
+      </w:r>
+      <w:r>
+        <w:rPr>
+          <w:b w:val="0"/>
+          <w:i w:val="0"/>
+        </w:rPr>
+        <w:t xml:space="preserve"> uses </w:t>
+      </w:r>
+      <w:r>
+        <w:rPr>
+          <w:rFonts w:ascii="Consolas" w:hAnsi="Consolas" w:eastAsia="Consolas"/>
+          <w:b w:val="0"/>
+          <w:sz w:val="19"/>
+        </w:rPr>
+        <w:t>datetime.utcnow()</w:t>
+      </w:r>
+      <w:r>
+        <w:rPr>
+          <w:b w:val="0"/>
+          <w:i w:val="0"/>
+        </w:rPr>
+        <w:t>, deprecated from Python 3.12.</w:t>
+      </w:r>
+    </w:p>
+    <w:p>
+      <w:r>
+        <w:rPr>
+          <w:b w:val="0"/>
+          <w:i w:val="0"/>
+        </w:rPr>
+        <w:t>Examples that matter for this course, checked in September 2026:</w:t>
+      </w:r>
+    </w:p>
+    <w:tbl>
+      <w:tblPr>
+        <w:tblStyle w:val="TableGrid"/>
+        <w:tblW w:type="auto" w:w="0"/>
+        <w:tblLook w:firstColumn="1" w:firstRow="1" w:lastColumn="0" w:lastRow="0" w:noHBand="0" w:noVBand="1" w:val="04A0"/>
+      </w:tblPr>
+      <w:tblGrid>
+        <w:gridCol w:w="2740"/>
+        <w:gridCol w:w="2740"/>
+        <w:gridCol w:w="2740"/>
+      </w:tblGrid>
+      <w:tr>
+        <w:tc>
+          <w:tcPr>
+            <w:tcW w:type="dxa" w:w="2740"/>
+          </w:tcPr>
           <w:p>
-            <w:pPr>
-              <w:spacing w:before="0" w:after="0" w:line="240" w:lineRule="auto"/>
-              <w:ind w:left="567" w:hanging="567"/>
-            </w:pPr>
-            <w:r>
-              <w:rPr>
-                <w:rFonts w:ascii="Consolas" w:hAnsi="Consolas" w:eastAsia="Consolas"/>
-                <w:b w:val="0"/>
-                <w:color w:val="5B6875"/>
-                <w:sz w:val="16"/>
-              </w:rPr>
-              <w:t xml:space="preserve">   3  </w:t>
-            </w:r>
-            <w:r>
-              <w:rPr>
-                <w:rFonts w:ascii="Consolas" w:hAnsi="Consolas" w:eastAsia="Consolas"/>
-                <w:b w:val="0"/>
-                <w:sz w:val="16"/>
-              </w:rPr>
-              <w:t>def cap_weights(df: pd.DataFrame, cap: float) -&gt; pd.DataFrame:</w:t>
+            <w:r>
+              <w:rPr>
+                <w:b/>
+              </w:rPr>
+              <w:t>Old code</w:t>
             </w:r>
           </w:p>
+        </w:tc>
+        <w:tc>
+          <w:tcPr>
+            <w:tcW w:type="dxa" w:w="2740"/>
+          </w:tcPr>
           <w:p>
-            <w:pPr>
-              <w:spacing w:before="0" w:after="0" w:line="240" w:lineRule="auto"/>
-              <w:ind w:left="567" w:hanging="567"/>
-            </w:pPr>
-            <w:r>
-              <w:rPr>
-                <w:rFonts w:ascii="Consolas" w:hAnsi="Consolas" w:eastAsia="Consolas"/>
-                <w:b w:val="0"/>
-                <w:color w:val="5B6875"/>
-                <w:sz w:val="16"/>
-              </w:rPr>
-              <w:t xml:space="preserve">   4  </w:t>
-            </w:r>
-            <w:r>
-              <w:rPr>
-                <w:rFonts w:ascii="Consolas" w:hAnsi="Consolas" w:eastAsia="Consolas"/>
-                <w:b w:val="0"/>
-                <w:sz w:val="16"/>
-              </w:rPr>
-              <w:t xml:space="preserve">    """Cap weights at cap."""</w:t>
+            <w:r>
+              <w:rPr>
+                <w:b/>
+              </w:rPr>
+              <w:t>Current state</w:t>
             </w:r>
           </w:p>
+        </w:tc>
+        <w:tc>
+          <w:tcPr>
+            <w:tcW w:type="dxa" w:w="2740"/>
+          </w:tcPr>
           <w:p>
-            <w:pPr>
-              <w:spacing w:before="0" w:after="0" w:line="240" w:lineRule="auto"/>
-              <w:ind w:left="567" w:hanging="567"/>
-            </w:pPr>
-            <w:r>
-              <w:rPr>
-                <w:rFonts w:ascii="Consolas" w:hAnsi="Consolas" w:eastAsia="Consolas"/>
+            <w:r>
+              <w:rPr>
                 <w:b/>
-                <w:color w:val="5B6875"/>
-                <w:sz w:val="16"/>
-              </w:rPr>
-              <w:t xml:space="preserve"> [1]  </w:t>
-            </w:r>
-            <w:r>
-              <w:rPr>
-                <w:rFonts w:ascii="Consolas" w:hAnsi="Consolas" w:eastAsia="Consolas"/>
-                <w:b w:val="0"/>
-                <w:sz w:val="16"/>
-              </w:rPr>
-              <w:t xml:space="preserve">    df["final_weight"][df["final_weight"] &gt; cap] = cap</w:t>
+              </w:rPr>
+              <w:t>Use instead</w:t>
             </w:r>
           </w:p>
+        </w:tc>
+      </w:tr>
+      <w:tr>
+        <w:tc>
+          <w:tcPr>
+            <w:tcW w:type="dxa" w:w="2740"/>
+          </w:tcPr>
           <w:p>
-            <w:pPr>
-              <w:spacing w:before="0" w:after="0" w:line="240" w:lineRule="auto"/>
-              <w:ind w:left="567" w:hanging="567"/>
-            </w:pPr>
-            <w:r>
-              <w:rPr>
-                <w:rFonts w:ascii="Consolas" w:hAnsi="Consolas" w:eastAsia="Consolas"/>
-                <w:b/>
-                <w:color w:val="5B6875"/>
-                <w:sz w:val="16"/>
-              </w:rPr>
-              <w:t xml:space="preserve"> [2]  </w:t>
-            </w:r>
-            <w:r>
-              <w:rPr>
-                <w:rFonts w:ascii="Consolas" w:hAnsi="Consolas" w:eastAsia="Consolas"/>
-                <w:b w:val="0"/>
-                <w:sz w:val="16"/>
-              </w:rPr>
-              <w:t xml:space="preserve">    return df.applymap(lambda v: v)</w:t>
+            <w:r>
+              <w:t>datetime.utcnow()</w:t>
+            </w:r>
+          </w:p>
+        </w:tc>
+        <w:tc>
+          <w:tcPr>
+            <w:tcW w:type="dxa" w:w="2740"/>
+          </w:tcPr>
+          <w:p>
+            <w:r>
+              <w:t>Deprecated, Python 3.12</w:t>
+            </w:r>
+          </w:p>
+        </w:tc>
+        <w:tc>
+          <w:tcPr>
+            <w:tcW w:type="dxa" w:w="2740"/>
+          </w:tcPr>
+          <w:p>
+            <w:r>
+              <w:t>datetime.now(timezone.utc)</w:t>
+            </w:r>
+          </w:p>
+        </w:tc>
+      </w:tr>
+      <w:tr>
+        <w:tc>
+          <w:tcPr>
+            <w:tcW w:type="dxa" w:w="2740"/>
+          </w:tcPr>
+          <w:p>
+            <w:r>
+              <w:t>df.append(other)</w:t>
+            </w:r>
+          </w:p>
+        </w:tc>
+        <w:tc>
+          <w:tcPr>
+            <w:tcW w:type="dxa" w:w="2740"/>
+          </w:tcPr>
+          <w:p>
+            <w:r>
+              <w:t>Removed from pandas (gone in 3.0)</w:t>
+            </w:r>
+          </w:p>
+        </w:tc>
+        <w:tc>
+          <w:tcPr>
+            <w:tcW w:type="dxa" w:w="2740"/>
+          </w:tcPr>
+          <w:p>
+            <w:r>
+              <w:t>pd.concat([df, other])</w:t>
+            </w:r>
+          </w:p>
+        </w:tc>
+      </w:tr>
+      <w:tr>
+        <w:tc>
+          <w:tcPr>
+            <w:tcW w:type="dxa" w:w="2740"/>
+          </w:tcPr>
+          <w:p>
+            <w:r>
+              <w:t>df.applymap(f)</w:t>
+            </w:r>
+          </w:p>
+        </w:tc>
+        <w:tc>
+          <w:tcPr>
+            <w:tcW w:type="dxa" w:w="2740"/>
+          </w:tcPr>
+          <w:p>
+            <w:r>
+              <w:t>Removed in pandas 3.0</w:t>
+            </w:r>
+          </w:p>
+        </w:tc>
+        <w:tc>
+          <w:tcPr>
+            <w:tcW w:type="dxa" w:w="2740"/>
+          </w:tcPr>
+          <w:p>
+            <w:r>
+              <w:t>df.map(f)</w:t>
+            </w:r>
+          </w:p>
+        </w:tc>
+      </w:tr>
+      <w:tr>
+        <w:tc>
+          <w:tcPr>
+            <w:tcW w:type="dxa" w:w="2740"/>
+          </w:tcPr>
+          <w:p>
+            <w:r>
+              <w:t>df["a"][0] = x</w:t>
+            </w:r>
+          </w:p>
+        </w:tc>
+        <w:tc>
+          <w:tcPr>
+            <w:tcW w:type="dxa" w:w="2740"/>
+          </w:tcPr>
+          <w:p>
+            <w:r>
+              <w:t>Never updates df under pandas 3 Copy-on-Write</w:t>
+            </w:r>
+          </w:p>
+        </w:tc>
+        <w:tc>
+          <w:tcPr>
+            <w:tcW w:type="dxa" w:w="2740"/>
+          </w:tcPr>
+          <w:p>
+            <w:r>
+              <w:t>df.loc[0, "a"] = x</w:t>
+            </w:r>
+          </w:p>
+        </w:tc>
+      </w:tr>
+      <w:tr>
+        <w:tc>
+          <w:tcPr>
+            <w:tcW w:type="dxa" w:w="2740"/>
+          </w:tcPr>
+          <w:p>
+            <w:r>
+              <w:t>import distutils</w:t>
+            </w:r>
+          </w:p>
+        </w:tc>
+        <w:tc>
+          <w:tcPr>
+            <w:tcW w:type="dxa" w:w="2740"/>
+          </w:tcPr>
+          <w:p>
+            <w:r>
+              <w:t>Removed in Python 3.12</w:t>
+            </w:r>
+          </w:p>
+        </w:tc>
+        <w:tc>
+          <w:tcPr>
+            <w:tcW w:type="dxa" w:w="2740"/>
+          </w:tcPr>
+          <w:p>
+            <w:r>
+              <w:t>packaging, setuptools</w:t>
+            </w:r>
+          </w:p>
+        </w:tc>
+      </w:tr>
+      <w:tr>
+        <w:tc>
+          <w:tcPr>
+            <w:tcW w:type="dxa" w:w="2740"/>
+          </w:tcPr>
+          <w:p>
+            <w:r>
+              <w:t>input_file_name()</w:t>
+            </w:r>
+          </w:p>
+        </w:tc>
+        <w:tc>
+          <w:tcPr>
+            <w:tcW w:type="dxa" w:w="2740"/>
+          </w:tcPr>
+          <w:p>
+            <w:r>
+              <w:t>Not supported from Databricks Runtime 17.3 LTS</w:t>
+            </w:r>
+          </w:p>
+        </w:tc>
+        <w:tc>
+          <w:tcPr>
+            <w:tcW w:type="dxa" w:w="2740"/>
+          </w:tcPr>
+          <w:p>
+            <w:r>
+              <w:t>_metadata.file_path</w:t>
+            </w:r>
+          </w:p>
+        </w:tc>
+      </w:tr>
+      <w:tr>
+        <w:tc>
+          <w:tcPr>
+            <w:tcW w:type="dxa" w:w="2740"/>
+          </w:tcPr>
+          <w:p>
+            <w:r>
+              <w:t>mssparkutils in Fabric</w:t>
+            </w:r>
+          </w:p>
+        </w:tc>
+        <w:tc>
+          <w:tcPr>
+            <w:tcW w:type="dxa" w:w="2740"/>
+          </w:tcPr>
+          <w:p>
+            <w:r>
+              <w:t>Being retired</w:t>
+            </w:r>
+          </w:p>
+        </w:tc>
+        <w:tc>
+          <w:tcPr>
+            <w:tcW w:type="dxa" w:w="2740"/>
+          </w:tcPr>
+          <w:p>
+            <w:r>
+              <w:t>notebookutils</w:t>
             </w:r>
           </w:p>
         </w:tc>
       </w:tr>
     </w:tbl>
     <w:p>
-      <w:pPr>
-        <w:pStyle w:val="ListNumber"/>
-      </w:pPr>
+      <w:r>
+        <w:rPr>
+          <w:b w:val="0"/>
+          <w:i w:val="0"/>
+        </w:rPr>
+        <w:t xml:space="preserve">The chained assignment row is the dangerous one. pandas 3.0.2 emits a </w:t>
+      </w:r>
+      <w:r>
+        <w:rPr>
+          <w:rFonts w:ascii="Consolas" w:hAnsi="Consolas" w:eastAsia="Consolas"/>
+          <w:b w:val="0"/>
+          <w:sz w:val="19"/>
+        </w:rPr>
+        <w:t>ChainedAssignmentError</w:t>
+      </w:r>
+      <w:r>
+        <w:rPr>
+          <w:b w:val="0"/>
+          <w:i w:val="0"/>
+        </w:rPr>
+        <w:t xml:space="preserve"> warning and leaves the DataFrame unchanged. If warnings are hidden, the update simply does not happen.</w:t>
+      </w:r>
+    </w:p>
+    <w:p>
       <w:r>
         <w:rPr>
           <w:b/>
-        </w:rPr>
-        <w:t xml:space="preserve">Line 5. </w:t>
-      </w:r>
-      <w:r>
-        <w:rPr>
-          <w:b w:val="0"/>
-          <w:i w:val="0"/>
-        </w:rPr>
-        <w:t>Chained assignment. Under pandas 3 Copy-on-Write it never changes df.</w:t>
+          <w:i w:val="0"/>
+        </w:rPr>
+        <w:t>Version mismatches</w:t>
+      </w:r>
+      <w:r>
+        <w:rPr>
+          <w:b w:val="0"/>
+          <w:i w:val="0"/>
+        </w:rPr>
+        <w:t xml:space="preserve"> cause the opposite problem: code for a </w:t>
+      </w:r>
+      <w:r>
+        <w:rPr>
+          <w:b/>
+          <w:i w:val="0"/>
+        </w:rPr>
+        <w:t>newer</w:t>
+      </w:r>
+      <w:r>
+        <w:rPr>
+          <w:b w:val="0"/>
+          <w:i w:val="0"/>
+        </w:rPr>
+        <w:t xml:space="preserve"> version than yours. A function added in PySpark 4.1 fails on Databricks Runtime 17.3 LTS, which ships Spark 4.0. Pyodide in this app runs pandas 3.0.2. Your laptop might run 3.0.6.</w:t>
+      </w:r>
+    </w:p>
+    <w:p>
+      <w:r>
+        <w:rPr>
+          <w:b w:val="0"/>
+          <w:i w:val="0"/>
+        </w:rPr>
+        <w:t>Defend in three ways:</w:t>
       </w:r>
     </w:p>
     <w:p>
       <w:pPr>
-        <w:pStyle w:val="ListNumber"/>
+        <w:pStyle w:val="ListBullet"/>
       </w:pPr>
       <w:r>
         <w:rPr>
           <w:b/>
-        </w:rPr>
-        <w:t xml:space="preserve">Line 6. </w:t>
-      </w:r>
-      <w:r>
-        <w:rPr>
-          <w:b w:val="0"/>
-          <w:i w:val="0"/>
-        </w:rPr>
-        <w:t>applymap no longer exists in pandas 3.0: AttributeError.</w:t>
+          <w:i w:val="0"/>
+        </w:rPr>
+        <w:t>State the versions</w:t>
+      </w:r>
+      <w:r>
+        <w:rPr>
+          <w:b w:val="0"/>
+          <w:i w:val="0"/>
+        </w:rPr>
+        <w:t xml:space="preserve"> in every prompt, and in the project: </w:t>
+      </w:r>
+      <w:r>
+        <w:rPr>
+          <w:rFonts w:ascii="Consolas" w:hAnsi="Consolas" w:eastAsia="Consolas"/>
+          <w:b w:val="0"/>
+          <w:sz w:val="19"/>
+        </w:rPr>
+        <w:t>VERSIONS.md</w:t>
+      </w:r>
+      <w:r>
+        <w:rPr>
+          <w:b w:val="0"/>
+          <w:i w:val="0"/>
+        </w:rPr>
+        <w:t xml:space="preserve">, </w:t>
+      </w:r>
+      <w:r>
+        <w:rPr>
+          <w:rFonts w:ascii="Consolas" w:hAnsi="Consolas" w:eastAsia="Consolas"/>
+          <w:b w:val="0"/>
+          <w:sz w:val="19"/>
+        </w:rPr>
+        <w:t>pyproject.toml</w:t>
+      </w:r>
+      <w:r>
+        <w:rPr>
+          <w:b w:val="0"/>
+          <w:i w:val="0"/>
+        </w:rPr>
+        <w:t xml:space="preserve"> pins, the runtime in the job definition.</w:t>
+      </w:r>
+    </w:p>
+    <w:p>
+      <w:pPr>
+        <w:pStyle w:val="ListBullet"/>
+      </w:pPr>
+      <w:r>
+        <w:rPr>
+          <w:b/>
+          <w:i w:val="0"/>
+        </w:rPr>
+        <w:t>Show warnings</w:t>
+      </w:r>
+      <w:r>
+        <w:rPr>
+          <w:b w:val="0"/>
+          <w:i w:val="0"/>
+        </w:rPr>
+        <w:t xml:space="preserve"> in tests. Run pytest with </w:t>
+      </w:r>
+      <w:r>
+        <w:rPr>
+          <w:rFonts w:ascii="Consolas" w:hAnsi="Consolas" w:eastAsia="Consolas"/>
+          <w:b w:val="0"/>
+          <w:sz w:val="19"/>
+        </w:rPr>
+        <w:t>-W error::DeprecationWarning</w:t>
+      </w:r>
+      <w:r>
+        <w:rPr>
+          <w:b w:val="0"/>
+          <w:i w:val="0"/>
+        </w:rPr>
+        <w:t xml:space="preserve"> for your own code, so a deprecated call fails the build.</w:t>
+      </w:r>
+    </w:p>
+    <w:p>
+      <w:pPr>
+        <w:pStyle w:val="ListBullet"/>
+      </w:pPr>
+      <w:r>
+        <w:rPr>
+          <w:b/>
+          <w:i w:val="0"/>
+        </w:rPr>
+        <w:t>Compare versions as numbers</w:t>
+      </w:r>
+      <w:r>
+        <w:rPr>
+          <w:b w:val="0"/>
+          <w:i w:val="0"/>
+        </w:rPr>
+        <w:t xml:space="preserve">, never as strings. </w:t>
+      </w:r>
+      <w:r>
+        <w:rPr>
+          <w:rFonts w:ascii="Consolas" w:hAnsi="Consolas" w:eastAsia="Consolas"/>
+          <w:b w:val="0"/>
+          <w:sz w:val="19"/>
+        </w:rPr>
+        <w:t>"3.10" &lt; "3.9"</w:t>
+      </w:r>
+      <w:r>
+        <w:rPr>
+          <w:b w:val="0"/>
+          <w:i w:val="0"/>
+        </w:rPr>
+        <w:t xml:space="preserve"> is </w:t>
+      </w:r>
+      <w:r>
+        <w:rPr>
+          <w:rFonts w:ascii="Consolas" w:hAnsi="Consolas" w:eastAsia="Consolas"/>
+          <w:b w:val="0"/>
+          <w:sz w:val="19"/>
+        </w:rPr>
+        <w:t>True</w:t>
+      </w:r>
+      <w:r>
+        <w:rPr>
+          <w:b w:val="0"/>
+          <w:i w:val="0"/>
+        </w:rPr>
+        <w:t xml:space="preserve"> as text.</w:t>
       </w:r>
     </w:p>
     <w:p>
@@ -2473,7 +2429,39 @@
         <w:pStyle w:val="Heading4"/>
       </w:pPr>
       <w:r>
-        <w:t>Worked example: strong code</w:t>
+        <w:t>Why it matters</w:t>
+      </w:r>
+    </w:p>
+    <w:p>
+      <w:r>
+        <w:rPr>
+          <w:b w:val="0"/>
+          <w:i w:val="0"/>
+        </w:rPr>
+        <w:t xml:space="preserve">An assistant fixed a data cleaning function by adding </w:t>
+      </w:r>
+      <w:r>
+        <w:rPr>
+          <w:rFonts w:ascii="Consolas" w:hAnsi="Consolas" w:eastAsia="Consolas"/>
+          <w:b w:val="0"/>
+          <w:sz w:val="19"/>
+        </w:rPr>
+        <w:t>df["weight"][mask] = 1.0</w:t>
+      </w:r>
+      <w:r>
+        <w:rPr>
+          <w:b w:val="0"/>
+          <w:i w:val="0"/>
+        </w:rPr>
+        <w:t xml:space="preserve"> to cap weights. Tests passed on a developer laptop with pandas 1.5. In the pandas 3 environment, the cap never happened. Weights above 5 reached gold unchanged for four waves. The warning had been filtered out in the job's logging configuration.</w:t>
+      </w:r>
+    </w:p>
+    <w:p>
+      <w:pPr>
+        <w:pStyle w:val="Heading4"/>
+      </w:pPr>
+      <w:r>
+        <w:t>Worked example: weak code</w:t>
       </w:r>
     </w:p>
     <w:tbl>
@@ -2568,19 +2556,19 @@
             <w:r>
               <w:rPr>
                 <w:rFonts w:ascii="Consolas" w:hAnsi="Consolas" w:eastAsia="Consolas"/>
-                <w:b/>
+                <w:b w:val="0"/>
                 <w:color w:val="5B6875"/>
                 <w:sz w:val="16"/>
               </w:rPr>
-              <w:t xml:space="preserve"> [1]  </w:t>
-            </w:r>
-            <w:r>
-              <w:rPr>
-                <w:rFonts w:ascii="Consolas" w:hAnsi="Consolas" w:eastAsia="Consolas"/>
-                <w:b w:val="0"/>
-                <w:sz w:val="16"/>
-              </w:rPr>
-              <w:t xml:space="preserve">    """Return a copy with final_weight capped at cap. Written for pandas 3.0."""</w:t>
+              <w:t xml:space="preserve">   4  </w:t>
+            </w:r>
+            <w:r>
+              <w:rPr>
+                <w:rFonts w:ascii="Consolas" w:hAnsi="Consolas" w:eastAsia="Consolas"/>
+                <w:b w:val="0"/>
+                <w:sz w:val="16"/>
+              </w:rPr>
+              <w:t xml:space="preserve">    """Cap weights at cap."""</w:t>
             </w:r>
           </w:p>
           <w:p>
@@ -2591,19 +2579,19 @@
             <w:r>
               <w:rPr>
                 <w:rFonts w:ascii="Consolas" w:hAnsi="Consolas" w:eastAsia="Consolas"/>
-                <w:b w:val="0"/>
+                <w:b/>
                 <w:color w:val="5B6875"/>
                 <w:sz w:val="16"/>
               </w:rPr>
-              <w:t xml:space="preserve">   5  </w:t>
-            </w:r>
-            <w:r>
-              <w:rPr>
-                <w:rFonts w:ascii="Consolas" w:hAnsi="Consolas" w:eastAsia="Consolas"/>
-                <w:b w:val="0"/>
-                <w:sz w:val="16"/>
-              </w:rPr>
-              <w:t xml:space="preserve">    out = df.copy()</w:t>
+              <w:t xml:space="preserve"> [1]  </w:t>
+            </w:r>
+            <w:r>
+              <w:rPr>
+                <w:rFonts w:ascii="Consolas" w:hAnsi="Consolas" w:eastAsia="Consolas"/>
+                <w:b w:val="0"/>
+                <w:sz w:val="16"/>
+              </w:rPr>
+              <w:t xml:space="preserve">    df["final_weight"][df["final_weight"] &gt; cap] = cap</w:t>
             </w:r>
           </w:p>
           <w:p>
@@ -2626,30 +2614,7 @@
                 <w:b w:val="0"/>
                 <w:sz w:val="16"/>
               </w:rPr>
-              <w:t xml:space="preserve">    out.loc[out["final_weight"] &gt; cap, "final_weight"] = cap</w:t>
-            </w:r>
-          </w:p>
-          <w:p>
-            <w:pPr>
-              <w:spacing w:before="0" w:after="0" w:line="240" w:lineRule="auto"/>
-              <w:ind w:left="567" w:hanging="567"/>
-            </w:pPr>
-            <w:r>
-              <w:rPr>
-                <w:rFonts w:ascii="Consolas" w:hAnsi="Consolas" w:eastAsia="Consolas"/>
-                <w:b w:val="0"/>
-                <w:color w:val="5B6875"/>
-                <w:sz w:val="16"/>
-              </w:rPr>
-              <w:t xml:space="preserve">   7  </w:t>
-            </w:r>
-            <w:r>
-              <w:rPr>
-                <w:rFonts w:ascii="Consolas" w:hAnsi="Consolas" w:eastAsia="Consolas"/>
-                <w:b w:val="0"/>
-                <w:sz w:val="16"/>
-              </w:rPr>
-              <w:t xml:space="preserve">    return out</w:t>
+              <w:t xml:space="preserve">    return df.applymap(lambda v: v)</w:t>
             </w:r>
           </w:p>
         </w:tc>
@@ -2663,14 +2628,14 @@
         <w:rPr>
           <w:b/>
         </w:rPr>
-        <w:t xml:space="preserve">Line 4. </w:t>
-      </w:r>
-      <w:r>
-        <w:rPr>
-          <w:b w:val="0"/>
-          <w:i w:val="0"/>
-        </w:rPr>
-        <w:t>The docstring states the target version.</w:t>
+        <w:t xml:space="preserve">Line 5. </w:t>
+      </w:r>
+      <w:r>
+        <w:rPr>
+          <w:b w:val="0"/>
+          <w:i w:val="0"/>
+        </w:rPr>
+        <w:t>Chained assignment. Under pandas 3 Copy-on-Write it never changes df.</w:t>
       </w:r>
     </w:p>
     <w:p>
@@ -2688,16 +2653,7 @@
           <w:b w:val="0"/>
           <w:i w:val="0"/>
         </w:rPr>
-        <w:t>One .loc call: row mask and column together. Works in every pandas version.</w:t>
-      </w:r>
-    </w:p>
-    <w:p>
-      <w:r>
-        <w:rPr>
-          <w:b w:val="0"/>
-          <w:i w:val="0"/>
-        </w:rPr>
-        <w:t>Assume suggested code targets some other version. Check deprecations for yours, turn warnings into test failures, and compare versions numerically.</w:t>
+        <w:t>applymap no longer exists in pandas 3.0: AttributeError.</w:t>
       </w:r>
     </w:p>
     <w:p>
@@ -2705,221 +2661,7 @@
         <w:pStyle w:val="Heading4"/>
       </w:pPr>
       <w:r>
-        <w:t>Recap card</w:t>
-      </w:r>
-    </w:p>
-    <w:p>
-      <w:pPr>
-        <w:pStyle w:val="ListBullet"/>
-      </w:pPr>
-      <w:r>
-        <w:rPr>
-          <w:b/>
-          <w:i w:val="0"/>
-        </w:rPr>
-        <w:t>Chained assignment in pandas 3</w:t>
-      </w:r>
-      <w:r>
-        <w:rPr>
-          <w:b w:val="0"/>
-          <w:i w:val="0"/>
-        </w:rPr>
-        <w:t xml:space="preserve"> df['a'][i] = x never updates df (Copy-on-Write). Use df.loc[i, 'a'] = x.</w:t>
-      </w:r>
-    </w:p>
-    <w:p>
-      <w:pPr>
-        <w:pStyle w:val="ListBullet"/>
-      </w:pPr>
-      <w:r>
-        <w:rPr>
-          <w:b/>
-          <w:i w:val="0"/>
-        </w:rPr>
-        <w:t>pandas 3 removals</w:t>
-      </w:r>
-      <w:r>
-        <w:rPr>
-          <w:b w:val="0"/>
-          <w:i w:val="0"/>
-        </w:rPr>
-        <w:t xml:space="preserve"> DataFrame.append (use pd.concat) and applymap (use DataFrame.map).</w:t>
-      </w:r>
-    </w:p>
-    <w:p>
-      <w:pPr>
-        <w:pStyle w:val="ListBullet"/>
-      </w:pPr>
-      <w:r>
-        <w:rPr>
-          <w:b/>
-          <w:i w:val="0"/>
-        </w:rPr>
-        <w:t>input_file_name() on DBR 17.3 LTS</w:t>
-      </w:r>
-      <w:r>
-        <w:rPr>
-          <w:b w:val="0"/>
-          <w:i w:val="0"/>
-        </w:rPr>
-        <w:t xml:space="preserve"> Not supported. Use _metadata.file_path.</w:t>
-      </w:r>
-    </w:p>
-    <w:p>
-      <w:pPr>
-        <w:pStyle w:val="ListBullet"/>
-      </w:pPr>
-      <w:r>
-        <w:rPr>
-          <w:b/>
-          <w:i w:val="0"/>
-        </w:rPr>
-        <w:t>Comparing version strings</w:t>
-      </w:r>
-      <w:r>
-        <w:rPr>
-          <w:b w:val="0"/>
-          <w:i w:val="0"/>
-        </w:rPr>
-        <w:t xml:space="preserve"> Never as text: '3.10' &lt; '3.9'. Compare integer tuples or use packaging.version.</w:t>
-      </w:r>
-    </w:p>
-    <w:p>
-      <w:pPr>
-        <w:pStyle w:val="Heading4"/>
-      </w:pPr>
-      <w:r>
-        <w:t>Practice</w:t>
-      </w:r>
-    </w:p>
-    <w:p>
-      <w:pPr>
-        <w:pStyle w:val="Heading5"/>
-      </w:pPr>
-      <w:r>
-        <w:t>Exercise 1. Multiple choice (level 1)</w:t>
-      </w:r>
-    </w:p>
-    <w:p>
-      <w:r>
-        <w:rPr>
-          <w:b w:val="0"/>
-          <w:i w:val="0"/>
-        </w:rPr>
-        <w:t xml:space="preserve">An assistant adds </w:t>
-      </w:r>
-      <w:r>
-        <w:rPr>
-          <w:rFonts w:ascii="Consolas" w:hAnsi="Consolas" w:eastAsia="Consolas"/>
-          <w:b w:val="0"/>
-          <w:sz w:val="19"/>
-        </w:rPr>
-        <w:t>F.input_file_name()</w:t>
-      </w:r>
-      <w:r>
-        <w:rPr>
-          <w:b w:val="0"/>
-          <w:i w:val="0"/>
-        </w:rPr>
-        <w:t xml:space="preserve"> to your bronze job on Databricks Runtime 17.3 LTS. What do you use instead?</w:t>
-      </w:r>
-    </w:p>
-    <w:p>
-      <w:pPr>
-        <w:pStyle w:val="ListBullet"/>
-      </w:pPr>
-      <w:r>
-        <w:rPr>
-          <w:b w:val="0"/>
-          <w:i w:val="0"/>
-        </w:rPr>
-        <w:t>a) The _metadata.file_path column</w:t>
-      </w:r>
-    </w:p>
-    <w:p>
-      <w:pPr>
-        <w:pStyle w:val="ListBullet"/>
-      </w:pPr>
-      <w:r>
-        <w:rPr>
-          <w:b w:val="0"/>
-          <w:i w:val="0"/>
-        </w:rPr>
-        <w:t>b) Keep input_file_name(), it is fine</w:t>
-      </w:r>
-    </w:p>
-    <w:p>
-      <w:pPr>
-        <w:pStyle w:val="ListBullet"/>
-      </w:pPr>
-      <w:r>
-        <w:rPr>
-          <w:b w:val="0"/>
-          <w:i w:val="0"/>
-        </w:rPr>
-        <w:t>c) os.path.basename on the DataFrame</w:t>
-      </w:r>
-    </w:p>
-    <w:p>
-      <w:pPr>
-        <w:pStyle w:val="ListBullet"/>
-      </w:pPr>
-      <w:r>
-        <w:rPr>
-          <w:b w:val="0"/>
-          <w:i w:val="0"/>
-        </w:rPr>
-        <w:t>d) A Python UDF reading the path</w:t>
-      </w:r>
-    </w:p>
-    <w:p>
-      <w:r>
-        <w:rPr>
-          <w:b/>
-          <w:i w:val="0"/>
-        </w:rPr>
-        <w:t>Why?</w:t>
-      </w:r>
-    </w:p>
-    <w:p>
-      <w:pPr>
-        <w:pStyle w:val="ListBullet"/>
-      </w:pPr>
-      <w:r>
-        <w:rPr>
-          <w:b w:val="0"/>
-          <w:i w:val="0"/>
-        </w:rPr>
-        <w:t>r1) Databricks release notes state input_file_name is no longer supported from 17.3 LTS. The file metadata column replaces it.</w:t>
-      </w:r>
-    </w:p>
-    <w:p>
-      <w:pPr>
-        <w:pStyle w:val="ListBullet"/>
-      </w:pPr>
-      <w:r>
-        <w:rPr>
-          <w:b w:val="0"/>
-          <w:i w:val="0"/>
-        </w:rPr>
-        <w:t>r2) input_file_name was renamed file_path.</w:t>
-      </w:r>
-    </w:p>
-    <w:p>
-      <w:pPr>
-        <w:pStyle w:val="Heading5"/>
-      </w:pPr>
-      <w:r>
-        <w:t>Exercise 2. Predict the output (level 2)</w:t>
-      </w:r>
-    </w:p>
-    <w:p>
-      <w:r>
-        <w:rPr>
-          <w:b w:val="0"/>
-          <w:i w:val="0"/>
-        </w:rPr>
-        <w:t>What does this print with pandas 3.0?</w:t>
+        <w:t>Worked example: strong code</w:t>
       </w:r>
     </w:p>
     <w:tbl>
@@ -3003,7 +2745,7 @@
                 <w:b w:val="0"/>
                 <w:sz w:val="16"/>
               </w:rPr>
-              <w:t>df = pd.DataFrame({"w": [1.0, 9.0]})</w:t>
+              <w:t>def cap_weights(df: pd.DataFrame, cap: float) -&gt; pd.DataFrame:</w:t>
             </w:r>
           </w:p>
           <w:p>
@@ -3014,19 +2756,19 @@
             <w:r>
               <w:rPr>
                 <w:rFonts w:ascii="Consolas" w:hAnsi="Consolas" w:eastAsia="Consolas"/>
-                <w:b w:val="0"/>
+                <w:b/>
                 <w:color w:val="5B6875"/>
                 <w:sz w:val="16"/>
               </w:rPr>
-              <w:t xml:space="preserve">   4  </w:t>
-            </w:r>
-            <w:r>
-              <w:rPr>
-                <w:rFonts w:ascii="Consolas" w:hAnsi="Consolas" w:eastAsia="Consolas"/>
-                <w:b w:val="0"/>
-                <w:sz w:val="16"/>
-              </w:rPr>
-              <w:t>df["w"][1] = 5.0</w:t>
+              <w:t xml:space="preserve"> [1]  </w:t>
+            </w:r>
+            <w:r>
+              <w:rPr>
+                <w:rFonts w:ascii="Consolas" w:hAnsi="Consolas" w:eastAsia="Consolas"/>
+                <w:b w:val="0"/>
+                <w:sz w:val="16"/>
+              </w:rPr>
+              <w:t xml:space="preserve">    """Return a copy with final_weight capped at cap. Written for pandas 3.0."""</w:t>
             </w:r>
           </w:p>
           <w:p>
@@ -3049,19 +2791,201 @@
                 <w:b w:val="0"/>
                 <w:sz w:val="16"/>
               </w:rPr>
-              <w:t>print(df["w"].tolist())</w:t>
+              <w:t xml:space="preserve">    out = df.copy()</w:t>
+            </w:r>
+          </w:p>
+          <w:p>
+            <w:pPr>
+              <w:spacing w:before="0" w:after="0" w:line="240" w:lineRule="auto"/>
+              <w:ind w:left="567" w:hanging="567"/>
+            </w:pPr>
+            <w:r>
+              <w:rPr>
+                <w:rFonts w:ascii="Consolas" w:hAnsi="Consolas" w:eastAsia="Consolas"/>
+                <w:b/>
+                <w:color w:val="5B6875"/>
+                <w:sz w:val="16"/>
+              </w:rPr>
+              <w:t xml:space="preserve"> [2]  </w:t>
+            </w:r>
+            <w:r>
+              <w:rPr>
+                <w:rFonts w:ascii="Consolas" w:hAnsi="Consolas" w:eastAsia="Consolas"/>
+                <w:b w:val="0"/>
+                <w:sz w:val="16"/>
+              </w:rPr>
+              <w:t xml:space="preserve">    out.loc[out["final_weight"] &gt; cap, "final_weight"] = cap</w:t>
+            </w:r>
+          </w:p>
+          <w:p>
+            <w:pPr>
+              <w:spacing w:before="0" w:after="0" w:line="240" w:lineRule="auto"/>
+              <w:ind w:left="567" w:hanging="567"/>
+            </w:pPr>
+            <w:r>
+              <w:rPr>
+                <w:rFonts w:ascii="Consolas" w:hAnsi="Consolas" w:eastAsia="Consolas"/>
+                <w:b w:val="0"/>
+                <w:color w:val="5B6875"/>
+                <w:sz w:val="16"/>
+              </w:rPr>
+              <w:t xml:space="preserve">   7  </w:t>
+            </w:r>
+            <w:r>
+              <w:rPr>
+                <w:rFonts w:ascii="Consolas" w:hAnsi="Consolas" w:eastAsia="Consolas"/>
+                <w:b w:val="0"/>
+                <w:sz w:val="16"/>
+              </w:rPr>
+              <w:t xml:space="preserve">    return out</w:t>
             </w:r>
           </w:p>
         </w:tc>
       </w:tr>
     </w:tbl>
-    <w:p/>
+    <w:p>
+      <w:pPr>
+        <w:pStyle w:val="ListNumber"/>
+      </w:pPr>
+      <w:r>
+        <w:rPr>
+          <w:b/>
+        </w:rPr>
+        <w:t xml:space="preserve">Line 4. </w:t>
+      </w:r>
+      <w:r>
+        <w:rPr>
+          <w:b w:val="0"/>
+          <w:i w:val="0"/>
+        </w:rPr>
+        <w:t>The docstring states the target version.</w:t>
+      </w:r>
+    </w:p>
+    <w:p>
+      <w:pPr>
+        <w:pStyle w:val="ListNumber"/>
+      </w:pPr>
+      <w:r>
+        <w:rPr>
+          <w:b/>
+        </w:rPr>
+        <w:t xml:space="preserve">Line 6. </w:t>
+      </w:r>
+      <w:r>
+        <w:rPr>
+          <w:b w:val="0"/>
+          <w:i w:val="0"/>
+        </w:rPr>
+        <w:t>One .loc call: row mask and column together. Works in every pandas version.</w:t>
+      </w:r>
+    </w:p>
+    <w:p>
+      <w:r>
+        <w:rPr>
+          <w:b w:val="0"/>
+          <w:i w:val="0"/>
+        </w:rPr>
+        <w:t>Assume suggested code targets some other version. Check deprecations for yours, turn warnings into test failures, and compare versions numerically.</w:t>
+      </w:r>
+    </w:p>
+    <w:p>
+      <w:pPr>
+        <w:pStyle w:val="Heading4"/>
+      </w:pPr>
+      <w:r>
+        <w:t>Recap card</w:t>
+      </w:r>
+    </w:p>
+    <w:p>
+      <w:pPr>
+        <w:pStyle w:val="ListBullet"/>
+      </w:pPr>
+      <w:r>
+        <w:rPr>
+          <w:b/>
+          <w:i w:val="0"/>
+        </w:rPr>
+        <w:t>Chained assignment in pandas 3</w:t>
+      </w:r>
+      <w:r>
+        <w:rPr>
+          <w:b w:val="0"/>
+          <w:i w:val="0"/>
+        </w:rPr>
+        <w:t xml:space="preserve"> df['a'][i] = x never updates df (Copy-on-Write). Use df.loc[i, 'a'] = x.</w:t>
+      </w:r>
+    </w:p>
+    <w:p>
+      <w:pPr>
+        <w:pStyle w:val="ListBullet"/>
+      </w:pPr>
+      <w:r>
+        <w:rPr>
+          <w:b/>
+          <w:i w:val="0"/>
+        </w:rPr>
+        <w:t>pandas 3 removals</w:t>
+      </w:r>
+      <w:r>
+        <w:rPr>
+          <w:b w:val="0"/>
+          <w:i w:val="0"/>
+        </w:rPr>
+        <w:t xml:space="preserve"> DataFrame.append (use pd.concat) and applymap (use DataFrame.map).</w:t>
+      </w:r>
+    </w:p>
+    <w:p>
+      <w:pPr>
+        <w:pStyle w:val="ListBullet"/>
+      </w:pPr>
+      <w:r>
+        <w:rPr>
+          <w:b/>
+          <w:i w:val="0"/>
+        </w:rPr>
+        <w:t>input_file_name() on DBR 17.3 LTS</w:t>
+      </w:r>
+      <w:r>
+        <w:rPr>
+          <w:b w:val="0"/>
+          <w:i w:val="0"/>
+        </w:rPr>
+        <w:t xml:space="preserve"> Not supported. Use _metadata.file_path.</w:t>
+      </w:r>
+    </w:p>
+    <w:p>
+      <w:pPr>
+        <w:pStyle w:val="ListBullet"/>
+      </w:pPr>
+      <w:r>
+        <w:rPr>
+          <w:b/>
+          <w:i w:val="0"/>
+        </w:rPr>
+        <w:t>Comparing version strings</w:t>
+      </w:r>
+      <w:r>
+        <w:rPr>
+          <w:b w:val="0"/>
+          <w:i w:val="0"/>
+        </w:rPr>
+        <w:t xml:space="preserve"> Never as text: '3.10' &lt; '3.9'. Compare integer tuples or use packaging.version.</w:t>
+      </w:r>
+    </w:p>
+    <w:p>
+      <w:pPr>
+        <w:pStyle w:val="Heading4"/>
+      </w:pPr>
+      <w:r>
+        <w:t>Practice</w:t>
+      </w:r>
+    </w:p>
     <w:p>
       <w:pPr>
         <w:pStyle w:val="Heading5"/>
       </w:pPr>
       <w:r>
-        <w:t>Exercise 3. Fill the gap (level 2)</w:t>
+        <w:t>Exercise 1. Multiple choice (level 1)</w:t>
       </w:r>
     </w:p>
     <w:p>
@@ -3070,7 +2994,120 @@
           <w:b w:val="0"/>
           <w:i w:val="0"/>
         </w:rPr>
-        <w:t>Update this code from pandas 1.x to pandas 3.0.</w:t>
+        <w:t xml:space="preserve">An assistant adds </w:t>
+      </w:r>
+      <w:r>
+        <w:rPr>
+          <w:rFonts w:ascii="Consolas" w:hAnsi="Consolas" w:eastAsia="Consolas"/>
+          <w:b w:val="0"/>
+          <w:sz w:val="19"/>
+        </w:rPr>
+        <w:t>F.input_file_name()</w:t>
+      </w:r>
+      <w:r>
+        <w:rPr>
+          <w:b w:val="0"/>
+          <w:i w:val="0"/>
+        </w:rPr>
+        <w:t xml:space="preserve"> to your bronze job on Databricks Runtime 17.3 LTS. What do you use instead?</w:t>
+      </w:r>
+    </w:p>
+    <w:p>
+      <w:pPr>
+        <w:pStyle w:val="ListBullet"/>
+      </w:pPr>
+      <w:r>
+        <w:rPr>
+          <w:b w:val="0"/>
+          <w:i w:val="0"/>
+        </w:rPr>
+        <w:t>a) The _metadata.file_path column</w:t>
+      </w:r>
+    </w:p>
+    <w:p>
+      <w:pPr>
+        <w:pStyle w:val="ListBullet"/>
+      </w:pPr>
+      <w:r>
+        <w:rPr>
+          <w:b w:val="0"/>
+          <w:i w:val="0"/>
+        </w:rPr>
+        <w:t>b) Keep input_file_name(), it is fine</w:t>
+      </w:r>
+    </w:p>
+    <w:p>
+      <w:pPr>
+        <w:pStyle w:val="ListBullet"/>
+      </w:pPr>
+      <w:r>
+        <w:rPr>
+          <w:b w:val="0"/>
+          <w:i w:val="0"/>
+        </w:rPr>
+        <w:t>c) os.path.basename on the DataFrame</w:t>
+      </w:r>
+    </w:p>
+    <w:p>
+      <w:pPr>
+        <w:pStyle w:val="ListBullet"/>
+      </w:pPr>
+      <w:r>
+        <w:rPr>
+          <w:b w:val="0"/>
+          <w:i w:val="0"/>
+        </w:rPr>
+        <w:t>d) A Python UDF reading the path</w:t>
+      </w:r>
+    </w:p>
+    <w:p>
+      <w:r>
+        <w:rPr>
+          <w:b/>
+          <w:i w:val="0"/>
+        </w:rPr>
+        <w:t>Why?</w:t>
+      </w:r>
+    </w:p>
+    <w:p>
+      <w:pPr>
+        <w:pStyle w:val="ListBullet"/>
+      </w:pPr>
+      <w:r>
+        <w:rPr>
+          <w:b w:val="0"/>
+          <w:i w:val="0"/>
+        </w:rPr>
+        <w:t>r1) Databricks release notes state input_file_name is no longer supported from 17.3 LTS. The file metadata column replaces it.</w:t>
+      </w:r>
+    </w:p>
+    <w:p>
+      <w:pPr>
+        <w:pStyle w:val="ListBullet"/>
+      </w:pPr>
+      <w:r>
+        <w:rPr>
+          <w:b w:val="0"/>
+          <w:i w:val="0"/>
+        </w:rPr>
+        <w:t>r2) input_file_name was renamed file_path.</w:t>
+      </w:r>
+    </w:p>
+    <w:p>
+      <w:pPr>
+        <w:pStyle w:val="Heading5"/>
+      </w:pPr>
+      <w:r>
+        <w:t>Exercise 2. Predict the output (level 2)</w:t>
+      </w:r>
+    </w:p>
+    <w:p>
+      <w:r>
+        <w:rPr>
+          <w:b w:val="0"/>
+          <w:i w:val="0"/>
+        </w:rPr>
+        <w:t>What does this print with pandas 3.0?</w:t>
       </w:r>
     </w:p>
     <w:tbl>
@@ -3108,7 +3145,7 @@
                 <w:b w:val="0"/>
                 <w:sz w:val="16"/>
               </w:rPr>
-              <w:t>combined = pd._____(1)([waves, new_wave], ignore_index=True)</w:t>
+              <w:t>import pandas as pd</w:t>
             </w:r>
           </w:p>
           <w:p>
@@ -3131,7 +3168,76 @@
                 <w:b w:val="0"/>
                 <w:sz w:val="16"/>
               </w:rPr>
-              <w:t>labels = combined._____(2)(str.strip)</w:t>
+              <w:t xml:space="preserve"> </w:t>
+            </w:r>
+          </w:p>
+          <w:p>
+            <w:pPr>
+              <w:spacing w:before="0" w:after="0" w:line="240" w:lineRule="auto"/>
+              <w:ind w:left="567" w:hanging="567"/>
+            </w:pPr>
+            <w:r>
+              <w:rPr>
+                <w:rFonts w:ascii="Consolas" w:hAnsi="Consolas" w:eastAsia="Consolas"/>
+                <w:b w:val="0"/>
+                <w:color w:val="5B6875"/>
+                <w:sz w:val="16"/>
+              </w:rPr>
+              <w:t xml:space="preserve">   3  </w:t>
+            </w:r>
+            <w:r>
+              <w:rPr>
+                <w:rFonts w:ascii="Consolas" w:hAnsi="Consolas" w:eastAsia="Consolas"/>
+                <w:b w:val="0"/>
+                <w:sz w:val="16"/>
+              </w:rPr>
+              <w:t>df = pd.DataFrame({"w": [1.0, 9.0]})</w:t>
+            </w:r>
+          </w:p>
+          <w:p>
+            <w:pPr>
+              <w:spacing w:before="0" w:after="0" w:line="240" w:lineRule="auto"/>
+              <w:ind w:left="567" w:hanging="567"/>
+            </w:pPr>
+            <w:r>
+              <w:rPr>
+                <w:rFonts w:ascii="Consolas" w:hAnsi="Consolas" w:eastAsia="Consolas"/>
+                <w:b w:val="0"/>
+                <w:color w:val="5B6875"/>
+                <w:sz w:val="16"/>
+              </w:rPr>
+              <w:t xml:space="preserve">   4  </w:t>
+            </w:r>
+            <w:r>
+              <w:rPr>
+                <w:rFonts w:ascii="Consolas" w:hAnsi="Consolas" w:eastAsia="Consolas"/>
+                <w:b w:val="0"/>
+                <w:sz w:val="16"/>
+              </w:rPr>
+              <w:t>df["w"][1] = 5.0</w:t>
+            </w:r>
+          </w:p>
+          <w:p>
+            <w:pPr>
+              <w:spacing w:before="0" w:after="0" w:line="240" w:lineRule="auto"/>
+              <w:ind w:left="567" w:hanging="567"/>
+            </w:pPr>
+            <w:r>
+              <w:rPr>
+                <w:rFonts w:ascii="Consolas" w:hAnsi="Consolas" w:eastAsia="Consolas"/>
+                <w:b w:val="0"/>
+                <w:color w:val="5B6875"/>
+                <w:sz w:val="16"/>
+              </w:rPr>
+              <w:t xml:space="preserve">   5  </w:t>
+            </w:r>
+            <w:r>
+              <w:rPr>
+                <w:rFonts w:ascii="Consolas" w:hAnsi="Consolas" w:eastAsia="Consolas"/>
+                <w:b w:val="0"/>
+                <w:sz w:val="16"/>
+              </w:rPr>
+              <w:t>print(df["w"].tolist())</w:t>
             </w:r>
           </w:p>
         </w:tc>
@@ -3143,7 +3249,7 @@
         <w:pStyle w:val="Heading5"/>
       </w:pPr>
       <w:r>
-        <w:t>Exercise 4. Write the function (level 3)</w:t>
+        <w:t>Exercise 3. Fill the gap (level 2)</w:t>
       </w:r>
     </w:p>
     <w:p>
@@ -3152,121 +3258,7 @@
           <w:b w:val="0"/>
           <w:i w:val="0"/>
         </w:rPr>
-        <w:t xml:space="preserve">Write </w:t>
-      </w:r>
-      <w:r>
-        <w:rPr>
-          <w:rFonts w:ascii="Consolas" w:hAnsi="Consolas" w:eastAsia="Consolas"/>
-          <w:b w:val="0"/>
-          <w:sz w:val="19"/>
-        </w:rPr>
-        <w:t>version_at_least(installed: str, required: str) -&gt; bool</w:t>
-      </w:r>
-      <w:r>
-        <w:rPr>
-          <w:b w:val="0"/>
-          <w:i w:val="0"/>
-        </w:rPr>
-        <w:t xml:space="preserve"> comparing dotted versions such as </w:t>
-      </w:r>
-      <w:r>
-        <w:rPr>
-          <w:rFonts w:ascii="Consolas" w:hAnsi="Consolas" w:eastAsia="Consolas"/>
-          <w:b w:val="0"/>
-          <w:sz w:val="19"/>
-        </w:rPr>
-        <w:t>"3.0.2"</w:t>
-      </w:r>
-      <w:r>
-        <w:rPr>
-          <w:b w:val="0"/>
-          <w:i w:val="0"/>
-        </w:rPr>
-        <w:t xml:space="preserve"> and </w:t>
-      </w:r>
-      <w:r>
-        <w:rPr>
-          <w:rFonts w:ascii="Consolas" w:hAnsi="Consolas" w:eastAsia="Consolas"/>
-          <w:b w:val="0"/>
-          <w:sz w:val="19"/>
-        </w:rPr>
-        <w:t>"3.10"</w:t>
-      </w:r>
-      <w:r>
-        <w:rPr>
-          <w:b w:val="0"/>
-          <w:i w:val="0"/>
-        </w:rPr>
-        <w:t xml:space="preserve"> numerically. Ignore anything after the numeric part of each segment (</w:t>
-      </w:r>
-      <w:r>
-        <w:rPr>
-          <w:rFonts w:ascii="Consolas" w:hAnsi="Consolas" w:eastAsia="Consolas"/>
-          <w:b w:val="0"/>
-          <w:sz w:val="19"/>
-        </w:rPr>
-        <w:t>"4.0.4rc1"</w:t>
-      </w:r>
-      <w:r>
-        <w:rPr>
-          <w:b w:val="0"/>
-          <w:i w:val="0"/>
-        </w:rPr>
-        <w:t xml:space="preserve"> counts as 4.0.4). Missing segments count as 0, so </w:t>
-      </w:r>
-      <w:r>
-        <w:rPr>
-          <w:rFonts w:ascii="Consolas" w:hAnsi="Consolas" w:eastAsia="Consolas"/>
-          <w:b w:val="0"/>
-          <w:sz w:val="19"/>
-        </w:rPr>
-        <w:t>"3.0"</w:t>
-      </w:r>
-      <w:r>
-        <w:rPr>
-          <w:b w:val="0"/>
-          <w:i w:val="0"/>
-        </w:rPr>
-        <w:t xml:space="preserve"> equals </w:t>
-      </w:r>
-      <w:r>
-        <w:rPr>
-          <w:rFonts w:ascii="Consolas" w:hAnsi="Consolas" w:eastAsia="Consolas"/>
-          <w:b w:val="0"/>
-          <w:sz w:val="19"/>
-        </w:rPr>
-        <w:t>"3.0.0"</w:t>
-      </w:r>
-      <w:r>
-        <w:rPr>
-          <w:b w:val="0"/>
-          <w:i w:val="0"/>
-        </w:rPr>
-        <w:t xml:space="preserve">. Raise </w:t>
-      </w:r>
-      <w:r>
-        <w:rPr>
-          <w:rFonts w:ascii="Consolas" w:hAnsi="Consolas" w:eastAsia="Consolas"/>
-          <w:b w:val="0"/>
-          <w:sz w:val="19"/>
-        </w:rPr>
-        <w:t>ValueError</w:t>
-      </w:r>
-      <w:r>
-        <w:rPr>
-          <w:b w:val="0"/>
-          <w:i w:val="0"/>
-        </w:rPr>
-        <w:t xml:space="preserve"> if a segment has no leading digits.</w:t>
-      </w:r>
-    </w:p>
-    <w:p>
-      <w:r>
-        <w:rPr>
-          <w:b w:val="0"/>
-          <w:i w:val="0"/>
-        </w:rPr>
-        <w:t>Starter code:</w:t>
+        <w:t>Update this code from pandas 1.x to pandas 3.0.</w:t>
       </w:r>
     </w:p>
     <w:tbl>
@@ -3304,7 +3296,7 @@
                 <w:b w:val="0"/>
                 <w:sz w:val="16"/>
               </w:rPr>
-              <w:t>def version_at_least(installed, required):</w:t>
+              <w:t>combined = pd._____(1)([waves, new_wave], ignore_index=True)</w:t>
             </w:r>
           </w:p>
           <w:p>
@@ -3327,7 +3319,7 @@
                 <w:b w:val="0"/>
                 <w:sz w:val="16"/>
               </w:rPr>
-              <w:t xml:space="preserve">    return installed &gt;= required</w:t>
+              <w:t>labels = combined._____(2)(str.strip)</w:t>
             </w:r>
           </w:p>
         </w:tc>
@@ -3339,7 +3331,7 @@
         <w:pStyle w:val="Heading5"/>
       </w:pPr>
       <w:r>
-        <w:t>Exercise 5. Spot the bug (level 3)</w:t>
+        <w:t>Exercise 4. Write the function (level 3)</w:t>
       </w:r>
     </w:p>
     <w:p>
@@ -3348,7 +3340,178 @@
           <w:b w:val="0"/>
           <w:i w:val="0"/>
         </w:rPr>
-        <w:t>This function caps weights, but under pandas 3 the weights come back unchanged. Tap the line, then fix it without changing the caller's DataFrame.</w:t>
+        <w:t xml:space="preserve">Write </w:t>
+      </w:r>
+      <w:r>
+        <w:rPr>
+          <w:rFonts w:ascii="Consolas" w:hAnsi="Consolas" w:eastAsia="Consolas"/>
+          <w:b w:val="0"/>
+          <w:sz w:val="19"/>
+        </w:rPr>
+        <w:t>version_at_least(installed: str, required: str) -&gt; bool</w:t>
+      </w:r>
+      <w:r>
+        <w:rPr>
+          <w:b w:val="0"/>
+          <w:i w:val="0"/>
+        </w:rPr>
+        <w:t xml:space="preserve"> comparing dotted versions such as </w:t>
+      </w:r>
+      <w:r>
+        <w:rPr>
+          <w:rFonts w:ascii="Consolas" w:hAnsi="Consolas" w:eastAsia="Consolas"/>
+          <w:b w:val="0"/>
+          <w:sz w:val="19"/>
+        </w:rPr>
+        <w:t>"3.0.2"</w:t>
+      </w:r>
+      <w:r>
+        <w:rPr>
+          <w:b w:val="0"/>
+          <w:i w:val="0"/>
+        </w:rPr>
+        <w:t xml:space="preserve"> and </w:t>
+      </w:r>
+      <w:r>
+        <w:rPr>
+          <w:rFonts w:ascii="Consolas" w:hAnsi="Consolas" w:eastAsia="Consolas"/>
+          <w:b w:val="0"/>
+          <w:sz w:val="19"/>
+        </w:rPr>
+        <w:t>"3.10"</w:t>
+      </w:r>
+      <w:r>
+        <w:rPr>
+          <w:b w:val="0"/>
+          <w:i w:val="0"/>
+        </w:rPr>
+        <w:t xml:space="preserve"> numerically. Ignore anything after the numeric part of each segment (</w:t>
+      </w:r>
+      <w:r>
+        <w:rPr>
+          <w:rFonts w:ascii="Consolas" w:hAnsi="Consolas" w:eastAsia="Consolas"/>
+          <w:b w:val="0"/>
+          <w:sz w:val="19"/>
+        </w:rPr>
+        <w:t>"4.0.4rc1"</w:t>
+      </w:r>
+      <w:r>
+        <w:rPr>
+          <w:b w:val="0"/>
+          <w:i w:val="0"/>
+        </w:rPr>
+        <w:t xml:space="preserve"> counts as 4.0.4). Missing segments count as 0, so </w:t>
+      </w:r>
+      <w:r>
+        <w:rPr>
+          <w:rFonts w:ascii="Consolas" w:hAnsi="Consolas" w:eastAsia="Consolas"/>
+          <w:b w:val="0"/>
+          <w:sz w:val="19"/>
+        </w:rPr>
+        <w:t>"3.0"</w:t>
+      </w:r>
+      <w:r>
+        <w:rPr>
+          <w:b w:val="0"/>
+          <w:i w:val="0"/>
+        </w:rPr>
+        <w:t xml:space="preserve"> equals </w:t>
+      </w:r>
+      <w:r>
+        <w:rPr>
+          <w:rFonts w:ascii="Consolas" w:hAnsi="Consolas" w:eastAsia="Consolas"/>
+          <w:b w:val="0"/>
+          <w:sz w:val="19"/>
+        </w:rPr>
+        <w:t>"3.0.0"</w:t>
+      </w:r>
+      <w:r>
+        <w:rPr>
+          <w:b w:val="0"/>
+          <w:i w:val="0"/>
+        </w:rPr>
+        <w:t xml:space="preserve">. Raise </w:t>
+      </w:r>
+      <w:r>
+        <w:rPr>
+          <w:rFonts w:ascii="Consolas" w:hAnsi="Consolas" w:eastAsia="Consolas"/>
+          <w:b w:val="0"/>
+          <w:sz w:val="19"/>
+        </w:rPr>
+        <w:t>ValueError</w:t>
+      </w:r>
+      <w:r>
+        <w:rPr>
+          <w:b w:val="0"/>
+          <w:i w:val="0"/>
+        </w:rPr>
+        <w:t xml:space="preserve"> if a segment has no leading digits.</w:t>
+      </w:r>
+    </w:p>
+    <w:p>
+      <w:r>
+        <w:rPr>
+          <w:b w:val="0"/>
+          <w:i w:val="0"/>
+        </w:rPr>
+        <w:t>Your code must pass these checks:</w:t>
+      </w:r>
+    </w:p>
+    <w:p>
+      <w:pPr>
+        <w:pStyle w:val="ListBullet"/>
+      </w:pPr>
+      <w:r>
+        <w:rPr>
+          <w:b w:val="0"/>
+          <w:i w:val="0"/>
+        </w:rPr>
+        <w:t>3.10 is newer than 3.9. Compare numbers, not strings.</w:t>
+      </w:r>
+    </w:p>
+    <w:p>
+      <w:pPr>
+        <w:pStyle w:val="ListBullet"/>
+      </w:pPr>
+      <w:r>
+        <w:rPr>
+          <w:b w:val="0"/>
+          <w:i w:val="0"/>
+        </w:rPr>
+        <w:t>Pad missing segments with 0.</w:t>
+      </w:r>
+    </w:p>
+    <w:p>
+      <w:pPr>
+        <w:pStyle w:val="ListBullet"/>
+      </w:pPr>
+      <w:r>
+        <w:rPr>
+          <w:b w:val="0"/>
+          <w:i w:val="0"/>
+        </w:rPr>
+        <w:t>Ignore suffixes after the digits in each segment.</w:t>
+      </w:r>
+    </w:p>
+    <w:p>
+      <w:pPr>
+        <w:pStyle w:val="ListBullet"/>
+      </w:pPr>
+      <w:r>
+        <w:rPr>
+          <w:b w:val="0"/>
+          <w:i w:val="0"/>
+        </w:rPr>
+        <w:t>A segment without digits is invalid.</w:t>
+      </w:r>
+    </w:p>
+    <w:p>
+      <w:r>
+        <w:rPr>
+          <w:b w:val="0"/>
+          <w:i w:val="0"/>
+        </w:rPr>
+        <w:t>Shape of the answer. The reference solution defines these names. Write the bodies yourself.</w:t>
       </w:r>
     </w:p>
     <w:tbl>
@@ -3386,7 +3549,7 @@
                 <w:b w:val="0"/>
                 <w:sz w:val="16"/>
               </w:rPr>
-              <w:t>import pandas as pd</w:t>
+              <w:t># Module constant.</w:t>
             </w:r>
           </w:p>
           <w:p>
@@ -3409,7 +3572,7 @@
                 <w:b w:val="0"/>
                 <w:sz w:val="16"/>
               </w:rPr>
-              <w:t xml:space="preserve"> </w:t>
+              <w:t>SEGMENT = ...</w:t>
             </w:r>
           </w:p>
           <w:p>
@@ -3432,7 +3595,7 @@
                 <w:b w:val="0"/>
                 <w:sz w:val="16"/>
               </w:rPr>
-              <w:t>def cap_weights(df: pd.DataFrame, cap: float) -&gt; pd.DataFrame:</w:t>
+              <w:t xml:space="preserve"> </w:t>
             </w:r>
           </w:p>
           <w:p>
@@ -3455,7 +3618,7 @@
                 <w:b w:val="0"/>
                 <w:sz w:val="16"/>
               </w:rPr>
-              <w:t xml:space="preserve">    """Return a copy with final_weight capped at cap."""</w:t>
+              <w:t># Numeric segments of a dotted version string.</w:t>
             </w:r>
           </w:p>
           <w:p>
@@ -3478,7 +3641,7 @@
                 <w:b w:val="0"/>
                 <w:sz w:val="16"/>
               </w:rPr>
-              <w:t xml:space="preserve">    out = df.copy()</w:t>
+              <w:t>def _parse(version: str) -&gt; tuple[int, ...]: ...</w:t>
             </w:r>
           </w:p>
           <w:p>
@@ -3501,7 +3664,7 @@
                 <w:b w:val="0"/>
                 <w:sz w:val="16"/>
               </w:rPr>
-              <w:t xml:space="preserve">    out["final_weight"][out["final_weight"] &gt; cap] = cap</w:t>
+              <w:t xml:space="preserve"> </w:t>
             </w:r>
           </w:p>
           <w:p>
@@ -3524,7 +3687,30 @@
                 <w:b w:val="0"/>
                 <w:sz w:val="16"/>
               </w:rPr>
-              <w:t xml:space="preserve">    return out</w:t>
+              <w:t># True if installed is the same as or newer than required.</w:t>
+            </w:r>
+          </w:p>
+          <w:p>
+            <w:pPr>
+              <w:spacing w:before="0" w:after="0" w:line="240" w:lineRule="auto"/>
+              <w:ind w:left="567" w:hanging="567"/>
+            </w:pPr>
+            <w:r>
+              <w:rPr>
+                <w:rFonts w:ascii="Consolas" w:hAnsi="Consolas" w:eastAsia="Consolas"/>
+                <w:b w:val="0"/>
+                <w:color w:val="5B6875"/>
+                <w:sz w:val="16"/>
+              </w:rPr>
+              <w:t xml:space="preserve">   8  </w:t>
+            </w:r>
+            <w:r>
+              <w:rPr>
+                <w:rFonts w:ascii="Consolas" w:hAnsi="Consolas" w:eastAsia="Consolas"/>
+                <w:b w:val="0"/>
+                <w:sz w:val="16"/>
+              </w:rPr>
+              <w:t>def version_at_least(installed: str, required: str) -&gt; bool: ...</w:t>
             </w:r>
           </w:p>
         </w:tc>
@@ -3535,125 +3721,9 @@
       <w:r>
         <w:rPr>
           <w:b w:val="0"/>
-          <w:i/>
-        </w:rPr>
-        <w:t>Write down the line number of the bug. Then write the fix.</w:t>
-      </w:r>
-    </w:p>
-    <w:p>
-      <w:pPr>
-        <w:pStyle w:val="Heading4"/>
-      </w:pPr>
-      <w:r>
-        <w:t>Sources</w:t>
-      </w:r>
-    </w:p>
-    <w:p>
-      <w:pPr>
-        <w:pStyle w:val="ListBullet"/>
-      </w:pPr>
-      <w:r>
-        <w:rPr>
-          <w:b w:val="0"/>
-          <w:i w:val="0"/>
-        </w:rPr>
-        <w:t>pandas 3.0.2: no DataFrame.append or applymap; DataFrame.map exists; default string dtype 'str'; chained assignment emits ChainedAssignmentError and leaves the frame unchanged. Python 3.13: distutils missing; utcnow deprecated. (verified: Local run on pandas 3.0.2 with CPython 3.13.12, September 2026.)</w:t>
-      </w:r>
-    </w:p>
-    <w:p>
-      <w:pPr>
-        <w:pStyle w:val="ListBullet"/>
-      </w:pPr>
-      <w:r>
-        <w:rPr>
-          <w:b w:val="0"/>
-          <w:i w:val="0"/>
-        </w:rPr>
-        <w:t>input_file_name is no longer supported from Databricks Runtime 17.3 LTS. (verified: https://docs.databricks.com/aws/en/release-notes/runtime/17.3lts (checked 2026-09-25))</w:t>
-      </w:r>
-    </w:p>
-    <w:p>
-      <w:pPr>
-        <w:pStyle w:val="ListBullet"/>
-      </w:pPr>
-      <w:r>
-        <w:rPr>
-          <w:b w:val="0"/>
-          <w:i w:val="0"/>
-        </w:rPr>
-        <w:t>mssparkutils is renamed NotebookUtils and will be retired. (verified: https://learn.microsoft.com/en-us/fabric/data-engineering/notebook-utilities (see lesson C5-L1))</w:t>
-      </w:r>
-    </w:p>
-    <w:p>
-      <w:pPr>
-        <w:pStyle w:val="Heading3"/>
-      </w:pPr>
-      <w:r>
-        <w:t>D5-L3 Five review checks for AI-written code</w:t>
-      </w:r>
-    </w:p>
-    <w:p>
-      <w:pPr>
-        <w:pStyle w:val="Heading4"/>
-      </w:pPr>
-      <w:r>
-        <w:t>Concept</w:t>
-      </w:r>
-    </w:p>
-    <w:p>
-      <w:r>
-        <w:rPr>
-          <w:b w:val="0"/>
-          <w:i w:val="0"/>
-        </w:rPr>
-        <w:t>Code from an assistant usually runs. The problems hide in what it leaves out. Review it with five checks.</w:t>
-      </w:r>
-    </w:p>
-    <w:p>
-      <w:r>
-        <w:rPr>
-          <w:b/>
-          <w:i w:val="0"/>
-        </w:rPr>
-        <w:t>1. Missing edge cases.</w:t>
-      </w:r>
-      <w:r>
-        <w:rPr>
-          <w:b w:val="0"/>
-          <w:i w:val="0"/>
-        </w:rPr>
-        <w:t xml:space="preserve"> Assistants write the happy path. Ask what happens with an empty DataFrame, a zero total, a null, a duplicate key, a single row. Your reference </w:t>
-      </w:r>
-      <w:r>
-        <w:rPr>
-          <w:rFonts w:ascii="Consolas" w:hAnsi="Consolas" w:eastAsia="Consolas"/>
-          <w:b w:val="0"/>
-          <w:sz w:val="19"/>
-        </w:rPr>
-        <w:t>check_weight_distribution</w:t>
-      </w:r>
-      <w:r>
-        <w:rPr>
-          <w:b w:val="0"/>
-          <w:i w:val="0"/>
-        </w:rPr>
-        <w:t xml:space="preserve"> fails on an empty wave for exactly this reason (lesson D4-L3).</w:t>
-      </w:r>
-    </w:p>
-    <w:p>
-      <w:r>
-        <w:rPr>
-          <w:b/>
-          <w:i w:val="0"/>
-        </w:rPr>
-        <w:t>2. Self-confirming tests.</w:t>
-      </w:r>
-      <w:r>
-        <w:rPr>
-          <w:b w:val="0"/>
-          <w:i w:val="0"/>
-        </w:rPr>
-        <w:t xml:space="preserve"> A test that computes its expected value with the same formula as the code proves nothing:</w:t>
+          <w:i w:val="0"/>
+        </w:rPr>
+        <w:t>Starter code:</w:t>
       </w:r>
     </w:p>
     <w:tbl>
@@ -3691,7 +3761,7 @@
                 <w:b w:val="0"/>
                 <w:sz w:val="16"/>
               </w:rPr>
-              <w:t>def test_share():</w:t>
+              <w:t>def version_at_least(installed, required):</w:t>
             </w:r>
           </w:p>
           <w:p>
@@ -3714,7 +3784,7 @@
                 <w:b w:val="0"/>
                 <w:sz w:val="16"/>
               </w:rPr>
-              <w:t xml:space="preserve">    assert share(3, 4) == 3 / 4   # repeats the code</w:t>
+              <w:t xml:space="preserve">    return installed &gt;= required</w:t>
             </w:r>
           </w:p>
         </w:tc>
@@ -3722,213 +3792,20 @@
     </w:tbl>
     <w:p/>
     <w:p>
-      <w:r>
-        <w:rPr>
-          <w:b w:val="0"/>
-          <w:i w:val="0"/>
-        </w:rPr>
-        <w:t xml:space="preserve">If the formula is wrong, the test is wrong the same way. Write expected values by hand, from small data you understand: </w:t>
-      </w:r>
-      <w:r>
-        <w:rPr>
-          <w:rFonts w:ascii="Consolas" w:hAnsi="Consolas" w:eastAsia="Consolas"/>
-          <w:b w:val="0"/>
-          <w:sz w:val="19"/>
-        </w:rPr>
-        <w:t>assert share(3, 4) == 0.75</w:t>
-      </w:r>
-      <w:r>
-        <w:rPr>
-          <w:b w:val="0"/>
-          <w:i w:val="0"/>
-        </w:rPr>
-        <w:t xml:space="preserve">, </w:t>
-      </w:r>
-      <w:r>
-        <w:rPr>
-          <w:rFonts w:ascii="Consolas" w:hAnsi="Consolas" w:eastAsia="Consolas"/>
-          <w:b w:val="0"/>
-          <w:sz w:val="19"/>
-        </w:rPr>
-        <w:t>assert share(0, 0) is None</w:t>
-      </w:r>
-      <w:r>
-        <w:rPr>
-          <w:b w:val="0"/>
-          <w:i w:val="0"/>
-        </w:rPr>
-        <w:t>.</w:t>
+      <w:pPr>
+        <w:pStyle w:val="Heading5"/>
+      </w:pPr>
+      <w:r>
+        <w:t>Exercise 5. Spot the bug (level 3)</w:t>
       </w:r>
     </w:p>
     <w:p>
       <w:r>
         <w:rPr>
-          <w:b/>
-          <w:i w:val="0"/>
-        </w:rPr>
-        <w:t>3. Secrets in code.</w:t>
-      </w:r>
-      <w:r>
-        <w:rPr>
-          <w:b w:val="0"/>
-          <w:i w:val="0"/>
-        </w:rPr>
-        <w:t xml:space="preserve"> Assistants fill in placeholders that look like real tokens, or keep the one you pasted into the prompt. A token in a notebook ends up in Git history. Read secrets at run time: </w:t>
-      </w:r>
-      <w:r>
-        <w:rPr>
-          <w:rFonts w:ascii="Consolas" w:hAnsi="Consolas" w:eastAsia="Consolas"/>
-          <w:b w:val="0"/>
-          <w:sz w:val="19"/>
-        </w:rPr>
-        <w:t>dbutils.secrets.get(scope, key)</w:t>
-      </w:r>
-      <w:r>
-        <w:rPr>
-          <w:b w:val="0"/>
-          <w:i w:val="0"/>
-        </w:rPr>
-        <w:t xml:space="preserve"> on Databricks, </w:t>
-      </w:r>
-      <w:r>
-        <w:rPr>
-          <w:rFonts w:ascii="Consolas" w:hAnsi="Consolas" w:eastAsia="Consolas"/>
-          <w:b w:val="0"/>
-          <w:sz w:val="19"/>
-        </w:rPr>
-        <w:t>notebookutils.credentials.getSecret(vault_url, name)</w:t>
-      </w:r>
-      <w:r>
-        <w:rPr>
-          <w:b w:val="0"/>
-          <w:i w:val="0"/>
-        </w:rPr>
-        <w:t xml:space="preserve"> in Fabric, or an environment variable on your laptop.</w:t>
-      </w:r>
-    </w:p>
-    <w:p>
-      <w:r>
-        <w:rPr>
-          <w:b/>
-          <w:i w:val="0"/>
-        </w:rPr>
-        <w:t>4. Over-engineering.</w:t>
-      </w:r>
-      <w:r>
-        <w:rPr>
-          <w:b w:val="0"/>
-          <w:i w:val="0"/>
-        </w:rPr>
-        <w:t xml:space="preserve"> A 12-line task arrives as an abstract base class, a factory and a config object. Every extra layer is code to test and review. Ask for the simplest version that meets the requirement, then add structure when a second use case appears.</w:t>
-      </w:r>
-    </w:p>
-    <w:p>
-      <w:r>
-        <w:rPr>
-          <w:b/>
-          <w:i w:val="0"/>
-        </w:rPr>
-        <w:t>5. The wrong filter context in DAX.</w:t>
-      </w:r>
-      <w:r>
-        <w:rPr>
-          <w:b w:val="0"/>
-          <w:i w:val="0"/>
-        </w:rPr>
-        <w:t xml:space="preserve"> </w:t>
-      </w:r>
-      <w:r>
-        <w:rPr>
-          <w:rFonts w:ascii="Consolas" w:hAnsi="Consolas" w:eastAsia="Consolas"/>
-          <w:b w:val="0"/>
-          <w:sz w:val="19"/>
-        </w:rPr>
-        <w:t>CALCULATE(SUM(fact_reach[weighted_reach]), ALL(fact_reach))</w:t>
-      </w:r>
-      <w:r>
-        <w:rPr>
-          <w:b w:val="0"/>
-          <w:i w:val="0"/>
-        </w:rPr>
-        <w:t xml:space="preserve"> removes </w:t>
-      </w:r>
-      <w:r>
-        <w:rPr>
-          <w:b/>
-          <w:i w:val="0"/>
-        </w:rPr>
-        <w:t>every</w:t>
-      </w:r>
-      <w:r>
-        <w:rPr>
-          <w:b w:val="0"/>
-          <w:i w:val="0"/>
-        </w:rPr>
-        <w:t xml:space="preserve"> filter on the fact table, including wave and region slicers. A "share of total" measure then divides by the all-time, all-region total. Remove only the filter the measure means to ignore: </w:t>
-      </w:r>
-      <w:r>
-        <w:rPr>
-          <w:rFonts w:ascii="Consolas" w:hAnsi="Consolas" w:eastAsia="Consolas"/>
-          <w:b w:val="0"/>
-          <w:sz w:val="19"/>
-        </w:rPr>
-        <w:t>ALL(dim_brand)</w:t>
-      </w:r>
-      <w:r>
-        <w:rPr>
-          <w:b w:val="0"/>
-          <w:i w:val="0"/>
-        </w:rPr>
-        <w:t xml:space="preserve"> for a share across brands.</w:t>
-      </w:r>
-    </w:p>
-    <w:p>
-      <w:r>
-        <w:rPr>
-          <w:b w:val="0"/>
-          <w:i w:val="0"/>
-        </w:rPr>
-        <w:t>Each check takes a minute. Each catches a class of bug that runs without error.</w:t>
-      </w:r>
-    </w:p>
-    <w:p>
-      <w:pPr>
-        <w:pStyle w:val="Heading4"/>
-      </w:pPr>
-      <w:r>
-        <w:t>Why it matters</w:t>
-      </w:r>
-    </w:p>
-    <w:p>
-      <w:r>
-        <w:rPr>
-          <w:b w:val="0"/>
-          <w:i w:val="0"/>
-        </w:rPr>
-        <w:t xml:space="preserve">An assistant wrote a reach function and its tests in one reply. All 12 tests passed. Each test computed its expected value with the same expression as the function, including the same missing </w:t>
-      </w:r>
-      <w:r>
-        <w:rPr>
-          <w:rFonts w:ascii="Consolas" w:hAnsi="Consolas" w:eastAsia="Consolas"/>
-          <w:b w:val="0"/>
-          <w:sz w:val="19"/>
-        </w:rPr>
-        <w:t>is None</w:t>
-      </w:r>
-      <w:r>
-        <w:rPr>
-          <w:b w:val="0"/>
-          <w:i w:val="0"/>
-        </w:rPr>
-        <w:t xml:space="preserve"> check. A reviewer replaced three expected values with hand-worked numbers, and two tests failed at once: the function returned 0.0 where it should have returned None.</w:t>
-      </w:r>
-    </w:p>
-    <w:p>
-      <w:pPr>
-        <w:pStyle w:val="Heading4"/>
-      </w:pPr>
-      <w:r>
-        <w:t>Worked example: weak code</w:t>
+          <w:b w:val="0"/>
+          <w:i w:val="0"/>
+        </w:rPr>
+        <w:t>This function caps weights, but under pandas 3 the weights come back unchanged. Tap the line, then fix it without changing the caller's DataFrame.</w:t>
       </w:r>
     </w:p>
     <w:tbl>
@@ -3954,19 +3831,19 @@
             <w:r>
               <w:rPr>
                 <w:rFonts w:ascii="Consolas" w:hAnsi="Consolas" w:eastAsia="Consolas"/>
-                <w:b/>
+                <w:b w:val="0"/>
                 <w:color w:val="5B6875"/>
                 <w:sz w:val="16"/>
               </w:rPr>
-              <w:t xml:space="preserve"> [1]  </w:t>
-            </w:r>
-            <w:r>
-              <w:rPr>
-                <w:rFonts w:ascii="Consolas" w:hAnsi="Consolas" w:eastAsia="Consolas"/>
-                <w:b w:val="0"/>
-                <w:sz w:val="16"/>
-              </w:rPr>
-              <w:t>API_TOKEN = "paste-your-token-here-EXAMPLE"</w:t>
+              <w:t xml:space="preserve">   1  </w:t>
+            </w:r>
+            <w:r>
+              <w:rPr>
+                <w:rFonts w:ascii="Consolas" w:hAnsi="Consolas" w:eastAsia="Consolas"/>
+                <w:b w:val="0"/>
+                <w:sz w:val="16"/>
+              </w:rPr>
+              <w:t>import pandas as pd</w:t>
             </w:r>
           </w:p>
           <w:p>
@@ -4012,7 +3889,7 @@
                 <w:b w:val="0"/>
                 <w:sz w:val="16"/>
               </w:rPr>
-              <w:t>def share(part: float, total: float) -&gt; float:</w:t>
+              <w:t>def cap_weights(df: pd.DataFrame, cap: float) -&gt; pd.DataFrame:</w:t>
             </w:r>
           </w:p>
           <w:p>
@@ -4023,19 +3900,19 @@
             <w:r>
               <w:rPr>
                 <w:rFonts w:ascii="Consolas" w:hAnsi="Consolas" w:eastAsia="Consolas"/>
-                <w:b/>
+                <w:b w:val="0"/>
                 <w:color w:val="5B6875"/>
                 <w:sz w:val="16"/>
               </w:rPr>
-              <w:t xml:space="preserve"> [2]  </w:t>
-            </w:r>
-            <w:r>
-              <w:rPr>
-                <w:rFonts w:ascii="Consolas" w:hAnsi="Consolas" w:eastAsia="Consolas"/>
-                <w:b w:val="0"/>
-                <w:sz w:val="16"/>
-              </w:rPr>
-              <w:t xml:space="preserve">    return part / total</w:t>
+              <w:t xml:space="preserve">   4  </w:t>
+            </w:r>
+            <w:r>
+              <w:rPr>
+                <w:rFonts w:ascii="Consolas" w:hAnsi="Consolas" w:eastAsia="Consolas"/>
+                <w:b w:val="0"/>
+                <w:sz w:val="16"/>
+              </w:rPr>
+              <w:t xml:space="preserve">    """Return a copy with final_weight capped at cap."""</w:t>
             </w:r>
           </w:p>
           <w:p>
@@ -4058,7 +3935,7 @@
                 <w:b w:val="0"/>
                 <w:sz w:val="16"/>
               </w:rPr>
-              <w:t xml:space="preserve"> </w:t>
+              <w:t xml:space="preserve">    out = df.copy()</w:t>
             </w:r>
           </w:p>
           <w:p>
@@ -4081,7 +3958,7 @@
                 <w:b w:val="0"/>
                 <w:sz w:val="16"/>
               </w:rPr>
-              <w:t>def test_share():</w:t>
+              <w:t xml:space="preserve">    out["final_weight"][out["final_weight"] &gt; cap] = cap</w:t>
             </w:r>
           </w:p>
           <w:p>
@@ -4092,76 +3969,32 @@
             <w:r>
               <w:rPr>
                 <w:rFonts w:ascii="Consolas" w:hAnsi="Consolas" w:eastAsia="Consolas"/>
-                <w:b/>
+                <w:b w:val="0"/>
                 <w:color w:val="5B6875"/>
                 <w:sz w:val="16"/>
               </w:rPr>
-              <w:t xml:space="preserve"> [3]  </w:t>
-            </w:r>
-            <w:r>
-              <w:rPr>
-                <w:rFonts w:ascii="Consolas" w:hAnsi="Consolas" w:eastAsia="Consolas"/>
-                <w:b w:val="0"/>
-                <w:sz w:val="16"/>
-              </w:rPr>
-              <w:t xml:space="preserve">    assert share(3, 4) == 3 / 4</w:t>
+              <w:t xml:space="preserve">   7  </w:t>
+            </w:r>
+            <w:r>
+              <w:rPr>
+                <w:rFonts w:ascii="Consolas" w:hAnsi="Consolas" w:eastAsia="Consolas"/>
+                <w:b w:val="0"/>
+                <w:sz w:val="16"/>
+              </w:rPr>
+              <w:t xml:space="preserve">    return out</w:t>
             </w:r>
           </w:p>
         </w:tc>
       </w:tr>
     </w:tbl>
+    <w:p/>
     <w:p>
-      <w:pPr>
-        <w:pStyle w:val="ListNumber"/>
-      </w:pPr>
-      <w:r>
-        <w:rPr>
-          <w:b/>
-        </w:rPr>
-        <w:t xml:space="preserve">Line 1. </w:t>
-      </w:r>
-      <w:r>
-        <w:rPr>
-          <w:b w:val="0"/>
-          <w:i w:val="0"/>
-        </w:rPr>
-        <w:t>A secret in code. The real token replaces the placeholder and lands in Git.</w:t>
-      </w:r>
-    </w:p>
-    <w:p>
-      <w:pPr>
-        <w:pStyle w:val="ListNumber"/>
-      </w:pPr>
-      <w:r>
-        <w:rPr>
-          <w:b/>
-        </w:rPr>
-        <w:t xml:space="preserve">Line 4. </w:t>
-      </w:r>
-      <w:r>
-        <w:rPr>
-          <w:b w:val="0"/>
-          <w:i w:val="0"/>
-        </w:rPr>
-        <w:t>No guard for a zero total.</w:t>
-      </w:r>
-    </w:p>
-    <w:p>
-      <w:pPr>
-        <w:pStyle w:val="ListNumber"/>
-      </w:pPr>
-      <w:r>
-        <w:rPr>
-          <w:b/>
-        </w:rPr>
-        <w:t xml:space="preserve">Line 7. </w:t>
-      </w:r>
-      <w:r>
-        <w:rPr>
-          <w:b w:val="0"/>
-          <w:i w:val="0"/>
-        </w:rPr>
-        <w:t>The expected value repeats the code. It cannot catch a wrong formula.</w:t>
+      <w:r>
+        <w:rPr>
+          <w:b w:val="0"/>
+          <w:i/>
+        </w:rPr>
+        <w:t>Write down the line number of the bug. Then write the fix.</w:t>
       </w:r>
     </w:p>
     <w:p>
@@ -4169,7 +4002,115 @@
         <w:pStyle w:val="Heading4"/>
       </w:pPr>
       <w:r>
-        <w:t>Worked example: strong code</w:t>
+        <w:t>Sources</w:t>
+      </w:r>
+    </w:p>
+    <w:p>
+      <w:pPr>
+        <w:pStyle w:val="ListBullet"/>
+      </w:pPr>
+      <w:r>
+        <w:rPr>
+          <w:b w:val="0"/>
+          <w:i w:val="0"/>
+        </w:rPr>
+        <w:t>pandas 3.0.2: no DataFrame.append or applymap; DataFrame.map exists; default string dtype 'str'; chained assignment emits ChainedAssignmentError and leaves the frame unchanged. Python 3.13: distutils missing; utcnow deprecated. (verified: Local run on pandas 3.0.2 with CPython 3.13.12, September 2026.)</w:t>
+      </w:r>
+    </w:p>
+    <w:p>
+      <w:pPr>
+        <w:pStyle w:val="ListBullet"/>
+      </w:pPr>
+      <w:r>
+        <w:rPr>
+          <w:b w:val="0"/>
+          <w:i w:val="0"/>
+        </w:rPr>
+        <w:t>input_file_name is no longer supported from Databricks Runtime 17.3 LTS. (verified: https://docs.databricks.com/aws/en/release-notes/runtime/17.3lts (checked 2026-09-25))</w:t>
+      </w:r>
+    </w:p>
+    <w:p>
+      <w:pPr>
+        <w:pStyle w:val="ListBullet"/>
+      </w:pPr>
+      <w:r>
+        <w:rPr>
+          <w:b w:val="0"/>
+          <w:i w:val="0"/>
+        </w:rPr>
+        <w:t>mssparkutils is renamed NotebookUtils and will be retired. (verified: https://learn.microsoft.com/en-us/fabric/data-engineering/notebook-utilities (see lesson C5-L1))</w:t>
+      </w:r>
+    </w:p>
+    <w:p>
+      <w:pPr>
+        <w:pStyle w:val="Heading3"/>
+      </w:pPr>
+      <w:r>
+        <w:t>D5-L3 Five review checks for AI-written code</w:t>
+      </w:r>
+    </w:p>
+    <w:p>
+      <w:pPr>
+        <w:pStyle w:val="Heading4"/>
+      </w:pPr>
+      <w:r>
+        <w:t>Concept</w:t>
+      </w:r>
+    </w:p>
+    <w:p>
+      <w:r>
+        <w:rPr>
+          <w:b w:val="0"/>
+          <w:i w:val="0"/>
+        </w:rPr>
+        <w:t>Code from an assistant usually runs. The problems hide in what it leaves out. Review it with five checks.</w:t>
+      </w:r>
+    </w:p>
+    <w:p>
+      <w:r>
+        <w:rPr>
+          <w:b/>
+          <w:i w:val="0"/>
+        </w:rPr>
+        <w:t>1. Missing edge cases.</w:t>
+      </w:r>
+      <w:r>
+        <w:rPr>
+          <w:b w:val="0"/>
+          <w:i w:val="0"/>
+        </w:rPr>
+        <w:t xml:space="preserve"> Assistants write the happy path. Ask what happens with an empty DataFrame, a zero total, a null, a duplicate key, a single row. Your reference </w:t>
+      </w:r>
+      <w:r>
+        <w:rPr>
+          <w:rFonts w:ascii="Consolas" w:hAnsi="Consolas" w:eastAsia="Consolas"/>
+          <w:b w:val="0"/>
+          <w:sz w:val="19"/>
+        </w:rPr>
+        <w:t>check_weight_distribution</w:t>
+      </w:r>
+      <w:r>
+        <w:rPr>
+          <w:b w:val="0"/>
+          <w:i w:val="0"/>
+        </w:rPr>
+        <w:t xml:space="preserve"> fails on an empty wave for exactly this reason (lesson D4-L3).</w:t>
+      </w:r>
+    </w:p>
+    <w:p>
+      <w:r>
+        <w:rPr>
+          <w:b/>
+          <w:i w:val="0"/>
+        </w:rPr>
+        <w:t>2. Self-confirming tests.</w:t>
+      </w:r>
+      <w:r>
+        <w:rPr>
+          <w:b w:val="0"/>
+          <w:i w:val="0"/>
+        </w:rPr>
+        <w:t xml:space="preserve"> A test that computes its expected value with the same formula as the code proves nothing:</w:t>
       </w:r>
     </w:p>
     <w:tbl>
@@ -4207,7 +4148,7 @@
                 <w:b w:val="0"/>
                 <w:sz w:val="16"/>
               </w:rPr>
-              <w:t>import os</w:t>
+              <w:t>def test_share():</w:t>
             </w:r>
           </w:p>
           <w:p>
@@ -4230,326 +4171,181 @@
                 <w:b w:val="0"/>
                 <w:sz w:val="16"/>
               </w:rPr>
-              <w:t xml:space="preserve"> </w:t>
-            </w:r>
-          </w:p>
-          <w:p>
-            <w:pPr>
-              <w:spacing w:before="0" w:after="0" w:line="240" w:lineRule="auto"/>
-              <w:ind w:left="567" w:hanging="567"/>
-            </w:pPr>
-            <w:r>
-              <w:rPr>
-                <w:rFonts w:ascii="Consolas" w:hAnsi="Consolas" w:eastAsia="Consolas"/>
-                <w:b w:val="0"/>
-                <w:color w:val="5B6875"/>
-                <w:sz w:val="16"/>
-              </w:rPr>
-              <w:t xml:space="preserve">   3  </w:t>
-            </w:r>
-            <w:r>
-              <w:rPr>
-                <w:rFonts w:ascii="Consolas" w:hAnsi="Consolas" w:eastAsia="Consolas"/>
-                <w:b w:val="0"/>
-                <w:sz w:val="16"/>
-              </w:rPr>
-              <w:t>def share(part: float, total: float) -&gt; float | None:</w:t>
-            </w:r>
-          </w:p>
-          <w:p>
-            <w:pPr>
-              <w:spacing w:before="0" w:after="0" w:line="240" w:lineRule="auto"/>
-              <w:ind w:left="567" w:hanging="567"/>
-            </w:pPr>
-            <w:r>
-              <w:rPr>
-                <w:rFonts w:ascii="Consolas" w:hAnsi="Consolas" w:eastAsia="Consolas"/>
-                <w:b w:val="0"/>
-                <w:color w:val="5B6875"/>
-                <w:sz w:val="16"/>
-              </w:rPr>
-              <w:t xml:space="preserve">   4  </w:t>
-            </w:r>
-            <w:r>
-              <w:rPr>
-                <w:rFonts w:ascii="Consolas" w:hAnsi="Consolas" w:eastAsia="Consolas"/>
-                <w:b w:val="0"/>
-                <w:sz w:val="16"/>
-              </w:rPr>
-              <w:t xml:space="preserve">    """part / total, or None when total is 0."""</w:t>
-            </w:r>
-          </w:p>
-          <w:p>
-            <w:pPr>
-              <w:spacing w:before="0" w:after="0" w:line="240" w:lineRule="auto"/>
-              <w:ind w:left="567" w:hanging="567"/>
-            </w:pPr>
-            <w:r>
-              <w:rPr>
-                <w:rFonts w:ascii="Consolas" w:hAnsi="Consolas" w:eastAsia="Consolas"/>
-                <w:b/>
-                <w:color w:val="5B6875"/>
-                <w:sz w:val="16"/>
-              </w:rPr>
-              <w:t xml:space="preserve"> [1]  </w:t>
-            </w:r>
-            <w:r>
-              <w:rPr>
-                <w:rFonts w:ascii="Consolas" w:hAnsi="Consolas" w:eastAsia="Consolas"/>
-                <w:b w:val="0"/>
-                <w:sz w:val="16"/>
-              </w:rPr>
-              <w:t xml:space="preserve">    return None if total == 0 else part / total</w:t>
-            </w:r>
-          </w:p>
-          <w:p>
-            <w:pPr>
-              <w:spacing w:before="0" w:after="0" w:line="240" w:lineRule="auto"/>
-              <w:ind w:left="567" w:hanging="567"/>
-            </w:pPr>
-            <w:r>
-              <w:rPr>
-                <w:rFonts w:ascii="Consolas" w:hAnsi="Consolas" w:eastAsia="Consolas"/>
-                <w:b w:val="0"/>
-                <w:color w:val="5B6875"/>
-                <w:sz w:val="16"/>
-              </w:rPr>
-              <w:t xml:space="preserve">   6  </w:t>
-            </w:r>
-            <w:r>
-              <w:rPr>
-                <w:rFonts w:ascii="Consolas" w:hAnsi="Consolas" w:eastAsia="Consolas"/>
-                <w:b w:val="0"/>
-                <w:sz w:val="16"/>
-              </w:rPr>
-              <w:t xml:space="preserve"> </w:t>
-            </w:r>
-          </w:p>
-          <w:p>
-            <w:pPr>
-              <w:spacing w:before="0" w:after="0" w:line="240" w:lineRule="auto"/>
-              <w:ind w:left="567" w:hanging="567"/>
-            </w:pPr>
-            <w:r>
-              <w:rPr>
-                <w:rFonts w:ascii="Consolas" w:hAnsi="Consolas" w:eastAsia="Consolas"/>
-                <w:b w:val="0"/>
-                <w:color w:val="5B6875"/>
-                <w:sz w:val="16"/>
-              </w:rPr>
-              <w:t xml:space="preserve">   7  </w:t>
-            </w:r>
-            <w:r>
-              <w:rPr>
-                <w:rFonts w:ascii="Consolas" w:hAnsi="Consolas" w:eastAsia="Consolas"/>
-                <w:b w:val="0"/>
-                <w:sz w:val="16"/>
-              </w:rPr>
-              <w:t>def api_token() -&gt; str:</w:t>
-            </w:r>
-          </w:p>
-          <w:p>
-            <w:pPr>
-              <w:spacing w:before="0" w:after="0" w:line="240" w:lineRule="auto"/>
-              <w:ind w:left="567" w:hanging="567"/>
-            </w:pPr>
-            <w:r>
-              <w:rPr>
-                <w:rFonts w:ascii="Consolas" w:hAnsi="Consolas" w:eastAsia="Consolas"/>
-                <w:b w:val="0"/>
-                <w:color w:val="5B6875"/>
-                <w:sz w:val="16"/>
-              </w:rPr>
-              <w:t xml:space="preserve">   8  </w:t>
-            </w:r>
-            <w:r>
-              <w:rPr>
-                <w:rFonts w:ascii="Consolas" w:hAnsi="Consolas" w:eastAsia="Consolas"/>
-                <w:b w:val="0"/>
-                <w:sz w:val="16"/>
-              </w:rPr>
-              <w:t xml:space="preserve">    """Read the token at run time, never from source code."""</w:t>
-            </w:r>
-          </w:p>
-          <w:p>
-            <w:pPr>
-              <w:spacing w:before="0" w:after="0" w:line="240" w:lineRule="auto"/>
-              <w:ind w:left="567" w:hanging="567"/>
-            </w:pPr>
-            <w:r>
-              <w:rPr>
-                <w:rFonts w:ascii="Consolas" w:hAnsi="Consolas" w:eastAsia="Consolas"/>
-                <w:b/>
-                <w:color w:val="5B6875"/>
-                <w:sz w:val="16"/>
-              </w:rPr>
-              <w:t xml:space="preserve"> [2]  </w:t>
-            </w:r>
-            <w:r>
-              <w:rPr>
-                <w:rFonts w:ascii="Consolas" w:hAnsi="Consolas" w:eastAsia="Consolas"/>
-                <w:b w:val="0"/>
-                <w:sz w:val="16"/>
-              </w:rPr>
-              <w:t xml:space="preserve">    return os.environ["SURVEY_API_TOKEN"]</w:t>
-            </w:r>
-          </w:p>
-          <w:p>
-            <w:pPr>
-              <w:spacing w:before="0" w:after="0" w:line="240" w:lineRule="auto"/>
-              <w:ind w:left="567" w:hanging="567"/>
-            </w:pPr>
-            <w:r>
-              <w:rPr>
-                <w:rFonts w:ascii="Consolas" w:hAnsi="Consolas" w:eastAsia="Consolas"/>
-                <w:b w:val="0"/>
-                <w:color w:val="5B6875"/>
-                <w:sz w:val="16"/>
-              </w:rPr>
-              <w:t xml:space="preserve">  10  </w:t>
-            </w:r>
-            <w:r>
-              <w:rPr>
-                <w:rFonts w:ascii="Consolas" w:hAnsi="Consolas" w:eastAsia="Consolas"/>
-                <w:b w:val="0"/>
-                <w:sz w:val="16"/>
-              </w:rPr>
-              <w:t xml:space="preserve"> </w:t>
-            </w:r>
-          </w:p>
-          <w:p>
-            <w:pPr>
-              <w:spacing w:before="0" w:after="0" w:line="240" w:lineRule="auto"/>
-              <w:ind w:left="567" w:hanging="567"/>
-            </w:pPr>
-            <w:r>
-              <w:rPr>
-                <w:rFonts w:ascii="Consolas" w:hAnsi="Consolas" w:eastAsia="Consolas"/>
-                <w:b w:val="0"/>
-                <w:color w:val="5B6875"/>
-                <w:sz w:val="16"/>
-              </w:rPr>
-              <w:t xml:space="preserve">  11  </w:t>
-            </w:r>
-            <w:r>
-              <w:rPr>
-                <w:rFonts w:ascii="Consolas" w:hAnsi="Consolas" w:eastAsia="Consolas"/>
-                <w:b w:val="0"/>
-                <w:sz w:val="16"/>
-              </w:rPr>
-              <w:t>def test_share():</w:t>
-            </w:r>
-          </w:p>
-          <w:p>
-            <w:pPr>
-              <w:spacing w:before="0" w:after="0" w:line="240" w:lineRule="auto"/>
-              <w:ind w:left="567" w:hanging="567"/>
-            </w:pPr>
-            <w:r>
-              <w:rPr>
-                <w:rFonts w:ascii="Consolas" w:hAnsi="Consolas" w:eastAsia="Consolas"/>
-                <w:b w:val="0"/>
-                <w:color w:val="5B6875"/>
-                <w:sz w:val="16"/>
-              </w:rPr>
-              <w:t xml:space="preserve">  12  </w:t>
-            </w:r>
-            <w:r>
-              <w:rPr>
-                <w:rFonts w:ascii="Consolas" w:hAnsi="Consolas" w:eastAsia="Consolas"/>
-                <w:b w:val="0"/>
-                <w:sz w:val="16"/>
-              </w:rPr>
-              <w:t xml:space="preserve">    assert share(3, 4) == 0.75</w:t>
-            </w:r>
-          </w:p>
-          <w:p>
-            <w:pPr>
-              <w:spacing w:before="0" w:after="0" w:line="240" w:lineRule="auto"/>
-              <w:ind w:left="567" w:hanging="567"/>
-            </w:pPr>
-            <w:r>
-              <w:rPr>
-                <w:rFonts w:ascii="Consolas" w:hAnsi="Consolas" w:eastAsia="Consolas"/>
-                <w:b/>
-                <w:color w:val="5B6875"/>
-                <w:sz w:val="16"/>
-              </w:rPr>
-              <w:t xml:space="preserve"> [3]  </w:t>
-            </w:r>
-            <w:r>
-              <w:rPr>
-                <w:rFonts w:ascii="Consolas" w:hAnsi="Consolas" w:eastAsia="Consolas"/>
-                <w:b w:val="0"/>
-                <w:sz w:val="16"/>
-              </w:rPr>
-              <w:t xml:space="preserve">    assert share(0, 0) is None</w:t>
+              <w:t xml:space="preserve">    assert share(3, 4) == 3 / 4   # repeats the code</w:t>
             </w:r>
           </w:p>
         </w:tc>
       </w:tr>
     </w:tbl>
+    <w:p/>
     <w:p>
-      <w:pPr>
-        <w:pStyle w:val="ListNumber"/>
-      </w:pPr>
-      <w:r>
-        <w:rPr>
-          <w:b/>
-        </w:rPr>
-        <w:t xml:space="preserve">Line 5. </w:t>
-      </w:r>
-      <w:r>
-        <w:rPr>
-          <w:b w:val="0"/>
-          <w:i w:val="0"/>
-        </w:rPr>
-        <w:t>The edge case is handled and documented.</w:t>
+      <w:r>
+        <w:rPr>
+          <w:b w:val="0"/>
+          <w:i w:val="0"/>
+        </w:rPr>
+        <w:t xml:space="preserve">If the formula is wrong, the test is wrong the same way. Write expected values by hand, from small data you understand: </w:t>
+      </w:r>
+      <w:r>
+        <w:rPr>
+          <w:rFonts w:ascii="Consolas" w:hAnsi="Consolas" w:eastAsia="Consolas"/>
+          <w:b w:val="0"/>
+          <w:sz w:val="19"/>
+        </w:rPr>
+        <w:t>assert share(3, 4) == 0.75</w:t>
+      </w:r>
+      <w:r>
+        <w:rPr>
+          <w:b w:val="0"/>
+          <w:i w:val="0"/>
+        </w:rPr>
+        <w:t xml:space="preserve">, </w:t>
+      </w:r>
+      <w:r>
+        <w:rPr>
+          <w:rFonts w:ascii="Consolas" w:hAnsi="Consolas" w:eastAsia="Consolas"/>
+          <w:b w:val="0"/>
+          <w:sz w:val="19"/>
+        </w:rPr>
+        <w:t>assert share(0, 0) is None</w:t>
+      </w:r>
+      <w:r>
+        <w:rPr>
+          <w:b w:val="0"/>
+          <w:i w:val="0"/>
+        </w:rPr>
+        <w:t>.</w:t>
       </w:r>
     </w:p>
     <w:p>
-      <w:pPr>
-        <w:pStyle w:val="ListNumber"/>
-      </w:pPr>
       <w:r>
         <w:rPr>
           <w:b/>
-        </w:rPr>
-        <w:t xml:space="preserve">Line 9. </w:t>
-      </w:r>
-      <w:r>
-        <w:rPr>
-          <w:b w:val="0"/>
-          <w:i w:val="0"/>
-        </w:rPr>
-        <w:t>The secret stays outside the code. On Databricks use dbutils.secrets.get.</w:t>
+          <w:i w:val="0"/>
+        </w:rPr>
+        <w:t>3. Secrets in code.</w:t>
+      </w:r>
+      <w:r>
+        <w:rPr>
+          <w:b w:val="0"/>
+          <w:i w:val="0"/>
+        </w:rPr>
+        <w:t xml:space="preserve"> Assistants fill in placeholders that look like real tokens, or keep the one you pasted into the prompt. A token in a notebook ends up in Git history. Read secrets at run time: </w:t>
+      </w:r>
+      <w:r>
+        <w:rPr>
+          <w:rFonts w:ascii="Consolas" w:hAnsi="Consolas" w:eastAsia="Consolas"/>
+          <w:b w:val="0"/>
+          <w:sz w:val="19"/>
+        </w:rPr>
+        <w:t>dbutils.secrets.get(scope, key)</w:t>
+      </w:r>
+      <w:r>
+        <w:rPr>
+          <w:b w:val="0"/>
+          <w:i w:val="0"/>
+        </w:rPr>
+        <w:t xml:space="preserve"> on Databricks, </w:t>
+      </w:r>
+      <w:r>
+        <w:rPr>
+          <w:rFonts w:ascii="Consolas" w:hAnsi="Consolas" w:eastAsia="Consolas"/>
+          <w:b w:val="0"/>
+          <w:sz w:val="19"/>
+        </w:rPr>
+        <w:t>notebookutils.credentials.getSecret(vault_url, name)</w:t>
+      </w:r>
+      <w:r>
+        <w:rPr>
+          <w:b w:val="0"/>
+          <w:i w:val="0"/>
+        </w:rPr>
+        <w:t xml:space="preserve"> in Fabric, or an environment variable on your laptop.</w:t>
       </w:r>
     </w:p>
     <w:p>
-      <w:pPr>
-        <w:pStyle w:val="ListNumber"/>
-      </w:pPr>
       <w:r>
         <w:rPr>
           <w:b/>
-        </w:rPr>
-        <w:t xml:space="preserve">Line 13. </w:t>
-      </w:r>
-      <w:r>
-        <w:rPr>
-          <w:b w:val="0"/>
-          <w:i w:val="0"/>
-        </w:rPr>
-        <w:t>Hand-written expected values, including the edge case.</w:t>
+          <w:i w:val="0"/>
+        </w:rPr>
+        <w:t>4. Over-engineering.</w:t>
+      </w:r>
+      <w:r>
+        <w:rPr>
+          <w:b w:val="0"/>
+          <w:i w:val="0"/>
+        </w:rPr>
+        <w:t xml:space="preserve"> A 12-line task arrives as an abstract base class, a factory and a config object. Every extra layer is code to test and review. Ask for the simplest version that meets the requirement, then add structure when a second use case appears.</w:t>
       </w:r>
     </w:p>
     <w:p>
       <w:r>
         <w:rPr>
-          <w:b w:val="0"/>
-          <w:i w:val="0"/>
-        </w:rPr>
-        <w:t>Review AI code for edge cases, self-confirming tests, secrets, needless structure and, in DAX, filters removed too widely.</w:t>
+          <w:b/>
+          <w:i w:val="0"/>
+        </w:rPr>
+        <w:t>5. The wrong filter context in DAX.</w:t>
+      </w:r>
+      <w:r>
+        <w:rPr>
+          <w:b w:val="0"/>
+          <w:i w:val="0"/>
+        </w:rPr>
+        <w:t xml:space="preserve"> </w:t>
+      </w:r>
+      <w:r>
+        <w:rPr>
+          <w:rFonts w:ascii="Consolas" w:hAnsi="Consolas" w:eastAsia="Consolas"/>
+          <w:b w:val="0"/>
+          <w:sz w:val="19"/>
+        </w:rPr>
+        <w:t>CALCULATE(SUM(fact_reach[weighted_reach]), ALL(fact_reach))</w:t>
+      </w:r>
+      <w:r>
+        <w:rPr>
+          <w:b w:val="0"/>
+          <w:i w:val="0"/>
+        </w:rPr>
+        <w:t xml:space="preserve"> removes </w:t>
+      </w:r>
+      <w:r>
+        <w:rPr>
+          <w:b/>
+          <w:i w:val="0"/>
+        </w:rPr>
+        <w:t>every</w:t>
+      </w:r>
+      <w:r>
+        <w:rPr>
+          <w:b w:val="0"/>
+          <w:i w:val="0"/>
+        </w:rPr>
+        <w:t xml:space="preserve"> filter on the fact table, including wave and region slicers. A "share of total" measure then divides by the all-time, all-region total. Remove only the filter the measure means to ignore: </w:t>
+      </w:r>
+      <w:r>
+        <w:rPr>
+          <w:rFonts w:ascii="Consolas" w:hAnsi="Consolas" w:eastAsia="Consolas"/>
+          <w:b w:val="0"/>
+          <w:sz w:val="19"/>
+        </w:rPr>
+        <w:t>ALL(dim_brand)</w:t>
+      </w:r>
+      <w:r>
+        <w:rPr>
+          <w:b w:val="0"/>
+          <w:i w:val="0"/>
+        </w:rPr>
+        <w:t xml:space="preserve"> for a share across brands.</w:t>
+      </w:r>
+    </w:p>
+    <w:p>
+      <w:r>
+        <w:rPr>
+          <w:b w:val="0"/>
+          <w:i w:val="0"/>
+        </w:rPr>
+        <w:t>Each check takes a minute. Each catches a class of bug that runs without error.</w:t>
       </w:r>
     </w:p>
     <w:p>
@@ -4557,83 +4353,31 @@
         <w:pStyle w:val="Heading4"/>
       </w:pPr>
       <w:r>
-        <w:t>Recap card</w:t>
+        <w:t>Why it matters</w:t>
       </w:r>
     </w:p>
     <w:p>
-      <w:pPr>
-        <w:pStyle w:val="ListBullet"/>
-      </w:pPr>
-      <w:r>
-        <w:rPr>
-          <w:b/>
-          <w:i w:val="0"/>
-        </w:rPr>
-        <w:t>Five review checks for AI code</w:t>
-      </w:r>
-      <w:r>
-        <w:rPr>
-          <w:b w:val="0"/>
-          <w:i w:val="0"/>
-        </w:rPr>
-        <w:t xml:space="preserve"> Edge cases, self-confirming tests, secrets, over-engineering, DAX filter context.</w:t>
-      </w:r>
-    </w:p>
-    <w:p>
-      <w:pPr>
-        <w:pStyle w:val="ListBullet"/>
-      </w:pPr>
-      <w:r>
-        <w:rPr>
-          <w:b/>
-          <w:i w:val="0"/>
-        </w:rPr>
-        <w:t>Self-confirming test</w:t>
-      </w:r>
-      <w:r>
-        <w:rPr>
-          <w:b w:val="0"/>
-          <w:i w:val="0"/>
-        </w:rPr>
-        <w:t xml:space="preserve"> Expected value computed with the code's own formula. Use hand-worked values instead.</w:t>
-      </w:r>
-    </w:p>
-    <w:p>
-      <w:pPr>
-        <w:pStyle w:val="ListBullet"/>
-      </w:pPr>
-      <w:r>
-        <w:rPr>
-          <w:b/>
-          <w:i w:val="0"/>
-        </w:rPr>
-        <w:t>Where secrets live</w:t>
-      </w:r>
-      <w:r>
-        <w:rPr>
-          <w:b w:val="0"/>
-          <w:i w:val="0"/>
-        </w:rPr>
-        <w:t xml:space="preserve"> Secret scopes or Key Vault, read at run time. Never in code or prompts.</w:t>
-      </w:r>
-    </w:p>
-    <w:p>
-      <w:pPr>
-        <w:pStyle w:val="ListBullet"/>
-      </w:pPr>
-      <w:r>
-        <w:rPr>
-          <w:b/>
-          <w:i w:val="0"/>
-        </w:rPr>
-        <w:t>ALL(fact_table) in a share measure</w:t>
-      </w:r>
-      <w:r>
-        <w:rPr>
-          <w:b w:val="0"/>
-          <w:i w:val="0"/>
-        </w:rPr>
-        <w:t xml:space="preserve"> Removes every filter, including wave and region slicers. Use ALL on the one dimension you mean.</w:t>
+      <w:r>
+        <w:rPr>
+          <w:b w:val="0"/>
+          <w:i w:val="0"/>
+        </w:rPr>
+        <w:t xml:space="preserve">An assistant wrote a reach function and its tests in one reply. All 12 tests passed. Each test computed its expected value with the same expression as the function, including the same missing </w:t>
+      </w:r>
+      <w:r>
+        <w:rPr>
+          <w:rFonts w:ascii="Consolas" w:hAnsi="Consolas" w:eastAsia="Consolas"/>
+          <w:b w:val="0"/>
+          <w:sz w:val="19"/>
+        </w:rPr>
+        <w:t>is None</w:t>
+      </w:r>
+      <w:r>
+        <w:rPr>
+          <w:b w:val="0"/>
+          <w:i w:val="0"/>
+        </w:rPr>
+        <w:t xml:space="preserve"> check. A reviewer replaced three expected values with hand-worked numbers, and two tests failed at once: the function returned 0.0 where it should have returned None.</w:t>
       </w:r>
     </w:p>
     <w:p>
@@ -4641,182 +4385,7 @@
         <w:pStyle w:val="Heading4"/>
       </w:pPr>
       <w:r>
-        <w:t>Practice</w:t>
-      </w:r>
-    </w:p>
-    <w:p>
-      <w:pPr>
-        <w:pStyle w:val="Heading5"/>
-      </w:pPr>
-      <w:r>
-        <w:t>Exercise 1. Multiple choice (level 1)</w:t>
-      </w:r>
-    </w:p>
-    <w:p>
-      <w:r>
-        <w:rPr>
-          <w:b w:val="0"/>
-          <w:i w:val="0"/>
-        </w:rPr>
-        <w:t xml:space="preserve">An assistant writes </w:t>
-      </w:r>
-      <w:r>
-        <w:rPr>
-          <w:rFonts w:ascii="Consolas" w:hAnsi="Consolas" w:eastAsia="Consolas"/>
-          <w:b w:val="0"/>
-          <w:sz w:val="19"/>
-        </w:rPr>
-        <w:t>assert weighted_pct(r, b) == r / b * 100</w:t>
-      </w:r>
-      <w:r>
-        <w:rPr>
-          <w:b w:val="0"/>
-          <w:i w:val="0"/>
-        </w:rPr>
-        <w:t xml:space="preserve"> as the test for </w:t>
-      </w:r>
-      <w:r>
-        <w:rPr>
-          <w:rFonts w:ascii="Consolas" w:hAnsi="Consolas" w:eastAsia="Consolas"/>
-          <w:b w:val="0"/>
-          <w:sz w:val="19"/>
-        </w:rPr>
-        <w:t>weighted_pct</w:t>
-      </w:r>
-      <w:r>
-        <w:rPr>
-          <w:b w:val="0"/>
-          <w:i w:val="0"/>
-        </w:rPr>
-        <w:t>. What is wrong with it?</w:t>
-      </w:r>
-    </w:p>
-    <w:p>
-      <w:pPr>
-        <w:pStyle w:val="ListBullet"/>
-      </w:pPr>
-      <w:r>
-        <w:rPr>
-          <w:b w:val="0"/>
-          <w:i w:val="0"/>
-        </w:rPr>
-        <w:t>a) It repeats the implementation, so a wrong formula passes</w:t>
-      </w:r>
-    </w:p>
-    <w:p>
-      <w:pPr>
-        <w:pStyle w:val="ListBullet"/>
-      </w:pPr>
-      <w:r>
-        <w:rPr>
-          <w:b w:val="0"/>
-          <w:i w:val="0"/>
-        </w:rPr>
-        <w:t>b) It should use pytest.approx</w:t>
-      </w:r>
-    </w:p>
-    <w:p>
-      <w:pPr>
-        <w:pStyle w:val="ListBullet"/>
-      </w:pPr>
-      <w:r>
-        <w:rPr>
-          <w:b w:val="0"/>
-          <w:i w:val="0"/>
-        </w:rPr>
-        <w:t>c) Tests must not use multiplication</w:t>
-      </w:r>
-    </w:p>
-    <w:p>
-      <w:pPr>
-        <w:pStyle w:val="ListBullet"/>
-      </w:pPr>
-      <w:r>
-        <w:rPr>
-          <w:b w:val="0"/>
-          <w:i w:val="0"/>
-        </w:rPr>
-        <w:t>d) Nothing: it checks the output</w:t>
-      </w:r>
-    </w:p>
-    <w:p>
-      <w:r>
-        <w:rPr>
-          <w:b/>
-          <w:i w:val="0"/>
-        </w:rPr>
-        <w:t>Why?</w:t>
-      </w:r>
-    </w:p>
-    <w:p>
-      <w:pPr>
-        <w:pStyle w:val="ListBullet"/>
-      </w:pPr>
-      <w:r>
-        <w:rPr>
-          <w:b w:val="0"/>
-          <w:i w:val="0"/>
-        </w:rPr>
-        <w:t>r1) A test's expected value must come from outside the code: small data worked by hand.</w:t>
-      </w:r>
-    </w:p>
-    <w:p>
-      <w:pPr>
-        <w:pStyle w:val="ListBullet"/>
-      </w:pPr>
-      <w:r>
-        <w:rPr>
-          <w:b w:val="0"/>
-          <w:i w:val="0"/>
-        </w:rPr>
-        <w:t>r2) Tests should never call the function they test.</w:t>
-      </w:r>
-    </w:p>
-    <w:p>
-      <w:pPr>
-        <w:pStyle w:val="Heading5"/>
-      </w:pPr>
-      <w:r>
-        <w:t>Exercise 2. Spot the bug (level 2)</w:t>
-      </w:r>
-    </w:p>
-    <w:p>
-      <w:r>
-        <w:rPr>
-          <w:b w:val="0"/>
-          <w:i w:val="0"/>
-        </w:rPr>
-        <w:t xml:space="preserve">An assistant produced this Databricks helper. Tap the line that must never be committed, then fix it to read the value from the secret scope </w:t>
-      </w:r>
-      <w:r>
-        <w:rPr>
-          <w:rFonts w:ascii="Consolas" w:hAnsi="Consolas" w:eastAsia="Consolas"/>
-          <w:b w:val="0"/>
-          <w:sz w:val="19"/>
-        </w:rPr>
-        <w:t>survey-api</w:t>
-      </w:r>
-      <w:r>
-        <w:rPr>
-          <w:b w:val="0"/>
-          <w:i w:val="0"/>
-        </w:rPr>
-        <w:t xml:space="preserve">, key </w:t>
-      </w:r>
-      <w:r>
-        <w:rPr>
-          <w:rFonts w:ascii="Consolas" w:hAnsi="Consolas" w:eastAsia="Consolas"/>
-          <w:b w:val="0"/>
-          <w:sz w:val="19"/>
-        </w:rPr>
-        <w:t>token</w:t>
-      </w:r>
-      <w:r>
-        <w:rPr>
-          <w:b w:val="0"/>
-          <w:i w:val="0"/>
-        </w:rPr>
-        <w:t>.</w:t>
+        <w:t>Worked example: weak code</w:t>
       </w:r>
     </w:p>
     <w:tbl>
@@ -4842,19 +4411,19 @@
             <w:r>
               <w:rPr>
                 <w:rFonts w:ascii="Consolas" w:hAnsi="Consolas" w:eastAsia="Consolas"/>
-                <w:b w:val="0"/>
+                <w:b/>
                 <w:color w:val="5B6875"/>
                 <w:sz w:val="16"/>
               </w:rPr>
-              <w:t xml:space="preserve">   1  </w:t>
-            </w:r>
-            <w:r>
-              <w:rPr>
-                <w:rFonts w:ascii="Consolas" w:hAnsi="Consolas" w:eastAsia="Consolas"/>
-                <w:b w:val="0"/>
-                <w:sz w:val="16"/>
-              </w:rPr>
-              <w:t>import requests</w:t>
+              <w:t xml:space="preserve"> [1]  </w:t>
+            </w:r>
+            <w:r>
+              <w:rPr>
+                <w:rFonts w:ascii="Consolas" w:hAnsi="Consolas" w:eastAsia="Consolas"/>
+                <w:b w:val="0"/>
+                <w:sz w:val="16"/>
+              </w:rPr>
+              <w:t>API_TOKEN = "paste-your-token-here-EXAMPLE"</w:t>
             </w:r>
           </w:p>
           <w:p>
@@ -4900,7 +4469,7 @@
                 <w:b w:val="0"/>
                 <w:sz w:val="16"/>
               </w:rPr>
-              <w:t>API_TOKEN = "tok_EXAMPLE_do_not_use_0000"</w:t>
+              <w:t>def share(part: float, total: float) -&gt; float:</w:t>
             </w:r>
           </w:p>
           <w:p>
@@ -4911,19 +4480,19 @@
             <w:r>
               <w:rPr>
                 <w:rFonts w:ascii="Consolas" w:hAnsi="Consolas" w:eastAsia="Consolas"/>
-                <w:b w:val="0"/>
+                <w:b/>
                 <w:color w:val="5B6875"/>
                 <w:sz w:val="16"/>
               </w:rPr>
-              <w:t xml:space="preserve">   4  </w:t>
-            </w:r>
-            <w:r>
-              <w:rPr>
-                <w:rFonts w:ascii="Consolas" w:hAnsi="Consolas" w:eastAsia="Consolas"/>
-                <w:b w:val="0"/>
-                <w:sz w:val="16"/>
-              </w:rPr>
-              <w:t xml:space="preserve"> </w:t>
+              <w:t xml:space="preserve"> [2]  </w:t>
+            </w:r>
+            <w:r>
+              <w:rPr>
+                <w:rFonts w:ascii="Consolas" w:hAnsi="Consolas" w:eastAsia="Consolas"/>
+                <w:b w:val="0"/>
+                <w:sz w:val="16"/>
+              </w:rPr>
+              <w:t xml:space="preserve">    return part / total</w:t>
             </w:r>
           </w:p>
           <w:p>
@@ -4946,7 +4515,7 @@
                 <w:b w:val="0"/>
                 <w:sz w:val="16"/>
               </w:rPr>
-              <w:t>def fetch_wave(wave_id: str) -&gt; dict[str, object]:</w:t>
+              <w:t xml:space="preserve"> </w:t>
             </w:r>
           </w:p>
           <w:p>
@@ -4969,7 +4538,7 @@
                 <w:b w:val="0"/>
                 <w:sz w:val="16"/>
               </w:rPr>
-              <w:t xml:space="preserve">    """Fetch wave metadata from the survey platform."""</w:t>
+              <w:t>def test_share():</w:t>
             </w:r>
           </w:p>
           <w:p>
@@ -4980,269 +4549,84 @@
             <w:r>
               <w:rPr>
                 <w:rFonts w:ascii="Consolas" w:hAnsi="Consolas" w:eastAsia="Consolas"/>
-                <w:b w:val="0"/>
+                <w:b/>
                 <w:color w:val="5B6875"/>
                 <w:sz w:val="16"/>
               </w:rPr>
-              <w:t xml:space="preserve">   7  </w:t>
-            </w:r>
-            <w:r>
-              <w:rPr>
-                <w:rFonts w:ascii="Consolas" w:hAnsi="Consolas" w:eastAsia="Consolas"/>
-                <w:b w:val="0"/>
-                <w:sz w:val="16"/>
-              </w:rPr>
-              <w:t xml:space="preserve">    headers = {"Authorization": f"Bearer {API_TOKEN}"}</w:t>
-            </w:r>
-          </w:p>
-          <w:p>
-            <w:pPr>
-              <w:spacing w:before="0" w:after="0" w:line="240" w:lineRule="auto"/>
-              <w:ind w:left="567" w:hanging="567"/>
-            </w:pPr>
-            <w:r>
-              <w:rPr>
-                <w:rFonts w:ascii="Consolas" w:hAnsi="Consolas" w:eastAsia="Consolas"/>
-                <w:b w:val="0"/>
-                <w:color w:val="5B6875"/>
-                <w:sz w:val="16"/>
-              </w:rPr>
-              <w:t xml:space="preserve">   8  </w:t>
-            </w:r>
-            <w:r>
-              <w:rPr>
-                <w:rFonts w:ascii="Consolas" w:hAnsi="Consolas" w:eastAsia="Consolas"/>
-                <w:b w:val="0"/>
-                <w:sz w:val="16"/>
-              </w:rPr>
-              <w:t xml:space="preserve">    return requests.get(f"https://survey.example/api/waves/{wave_id}", headers=headers, timeout=30).json()</w:t>
+              <w:t xml:space="preserve"> [3]  </w:t>
+            </w:r>
+            <w:r>
+              <w:rPr>
+                <w:rFonts w:ascii="Consolas" w:hAnsi="Consolas" w:eastAsia="Consolas"/>
+                <w:b w:val="0"/>
+                <w:sz w:val="16"/>
+              </w:rPr>
+              <w:t xml:space="preserve">    assert share(3, 4) == 3 / 4</w:t>
             </w:r>
           </w:p>
         </w:tc>
       </w:tr>
     </w:tbl>
-    <w:p/>
     <w:p>
-      <w:r>
-        <w:rPr>
-          <w:b w:val="0"/>
-          <w:i/>
-        </w:rPr>
-        <w:t>Write down the line number of the bug. Then write the fix.</w:t>
+      <w:pPr>
+        <w:pStyle w:val="ListNumber"/>
+      </w:pPr>
+      <w:r>
+        <w:rPr>
+          <w:b/>
+        </w:rPr>
+        <w:t xml:space="preserve">Line 1. </w:t>
+      </w:r>
+      <w:r>
+        <w:rPr>
+          <w:b w:val="0"/>
+          <w:i w:val="0"/>
+        </w:rPr>
+        <w:t>A secret in code. The real token replaces the placeholder and lands in Git.</w:t>
       </w:r>
     </w:p>
     <w:p>
       <w:pPr>
-        <w:pStyle w:val="Heading5"/>
+        <w:pStyle w:val="ListNumber"/>
       </w:pPr>
       <w:r>
-        <w:t>Exercise 3. Multiple choice (level 2)</w:t>
-      </w:r>
-    </w:p>
-    <w:p>
-      <w:r>
-        <w:rPr>
-          <w:b w:val="0"/>
-          <w:i w:val="0"/>
-        </w:rPr>
-        <w:t xml:space="preserve">A report has a wave slicer set to W14. An assistant's measure is </w:t>
-      </w:r>
-      <w:r>
-        <w:rPr>
-          <w:rFonts w:ascii="Consolas" w:hAnsi="Consolas" w:eastAsia="Consolas"/>
-          <w:b w:val="0"/>
-          <w:sz w:val="19"/>
-        </w:rPr>
-        <w:t>Share = DIVIDE(SUM(fact_reach[weighted_reach]), CALCULATE(SUM(fact_reach[weighted_reach]), ALL(fact_reach)))</w:t>
-      </w:r>
-      <w:r>
-        <w:rPr>
-          <w:b w:val="0"/>
-          <w:i w:val="0"/>
-        </w:rPr>
-        <w:t>. What is the denominator?</w:t>
+        <w:rPr>
+          <w:b/>
+        </w:rPr>
+        <w:t xml:space="preserve">Line 4. </w:t>
+      </w:r>
+      <w:r>
+        <w:rPr>
+          <w:b w:val="0"/>
+          <w:i w:val="0"/>
+        </w:rPr>
+        <w:t>No guard for a zero total.</w:t>
       </w:r>
     </w:p>
     <w:p>
       <w:pPr>
-        <w:pStyle w:val="ListBullet"/>
+        <w:pStyle w:val="ListNumber"/>
       </w:pPr>
       <w:r>
         <w:rPr>
-          <w:b w:val="0"/>
-          <w:i w:val="0"/>
-        </w:rPr>
-        <w:t>a) Weighted reach for all waves, all regions and all brands</w:t>
+          <w:b/>
+        </w:rPr>
+        <w:t xml:space="preserve">Line 7. </w:t>
+      </w:r>
+      <w:r>
+        <w:rPr>
+          <w:b w:val="0"/>
+          <w:i w:val="0"/>
+        </w:rPr>
+        <w:t>The expected value repeats the code. It cannot catch a wrong formula.</w:t>
       </w:r>
     </w:p>
     <w:p>
       <w:pPr>
-        <w:pStyle w:val="ListBullet"/>
+        <w:pStyle w:val="Heading4"/>
       </w:pPr>
       <w:r>
-        <w:rPr>
-          <w:b w:val="0"/>
-          <w:i w:val="0"/>
-        </w:rPr>
-        <w:t>b) Weighted reach for W14 across all brands</w:t>
-      </w:r>
-    </w:p>
-    <w:p>
-      <w:pPr>
-        <w:pStyle w:val="ListBullet"/>
-      </w:pPr>
-      <w:r>
-        <w:rPr>
-          <w:b w:val="0"/>
-          <w:i w:val="0"/>
-        </w:rPr>
-        <w:t>c) Weighted reach for W14 for the current brand</w:t>
-      </w:r>
-    </w:p>
-    <w:p>
-      <w:pPr>
-        <w:pStyle w:val="ListBullet"/>
-      </w:pPr>
-      <w:r>
-        <w:rPr>
-          <w:b w:val="0"/>
-          <w:i w:val="0"/>
-        </w:rPr>
-        <w:t>d) An error, because ALL needs a column</w:t>
-      </w:r>
-    </w:p>
-    <w:p>
-      <w:r>
-        <w:rPr>
-          <w:b/>
-          <w:i w:val="0"/>
-        </w:rPr>
-        <w:t>Why?</w:t>
-      </w:r>
-    </w:p>
-    <w:p>
-      <w:pPr>
-        <w:pStyle w:val="ListBullet"/>
-      </w:pPr>
-      <w:r>
-        <w:rPr>
-          <w:b w:val="0"/>
-          <w:i w:val="0"/>
-        </w:rPr>
-        <w:t>r1) ALL(fact_reach) removes every filter on the fact table, including the wave slicer.</w:t>
-      </w:r>
-    </w:p>
-    <w:p>
-      <w:pPr>
-        <w:pStyle w:val="ListBullet"/>
-      </w:pPr>
-      <w:r>
-        <w:rPr>
-          <w:b w:val="0"/>
-          <w:i w:val="0"/>
-        </w:rPr>
-        <w:t>r2) CALCULATE always ignores slicers.</w:t>
-      </w:r>
-    </w:p>
-    <w:p>
-      <w:pPr>
-        <w:pStyle w:val="Heading5"/>
-      </w:pPr>
-      <w:r>
-        <w:t>Exercise 4. Write the function (level 3)</w:t>
-      </w:r>
-    </w:p>
-    <w:p>
-      <w:r>
-        <w:rPr>
-          <w:b w:val="0"/>
-          <w:i w:val="0"/>
-        </w:rPr>
-        <w:t xml:space="preserve">An assistant wrote </w:t>
-      </w:r>
-      <w:r>
-        <w:rPr>
-          <w:rFonts w:ascii="Consolas" w:hAnsi="Consolas" w:eastAsia="Consolas"/>
-          <w:b w:val="0"/>
-          <w:sz w:val="19"/>
-        </w:rPr>
-        <w:t>weighted_mean(values, weights)</w:t>
-      </w:r>
-      <w:r>
-        <w:rPr>
-          <w:b w:val="0"/>
-          <w:i w:val="0"/>
-        </w:rPr>
-        <w:t xml:space="preserve"> as </w:t>
-      </w:r>
-      <w:r>
-        <w:rPr>
-          <w:rFonts w:ascii="Consolas" w:hAnsi="Consolas" w:eastAsia="Consolas"/>
-          <w:b w:val="0"/>
-          <w:sz w:val="19"/>
-        </w:rPr>
-        <w:t>sum(v * w for v, w in zip(values, weights)) / sum(weights)</w:t>
-      </w:r>
-      <w:r>
-        <w:rPr>
-          <w:b w:val="0"/>
-          <w:i w:val="0"/>
-        </w:rPr>
-        <w:t xml:space="preserve">. Rewrite it with the edge cases it missed. Return </w:t>
-      </w:r>
-      <w:r>
-        <w:rPr>
-          <w:rFonts w:ascii="Consolas" w:hAnsi="Consolas" w:eastAsia="Consolas"/>
-          <w:b w:val="0"/>
-          <w:sz w:val="19"/>
-        </w:rPr>
-        <w:t>None</w:t>
-      </w:r>
-      <w:r>
-        <w:rPr>
-          <w:b w:val="0"/>
-          <w:i w:val="0"/>
-        </w:rPr>
-        <w:t xml:space="preserve"> if the lists are empty or the weight total is 0. Skip pairs where the value or the weight is </w:t>
-      </w:r>
-      <w:r>
-        <w:rPr>
-          <w:rFonts w:ascii="Consolas" w:hAnsi="Consolas" w:eastAsia="Consolas"/>
-          <w:b w:val="0"/>
-          <w:sz w:val="19"/>
-        </w:rPr>
-        <w:t>None</w:t>
-      </w:r>
-      <w:r>
-        <w:rPr>
-          <w:b w:val="0"/>
-          <w:i w:val="0"/>
-        </w:rPr>
-        <w:t xml:space="preserve">. Raise </w:t>
-      </w:r>
-      <w:r>
-        <w:rPr>
-          <w:rFonts w:ascii="Consolas" w:hAnsi="Consolas" w:eastAsia="Consolas"/>
-          <w:b w:val="0"/>
-          <w:sz w:val="19"/>
-        </w:rPr>
-        <w:t>ValueError</w:t>
-      </w:r>
-      <w:r>
-        <w:rPr>
-          <w:b w:val="0"/>
-          <w:i w:val="0"/>
-        </w:rPr>
-        <w:t xml:space="preserve"> if the lists differ in length or any weight is negative.</w:t>
-      </w:r>
-    </w:p>
-    <w:p>
-      <w:r>
-        <w:rPr>
-          <w:b w:val="0"/>
-          <w:i w:val="0"/>
-        </w:rPr>
-        <w:t>Starter code:</w:t>
+        <w:t>Worked example: strong code</w:t>
       </w:r>
     </w:p>
     <w:tbl>
@@ -5280,6 +4664,1279 @@
                 <w:b w:val="0"/>
                 <w:sz w:val="16"/>
               </w:rPr>
+              <w:t>import os</w:t>
+            </w:r>
+          </w:p>
+          <w:p>
+            <w:pPr>
+              <w:spacing w:before="0" w:after="0" w:line="240" w:lineRule="auto"/>
+              <w:ind w:left="567" w:hanging="567"/>
+            </w:pPr>
+            <w:r>
+              <w:rPr>
+                <w:rFonts w:ascii="Consolas" w:hAnsi="Consolas" w:eastAsia="Consolas"/>
+                <w:b w:val="0"/>
+                <w:color w:val="5B6875"/>
+                <w:sz w:val="16"/>
+              </w:rPr>
+              <w:t xml:space="preserve">   2  </w:t>
+            </w:r>
+            <w:r>
+              <w:rPr>
+                <w:rFonts w:ascii="Consolas" w:hAnsi="Consolas" w:eastAsia="Consolas"/>
+                <w:b w:val="0"/>
+                <w:sz w:val="16"/>
+              </w:rPr>
+              <w:t xml:space="preserve"> </w:t>
+            </w:r>
+          </w:p>
+          <w:p>
+            <w:pPr>
+              <w:spacing w:before="0" w:after="0" w:line="240" w:lineRule="auto"/>
+              <w:ind w:left="567" w:hanging="567"/>
+            </w:pPr>
+            <w:r>
+              <w:rPr>
+                <w:rFonts w:ascii="Consolas" w:hAnsi="Consolas" w:eastAsia="Consolas"/>
+                <w:b w:val="0"/>
+                <w:color w:val="5B6875"/>
+                <w:sz w:val="16"/>
+              </w:rPr>
+              <w:t xml:space="preserve">   3  </w:t>
+            </w:r>
+            <w:r>
+              <w:rPr>
+                <w:rFonts w:ascii="Consolas" w:hAnsi="Consolas" w:eastAsia="Consolas"/>
+                <w:b w:val="0"/>
+                <w:sz w:val="16"/>
+              </w:rPr>
+              <w:t>def share(part: float, total: float) -&gt; float | None:</w:t>
+            </w:r>
+          </w:p>
+          <w:p>
+            <w:pPr>
+              <w:spacing w:before="0" w:after="0" w:line="240" w:lineRule="auto"/>
+              <w:ind w:left="567" w:hanging="567"/>
+            </w:pPr>
+            <w:r>
+              <w:rPr>
+                <w:rFonts w:ascii="Consolas" w:hAnsi="Consolas" w:eastAsia="Consolas"/>
+                <w:b w:val="0"/>
+                <w:color w:val="5B6875"/>
+                <w:sz w:val="16"/>
+              </w:rPr>
+              <w:t xml:space="preserve">   4  </w:t>
+            </w:r>
+            <w:r>
+              <w:rPr>
+                <w:rFonts w:ascii="Consolas" w:hAnsi="Consolas" w:eastAsia="Consolas"/>
+                <w:b w:val="0"/>
+                <w:sz w:val="16"/>
+              </w:rPr>
+              <w:t xml:space="preserve">    """part / total, or None when total is 0."""</w:t>
+            </w:r>
+          </w:p>
+          <w:p>
+            <w:pPr>
+              <w:spacing w:before="0" w:after="0" w:line="240" w:lineRule="auto"/>
+              <w:ind w:left="567" w:hanging="567"/>
+            </w:pPr>
+            <w:r>
+              <w:rPr>
+                <w:rFonts w:ascii="Consolas" w:hAnsi="Consolas" w:eastAsia="Consolas"/>
+                <w:b/>
+                <w:color w:val="5B6875"/>
+                <w:sz w:val="16"/>
+              </w:rPr>
+              <w:t xml:space="preserve"> [1]  </w:t>
+            </w:r>
+            <w:r>
+              <w:rPr>
+                <w:rFonts w:ascii="Consolas" w:hAnsi="Consolas" w:eastAsia="Consolas"/>
+                <w:b w:val="0"/>
+                <w:sz w:val="16"/>
+              </w:rPr>
+              <w:t xml:space="preserve">    return None if total == 0 else part / total</w:t>
+            </w:r>
+          </w:p>
+          <w:p>
+            <w:pPr>
+              <w:spacing w:before="0" w:after="0" w:line="240" w:lineRule="auto"/>
+              <w:ind w:left="567" w:hanging="567"/>
+            </w:pPr>
+            <w:r>
+              <w:rPr>
+                <w:rFonts w:ascii="Consolas" w:hAnsi="Consolas" w:eastAsia="Consolas"/>
+                <w:b w:val="0"/>
+                <w:color w:val="5B6875"/>
+                <w:sz w:val="16"/>
+              </w:rPr>
+              <w:t xml:space="preserve">   6  </w:t>
+            </w:r>
+            <w:r>
+              <w:rPr>
+                <w:rFonts w:ascii="Consolas" w:hAnsi="Consolas" w:eastAsia="Consolas"/>
+                <w:b w:val="0"/>
+                <w:sz w:val="16"/>
+              </w:rPr>
+              <w:t xml:space="preserve"> </w:t>
+            </w:r>
+          </w:p>
+          <w:p>
+            <w:pPr>
+              <w:spacing w:before="0" w:after="0" w:line="240" w:lineRule="auto"/>
+              <w:ind w:left="567" w:hanging="567"/>
+            </w:pPr>
+            <w:r>
+              <w:rPr>
+                <w:rFonts w:ascii="Consolas" w:hAnsi="Consolas" w:eastAsia="Consolas"/>
+                <w:b w:val="0"/>
+                <w:color w:val="5B6875"/>
+                <w:sz w:val="16"/>
+              </w:rPr>
+              <w:t xml:space="preserve">   7  </w:t>
+            </w:r>
+            <w:r>
+              <w:rPr>
+                <w:rFonts w:ascii="Consolas" w:hAnsi="Consolas" w:eastAsia="Consolas"/>
+                <w:b w:val="0"/>
+                <w:sz w:val="16"/>
+              </w:rPr>
+              <w:t>def api_token() -&gt; str:</w:t>
+            </w:r>
+          </w:p>
+          <w:p>
+            <w:pPr>
+              <w:spacing w:before="0" w:after="0" w:line="240" w:lineRule="auto"/>
+              <w:ind w:left="567" w:hanging="567"/>
+            </w:pPr>
+            <w:r>
+              <w:rPr>
+                <w:rFonts w:ascii="Consolas" w:hAnsi="Consolas" w:eastAsia="Consolas"/>
+                <w:b w:val="0"/>
+                <w:color w:val="5B6875"/>
+                <w:sz w:val="16"/>
+              </w:rPr>
+              <w:t xml:space="preserve">   8  </w:t>
+            </w:r>
+            <w:r>
+              <w:rPr>
+                <w:rFonts w:ascii="Consolas" w:hAnsi="Consolas" w:eastAsia="Consolas"/>
+                <w:b w:val="0"/>
+                <w:sz w:val="16"/>
+              </w:rPr>
+              <w:t xml:space="preserve">    """Read the token at run time, never from source code."""</w:t>
+            </w:r>
+          </w:p>
+          <w:p>
+            <w:pPr>
+              <w:spacing w:before="0" w:after="0" w:line="240" w:lineRule="auto"/>
+              <w:ind w:left="567" w:hanging="567"/>
+            </w:pPr>
+            <w:r>
+              <w:rPr>
+                <w:rFonts w:ascii="Consolas" w:hAnsi="Consolas" w:eastAsia="Consolas"/>
+                <w:b/>
+                <w:color w:val="5B6875"/>
+                <w:sz w:val="16"/>
+              </w:rPr>
+              <w:t xml:space="preserve"> [2]  </w:t>
+            </w:r>
+            <w:r>
+              <w:rPr>
+                <w:rFonts w:ascii="Consolas" w:hAnsi="Consolas" w:eastAsia="Consolas"/>
+                <w:b w:val="0"/>
+                <w:sz w:val="16"/>
+              </w:rPr>
+              <w:t xml:space="preserve">    return os.environ["SURVEY_API_TOKEN"]</w:t>
+            </w:r>
+          </w:p>
+          <w:p>
+            <w:pPr>
+              <w:spacing w:before="0" w:after="0" w:line="240" w:lineRule="auto"/>
+              <w:ind w:left="567" w:hanging="567"/>
+            </w:pPr>
+            <w:r>
+              <w:rPr>
+                <w:rFonts w:ascii="Consolas" w:hAnsi="Consolas" w:eastAsia="Consolas"/>
+                <w:b w:val="0"/>
+                <w:color w:val="5B6875"/>
+                <w:sz w:val="16"/>
+              </w:rPr>
+              <w:t xml:space="preserve">  10  </w:t>
+            </w:r>
+            <w:r>
+              <w:rPr>
+                <w:rFonts w:ascii="Consolas" w:hAnsi="Consolas" w:eastAsia="Consolas"/>
+                <w:b w:val="0"/>
+                <w:sz w:val="16"/>
+              </w:rPr>
+              <w:t xml:space="preserve"> </w:t>
+            </w:r>
+          </w:p>
+          <w:p>
+            <w:pPr>
+              <w:spacing w:before="0" w:after="0" w:line="240" w:lineRule="auto"/>
+              <w:ind w:left="567" w:hanging="567"/>
+            </w:pPr>
+            <w:r>
+              <w:rPr>
+                <w:rFonts w:ascii="Consolas" w:hAnsi="Consolas" w:eastAsia="Consolas"/>
+                <w:b w:val="0"/>
+                <w:color w:val="5B6875"/>
+                <w:sz w:val="16"/>
+              </w:rPr>
+              <w:t xml:space="preserve">  11  </w:t>
+            </w:r>
+            <w:r>
+              <w:rPr>
+                <w:rFonts w:ascii="Consolas" w:hAnsi="Consolas" w:eastAsia="Consolas"/>
+                <w:b w:val="0"/>
+                <w:sz w:val="16"/>
+              </w:rPr>
+              <w:t>def test_share():</w:t>
+            </w:r>
+          </w:p>
+          <w:p>
+            <w:pPr>
+              <w:spacing w:before="0" w:after="0" w:line="240" w:lineRule="auto"/>
+              <w:ind w:left="567" w:hanging="567"/>
+            </w:pPr>
+            <w:r>
+              <w:rPr>
+                <w:rFonts w:ascii="Consolas" w:hAnsi="Consolas" w:eastAsia="Consolas"/>
+                <w:b w:val="0"/>
+                <w:color w:val="5B6875"/>
+                <w:sz w:val="16"/>
+              </w:rPr>
+              <w:t xml:space="preserve">  12  </w:t>
+            </w:r>
+            <w:r>
+              <w:rPr>
+                <w:rFonts w:ascii="Consolas" w:hAnsi="Consolas" w:eastAsia="Consolas"/>
+                <w:b w:val="0"/>
+                <w:sz w:val="16"/>
+              </w:rPr>
+              <w:t xml:space="preserve">    assert share(3, 4) == 0.75</w:t>
+            </w:r>
+          </w:p>
+          <w:p>
+            <w:pPr>
+              <w:spacing w:before="0" w:after="0" w:line="240" w:lineRule="auto"/>
+              <w:ind w:left="567" w:hanging="567"/>
+            </w:pPr>
+            <w:r>
+              <w:rPr>
+                <w:rFonts w:ascii="Consolas" w:hAnsi="Consolas" w:eastAsia="Consolas"/>
+                <w:b/>
+                <w:color w:val="5B6875"/>
+                <w:sz w:val="16"/>
+              </w:rPr>
+              <w:t xml:space="preserve"> [3]  </w:t>
+            </w:r>
+            <w:r>
+              <w:rPr>
+                <w:rFonts w:ascii="Consolas" w:hAnsi="Consolas" w:eastAsia="Consolas"/>
+                <w:b w:val="0"/>
+                <w:sz w:val="16"/>
+              </w:rPr>
+              <w:t xml:space="preserve">    assert share(0, 0) is None</w:t>
+            </w:r>
+          </w:p>
+        </w:tc>
+      </w:tr>
+    </w:tbl>
+    <w:p>
+      <w:pPr>
+        <w:pStyle w:val="ListNumber"/>
+      </w:pPr>
+      <w:r>
+        <w:rPr>
+          <w:b/>
+        </w:rPr>
+        <w:t xml:space="preserve">Line 5. </w:t>
+      </w:r>
+      <w:r>
+        <w:rPr>
+          <w:b w:val="0"/>
+          <w:i w:val="0"/>
+        </w:rPr>
+        <w:t>The edge case is handled and documented.</w:t>
+      </w:r>
+    </w:p>
+    <w:p>
+      <w:pPr>
+        <w:pStyle w:val="ListNumber"/>
+      </w:pPr>
+      <w:r>
+        <w:rPr>
+          <w:b/>
+        </w:rPr>
+        <w:t xml:space="preserve">Line 9. </w:t>
+      </w:r>
+      <w:r>
+        <w:rPr>
+          <w:b w:val="0"/>
+          <w:i w:val="0"/>
+        </w:rPr>
+        <w:t>The secret stays outside the code. On Databricks use dbutils.secrets.get.</w:t>
+      </w:r>
+    </w:p>
+    <w:p>
+      <w:pPr>
+        <w:pStyle w:val="ListNumber"/>
+      </w:pPr>
+      <w:r>
+        <w:rPr>
+          <w:b/>
+        </w:rPr>
+        <w:t xml:space="preserve">Line 13. </w:t>
+      </w:r>
+      <w:r>
+        <w:rPr>
+          <w:b w:val="0"/>
+          <w:i w:val="0"/>
+        </w:rPr>
+        <w:t>Hand-written expected values, including the edge case.</w:t>
+      </w:r>
+    </w:p>
+    <w:p>
+      <w:r>
+        <w:rPr>
+          <w:b w:val="0"/>
+          <w:i w:val="0"/>
+        </w:rPr>
+        <w:t>Review AI code for edge cases, self-confirming tests, secrets, needless structure and, in DAX, filters removed too widely.</w:t>
+      </w:r>
+    </w:p>
+    <w:p>
+      <w:pPr>
+        <w:pStyle w:val="Heading4"/>
+      </w:pPr>
+      <w:r>
+        <w:t>Recap card</w:t>
+      </w:r>
+    </w:p>
+    <w:p>
+      <w:pPr>
+        <w:pStyle w:val="ListBullet"/>
+      </w:pPr>
+      <w:r>
+        <w:rPr>
+          <w:b/>
+          <w:i w:val="0"/>
+        </w:rPr>
+        <w:t>Five review checks for AI code</w:t>
+      </w:r>
+      <w:r>
+        <w:rPr>
+          <w:b w:val="0"/>
+          <w:i w:val="0"/>
+        </w:rPr>
+        <w:t xml:space="preserve"> Edge cases, self-confirming tests, secrets, over-engineering, DAX filter context.</w:t>
+      </w:r>
+    </w:p>
+    <w:p>
+      <w:pPr>
+        <w:pStyle w:val="ListBullet"/>
+      </w:pPr>
+      <w:r>
+        <w:rPr>
+          <w:b/>
+          <w:i w:val="0"/>
+        </w:rPr>
+        <w:t>Self-confirming test</w:t>
+      </w:r>
+      <w:r>
+        <w:rPr>
+          <w:b w:val="0"/>
+          <w:i w:val="0"/>
+        </w:rPr>
+        <w:t xml:space="preserve"> Expected value computed with the code's own formula. Use hand-worked values instead.</w:t>
+      </w:r>
+    </w:p>
+    <w:p>
+      <w:pPr>
+        <w:pStyle w:val="ListBullet"/>
+      </w:pPr>
+      <w:r>
+        <w:rPr>
+          <w:b/>
+          <w:i w:val="0"/>
+        </w:rPr>
+        <w:t>Where secrets live</w:t>
+      </w:r>
+      <w:r>
+        <w:rPr>
+          <w:b w:val="0"/>
+          <w:i w:val="0"/>
+        </w:rPr>
+        <w:t xml:space="preserve"> Secret scopes or Key Vault, read at run time. Never in code or prompts.</w:t>
+      </w:r>
+    </w:p>
+    <w:p>
+      <w:pPr>
+        <w:pStyle w:val="ListBullet"/>
+      </w:pPr>
+      <w:r>
+        <w:rPr>
+          <w:b/>
+          <w:i w:val="0"/>
+        </w:rPr>
+        <w:t>ALL(fact_table) in a share measure</w:t>
+      </w:r>
+      <w:r>
+        <w:rPr>
+          <w:b w:val="0"/>
+          <w:i w:val="0"/>
+        </w:rPr>
+        <w:t xml:space="preserve"> Removes every filter, including wave and region slicers. Use ALL on the one dimension you mean.</w:t>
+      </w:r>
+    </w:p>
+    <w:p>
+      <w:pPr>
+        <w:pStyle w:val="Heading4"/>
+      </w:pPr>
+      <w:r>
+        <w:t>Practice</w:t>
+      </w:r>
+    </w:p>
+    <w:p>
+      <w:pPr>
+        <w:pStyle w:val="Heading5"/>
+      </w:pPr>
+      <w:r>
+        <w:t>Exercise 1. Multiple choice (level 1)</w:t>
+      </w:r>
+    </w:p>
+    <w:p>
+      <w:r>
+        <w:rPr>
+          <w:b w:val="0"/>
+          <w:i w:val="0"/>
+        </w:rPr>
+        <w:t xml:space="preserve">An assistant writes </w:t>
+      </w:r>
+      <w:r>
+        <w:rPr>
+          <w:rFonts w:ascii="Consolas" w:hAnsi="Consolas" w:eastAsia="Consolas"/>
+          <w:b w:val="0"/>
+          <w:sz w:val="19"/>
+        </w:rPr>
+        <w:t>assert weighted_pct(r, b) == r / b * 100</w:t>
+      </w:r>
+      <w:r>
+        <w:rPr>
+          <w:b w:val="0"/>
+          <w:i w:val="0"/>
+        </w:rPr>
+        <w:t xml:space="preserve"> as the test for </w:t>
+      </w:r>
+      <w:r>
+        <w:rPr>
+          <w:rFonts w:ascii="Consolas" w:hAnsi="Consolas" w:eastAsia="Consolas"/>
+          <w:b w:val="0"/>
+          <w:sz w:val="19"/>
+        </w:rPr>
+        <w:t>weighted_pct</w:t>
+      </w:r>
+      <w:r>
+        <w:rPr>
+          <w:b w:val="0"/>
+          <w:i w:val="0"/>
+        </w:rPr>
+        <w:t>. What is wrong with it?</w:t>
+      </w:r>
+    </w:p>
+    <w:p>
+      <w:pPr>
+        <w:pStyle w:val="ListBullet"/>
+      </w:pPr>
+      <w:r>
+        <w:rPr>
+          <w:b w:val="0"/>
+          <w:i w:val="0"/>
+        </w:rPr>
+        <w:t>a) It repeats the implementation, so a wrong formula passes</w:t>
+      </w:r>
+    </w:p>
+    <w:p>
+      <w:pPr>
+        <w:pStyle w:val="ListBullet"/>
+      </w:pPr>
+      <w:r>
+        <w:rPr>
+          <w:b w:val="0"/>
+          <w:i w:val="0"/>
+        </w:rPr>
+        <w:t>b) It should use pytest.approx</w:t>
+      </w:r>
+    </w:p>
+    <w:p>
+      <w:pPr>
+        <w:pStyle w:val="ListBullet"/>
+      </w:pPr>
+      <w:r>
+        <w:rPr>
+          <w:b w:val="0"/>
+          <w:i w:val="0"/>
+        </w:rPr>
+        <w:t>c) Tests must not use multiplication</w:t>
+      </w:r>
+    </w:p>
+    <w:p>
+      <w:pPr>
+        <w:pStyle w:val="ListBullet"/>
+      </w:pPr>
+      <w:r>
+        <w:rPr>
+          <w:b w:val="0"/>
+          <w:i w:val="0"/>
+        </w:rPr>
+        <w:t>d) Nothing: it checks the output</w:t>
+      </w:r>
+    </w:p>
+    <w:p>
+      <w:r>
+        <w:rPr>
+          <w:b/>
+          <w:i w:val="0"/>
+        </w:rPr>
+        <w:t>Why?</w:t>
+      </w:r>
+    </w:p>
+    <w:p>
+      <w:pPr>
+        <w:pStyle w:val="ListBullet"/>
+      </w:pPr>
+      <w:r>
+        <w:rPr>
+          <w:b w:val="0"/>
+          <w:i w:val="0"/>
+        </w:rPr>
+        <w:t>r1) A test's expected value must come from outside the code: small data worked by hand.</w:t>
+      </w:r>
+    </w:p>
+    <w:p>
+      <w:pPr>
+        <w:pStyle w:val="ListBullet"/>
+      </w:pPr>
+      <w:r>
+        <w:rPr>
+          <w:b w:val="0"/>
+          <w:i w:val="0"/>
+        </w:rPr>
+        <w:t>r2) Tests should never call the function they test.</w:t>
+      </w:r>
+    </w:p>
+    <w:p>
+      <w:pPr>
+        <w:pStyle w:val="Heading5"/>
+      </w:pPr>
+      <w:r>
+        <w:t>Exercise 2. Spot the bug (level 2)</w:t>
+      </w:r>
+    </w:p>
+    <w:p>
+      <w:r>
+        <w:rPr>
+          <w:b w:val="0"/>
+          <w:i w:val="0"/>
+        </w:rPr>
+        <w:t xml:space="preserve">An assistant produced this Databricks helper. Tap the line that must never be committed, then fix it to read the value from the secret scope </w:t>
+      </w:r>
+      <w:r>
+        <w:rPr>
+          <w:rFonts w:ascii="Consolas" w:hAnsi="Consolas" w:eastAsia="Consolas"/>
+          <w:b w:val="0"/>
+          <w:sz w:val="19"/>
+        </w:rPr>
+        <w:t>survey-api</w:t>
+      </w:r>
+      <w:r>
+        <w:rPr>
+          <w:b w:val="0"/>
+          <w:i w:val="0"/>
+        </w:rPr>
+        <w:t xml:space="preserve">, key </w:t>
+      </w:r>
+      <w:r>
+        <w:rPr>
+          <w:rFonts w:ascii="Consolas" w:hAnsi="Consolas" w:eastAsia="Consolas"/>
+          <w:b w:val="0"/>
+          <w:sz w:val="19"/>
+        </w:rPr>
+        <w:t>token</w:t>
+      </w:r>
+      <w:r>
+        <w:rPr>
+          <w:b w:val="0"/>
+          <w:i w:val="0"/>
+        </w:rPr>
+        <w:t>.</w:t>
+      </w:r>
+    </w:p>
+    <w:tbl>
+      <w:tblPr>
+        <w:tblW w:type="auto" w:w="0"/>
+        <w:jc w:val="left"/>
+        <w:tblLook w:firstColumn="1" w:firstRow="1" w:lastColumn="0" w:lastRow="0" w:noHBand="0" w:noVBand="1" w:val="04A0"/>
+      </w:tblPr>
+      <w:tblGrid>
+        <w:gridCol w:w="8221"/>
+      </w:tblGrid>
+      <w:tr>
+        <w:tc>
+          <w:tcPr>
+            <w:tcW w:type="dxa" w:w="8221"/>
+            <w:shd w:val="clear" w:color="auto" w:fill="F2F4F7"/>
+          </w:tcPr>
+          <w:p>
+            <w:pPr>
+              <w:spacing w:before="0" w:after="0" w:line="240" w:lineRule="auto"/>
+              <w:ind w:left="567" w:hanging="567"/>
+            </w:pPr>
+            <w:r>
+              <w:rPr>
+                <w:rFonts w:ascii="Consolas" w:hAnsi="Consolas" w:eastAsia="Consolas"/>
+                <w:b w:val="0"/>
+                <w:color w:val="5B6875"/>
+                <w:sz w:val="16"/>
+              </w:rPr>
+              <w:t xml:space="preserve">   1  </w:t>
+            </w:r>
+            <w:r>
+              <w:rPr>
+                <w:rFonts w:ascii="Consolas" w:hAnsi="Consolas" w:eastAsia="Consolas"/>
+                <w:b w:val="0"/>
+                <w:sz w:val="16"/>
+              </w:rPr>
+              <w:t>import requests</w:t>
+            </w:r>
+          </w:p>
+          <w:p>
+            <w:pPr>
+              <w:spacing w:before="0" w:after="0" w:line="240" w:lineRule="auto"/>
+              <w:ind w:left="567" w:hanging="567"/>
+            </w:pPr>
+            <w:r>
+              <w:rPr>
+                <w:rFonts w:ascii="Consolas" w:hAnsi="Consolas" w:eastAsia="Consolas"/>
+                <w:b w:val="0"/>
+                <w:color w:val="5B6875"/>
+                <w:sz w:val="16"/>
+              </w:rPr>
+              <w:t xml:space="preserve">   2  </w:t>
+            </w:r>
+            <w:r>
+              <w:rPr>
+                <w:rFonts w:ascii="Consolas" w:hAnsi="Consolas" w:eastAsia="Consolas"/>
+                <w:b w:val="0"/>
+                <w:sz w:val="16"/>
+              </w:rPr>
+              <w:t xml:space="preserve"> </w:t>
+            </w:r>
+          </w:p>
+          <w:p>
+            <w:pPr>
+              <w:spacing w:before="0" w:after="0" w:line="240" w:lineRule="auto"/>
+              <w:ind w:left="567" w:hanging="567"/>
+            </w:pPr>
+            <w:r>
+              <w:rPr>
+                <w:rFonts w:ascii="Consolas" w:hAnsi="Consolas" w:eastAsia="Consolas"/>
+                <w:b w:val="0"/>
+                <w:color w:val="5B6875"/>
+                <w:sz w:val="16"/>
+              </w:rPr>
+              <w:t xml:space="preserve">   3  </w:t>
+            </w:r>
+            <w:r>
+              <w:rPr>
+                <w:rFonts w:ascii="Consolas" w:hAnsi="Consolas" w:eastAsia="Consolas"/>
+                <w:b w:val="0"/>
+                <w:sz w:val="16"/>
+              </w:rPr>
+              <w:t>API_TOKEN = "tok_EXAMPLE_do_not_use_0000"</w:t>
+            </w:r>
+          </w:p>
+          <w:p>
+            <w:pPr>
+              <w:spacing w:before="0" w:after="0" w:line="240" w:lineRule="auto"/>
+              <w:ind w:left="567" w:hanging="567"/>
+            </w:pPr>
+            <w:r>
+              <w:rPr>
+                <w:rFonts w:ascii="Consolas" w:hAnsi="Consolas" w:eastAsia="Consolas"/>
+                <w:b w:val="0"/>
+                <w:color w:val="5B6875"/>
+                <w:sz w:val="16"/>
+              </w:rPr>
+              <w:t xml:space="preserve">   4  </w:t>
+            </w:r>
+            <w:r>
+              <w:rPr>
+                <w:rFonts w:ascii="Consolas" w:hAnsi="Consolas" w:eastAsia="Consolas"/>
+                <w:b w:val="0"/>
+                <w:sz w:val="16"/>
+              </w:rPr>
+              <w:t xml:space="preserve"> </w:t>
+            </w:r>
+          </w:p>
+          <w:p>
+            <w:pPr>
+              <w:spacing w:before="0" w:after="0" w:line="240" w:lineRule="auto"/>
+              <w:ind w:left="567" w:hanging="567"/>
+            </w:pPr>
+            <w:r>
+              <w:rPr>
+                <w:rFonts w:ascii="Consolas" w:hAnsi="Consolas" w:eastAsia="Consolas"/>
+                <w:b w:val="0"/>
+                <w:color w:val="5B6875"/>
+                <w:sz w:val="16"/>
+              </w:rPr>
+              <w:t xml:space="preserve">   5  </w:t>
+            </w:r>
+            <w:r>
+              <w:rPr>
+                <w:rFonts w:ascii="Consolas" w:hAnsi="Consolas" w:eastAsia="Consolas"/>
+                <w:b w:val="0"/>
+                <w:sz w:val="16"/>
+              </w:rPr>
+              <w:t>def fetch_wave(wave_id: str) -&gt; dict[str, object]:</w:t>
+            </w:r>
+          </w:p>
+          <w:p>
+            <w:pPr>
+              <w:spacing w:before="0" w:after="0" w:line="240" w:lineRule="auto"/>
+              <w:ind w:left="567" w:hanging="567"/>
+            </w:pPr>
+            <w:r>
+              <w:rPr>
+                <w:rFonts w:ascii="Consolas" w:hAnsi="Consolas" w:eastAsia="Consolas"/>
+                <w:b w:val="0"/>
+                <w:color w:val="5B6875"/>
+                <w:sz w:val="16"/>
+              </w:rPr>
+              <w:t xml:space="preserve">   6  </w:t>
+            </w:r>
+            <w:r>
+              <w:rPr>
+                <w:rFonts w:ascii="Consolas" w:hAnsi="Consolas" w:eastAsia="Consolas"/>
+                <w:b w:val="0"/>
+                <w:sz w:val="16"/>
+              </w:rPr>
+              <w:t xml:space="preserve">    """Fetch wave metadata from the survey platform."""</w:t>
+            </w:r>
+          </w:p>
+          <w:p>
+            <w:pPr>
+              <w:spacing w:before="0" w:after="0" w:line="240" w:lineRule="auto"/>
+              <w:ind w:left="567" w:hanging="567"/>
+            </w:pPr>
+            <w:r>
+              <w:rPr>
+                <w:rFonts w:ascii="Consolas" w:hAnsi="Consolas" w:eastAsia="Consolas"/>
+                <w:b w:val="0"/>
+                <w:color w:val="5B6875"/>
+                <w:sz w:val="16"/>
+              </w:rPr>
+              <w:t xml:space="preserve">   7  </w:t>
+            </w:r>
+            <w:r>
+              <w:rPr>
+                <w:rFonts w:ascii="Consolas" w:hAnsi="Consolas" w:eastAsia="Consolas"/>
+                <w:b w:val="0"/>
+                <w:sz w:val="16"/>
+              </w:rPr>
+              <w:t xml:space="preserve">    headers = {"Authorization": f"Bearer {API_TOKEN}"}</w:t>
+            </w:r>
+          </w:p>
+          <w:p>
+            <w:pPr>
+              <w:spacing w:before="0" w:after="0" w:line="240" w:lineRule="auto"/>
+              <w:ind w:left="567" w:hanging="567"/>
+            </w:pPr>
+            <w:r>
+              <w:rPr>
+                <w:rFonts w:ascii="Consolas" w:hAnsi="Consolas" w:eastAsia="Consolas"/>
+                <w:b w:val="0"/>
+                <w:color w:val="5B6875"/>
+                <w:sz w:val="16"/>
+              </w:rPr>
+              <w:t xml:space="preserve">   8  </w:t>
+            </w:r>
+            <w:r>
+              <w:rPr>
+                <w:rFonts w:ascii="Consolas" w:hAnsi="Consolas" w:eastAsia="Consolas"/>
+                <w:b w:val="0"/>
+                <w:sz w:val="16"/>
+              </w:rPr>
+              <w:t xml:space="preserve">    return requests.get(f"https://survey.example/api/waves/{wave_id}", headers=headers, timeout=30).json()</w:t>
+            </w:r>
+          </w:p>
+        </w:tc>
+      </w:tr>
+    </w:tbl>
+    <w:p/>
+    <w:p>
+      <w:r>
+        <w:rPr>
+          <w:b w:val="0"/>
+          <w:i/>
+        </w:rPr>
+        <w:t>Write down the line number of the bug. Then write the fix.</w:t>
+      </w:r>
+    </w:p>
+    <w:p>
+      <w:pPr>
+        <w:pStyle w:val="Heading5"/>
+      </w:pPr>
+      <w:r>
+        <w:t>Exercise 3. Multiple choice (level 2)</w:t>
+      </w:r>
+    </w:p>
+    <w:p>
+      <w:r>
+        <w:rPr>
+          <w:b w:val="0"/>
+          <w:i w:val="0"/>
+        </w:rPr>
+        <w:t xml:space="preserve">A report has a wave slicer set to W14. An assistant's measure is </w:t>
+      </w:r>
+      <w:r>
+        <w:rPr>
+          <w:rFonts w:ascii="Consolas" w:hAnsi="Consolas" w:eastAsia="Consolas"/>
+          <w:b w:val="0"/>
+          <w:sz w:val="19"/>
+        </w:rPr>
+        <w:t>Share = DIVIDE(SUM(fact_reach[weighted_reach]), CALCULATE(SUM(fact_reach[weighted_reach]), ALL(fact_reach)))</w:t>
+      </w:r>
+      <w:r>
+        <w:rPr>
+          <w:b w:val="0"/>
+          <w:i w:val="0"/>
+        </w:rPr>
+        <w:t>. What is the denominator?</w:t>
+      </w:r>
+    </w:p>
+    <w:p>
+      <w:pPr>
+        <w:pStyle w:val="ListBullet"/>
+      </w:pPr>
+      <w:r>
+        <w:rPr>
+          <w:b w:val="0"/>
+          <w:i w:val="0"/>
+        </w:rPr>
+        <w:t>a) Weighted reach for all waves, all regions and all brands</w:t>
+      </w:r>
+    </w:p>
+    <w:p>
+      <w:pPr>
+        <w:pStyle w:val="ListBullet"/>
+      </w:pPr>
+      <w:r>
+        <w:rPr>
+          <w:b w:val="0"/>
+          <w:i w:val="0"/>
+        </w:rPr>
+        <w:t>b) Weighted reach for W14 across all brands</w:t>
+      </w:r>
+    </w:p>
+    <w:p>
+      <w:pPr>
+        <w:pStyle w:val="ListBullet"/>
+      </w:pPr>
+      <w:r>
+        <w:rPr>
+          <w:b w:val="0"/>
+          <w:i w:val="0"/>
+        </w:rPr>
+        <w:t>c) Weighted reach for W14 for the current brand</w:t>
+      </w:r>
+    </w:p>
+    <w:p>
+      <w:pPr>
+        <w:pStyle w:val="ListBullet"/>
+      </w:pPr>
+      <w:r>
+        <w:rPr>
+          <w:b w:val="0"/>
+          <w:i w:val="0"/>
+        </w:rPr>
+        <w:t>d) An error, because ALL needs a column</w:t>
+      </w:r>
+    </w:p>
+    <w:p>
+      <w:r>
+        <w:rPr>
+          <w:b/>
+          <w:i w:val="0"/>
+        </w:rPr>
+        <w:t>Why?</w:t>
+      </w:r>
+    </w:p>
+    <w:p>
+      <w:pPr>
+        <w:pStyle w:val="ListBullet"/>
+      </w:pPr>
+      <w:r>
+        <w:rPr>
+          <w:b w:val="0"/>
+          <w:i w:val="0"/>
+        </w:rPr>
+        <w:t>r1) ALL(fact_reach) removes every filter on the fact table, including the wave slicer.</w:t>
+      </w:r>
+    </w:p>
+    <w:p>
+      <w:pPr>
+        <w:pStyle w:val="ListBullet"/>
+      </w:pPr>
+      <w:r>
+        <w:rPr>
+          <w:b w:val="0"/>
+          <w:i w:val="0"/>
+        </w:rPr>
+        <w:t>r2) CALCULATE always ignores slicers.</w:t>
+      </w:r>
+    </w:p>
+    <w:p>
+      <w:pPr>
+        <w:pStyle w:val="Heading5"/>
+      </w:pPr>
+      <w:r>
+        <w:t>Exercise 4. Write the function (level 3)</w:t>
+      </w:r>
+    </w:p>
+    <w:p>
+      <w:r>
+        <w:rPr>
+          <w:b w:val="0"/>
+          <w:i w:val="0"/>
+        </w:rPr>
+        <w:t xml:space="preserve">An assistant wrote </w:t>
+      </w:r>
+      <w:r>
+        <w:rPr>
+          <w:rFonts w:ascii="Consolas" w:hAnsi="Consolas" w:eastAsia="Consolas"/>
+          <w:b w:val="0"/>
+          <w:sz w:val="19"/>
+        </w:rPr>
+        <w:t>weighted_mean(values, weights)</w:t>
+      </w:r>
+      <w:r>
+        <w:rPr>
+          <w:b w:val="0"/>
+          <w:i w:val="0"/>
+        </w:rPr>
+        <w:t xml:space="preserve"> as </w:t>
+      </w:r>
+      <w:r>
+        <w:rPr>
+          <w:rFonts w:ascii="Consolas" w:hAnsi="Consolas" w:eastAsia="Consolas"/>
+          <w:b w:val="0"/>
+          <w:sz w:val="19"/>
+        </w:rPr>
+        <w:t>sum(v * w for v, w in zip(values, weights)) / sum(weights)</w:t>
+      </w:r>
+      <w:r>
+        <w:rPr>
+          <w:b w:val="0"/>
+          <w:i w:val="0"/>
+        </w:rPr>
+        <w:t xml:space="preserve">. Rewrite it with the edge cases it missed. Return </w:t>
+      </w:r>
+      <w:r>
+        <w:rPr>
+          <w:rFonts w:ascii="Consolas" w:hAnsi="Consolas" w:eastAsia="Consolas"/>
+          <w:b w:val="0"/>
+          <w:sz w:val="19"/>
+        </w:rPr>
+        <w:t>None</w:t>
+      </w:r>
+      <w:r>
+        <w:rPr>
+          <w:b w:val="0"/>
+          <w:i w:val="0"/>
+        </w:rPr>
+        <w:t xml:space="preserve"> if the lists are empty or the weight total is 0. Skip pairs where the value or the weight is </w:t>
+      </w:r>
+      <w:r>
+        <w:rPr>
+          <w:rFonts w:ascii="Consolas" w:hAnsi="Consolas" w:eastAsia="Consolas"/>
+          <w:b w:val="0"/>
+          <w:sz w:val="19"/>
+        </w:rPr>
+        <w:t>None</w:t>
+      </w:r>
+      <w:r>
+        <w:rPr>
+          <w:b w:val="0"/>
+          <w:i w:val="0"/>
+        </w:rPr>
+        <w:t xml:space="preserve">. Raise </w:t>
+      </w:r>
+      <w:r>
+        <w:rPr>
+          <w:rFonts w:ascii="Consolas" w:hAnsi="Consolas" w:eastAsia="Consolas"/>
+          <w:b w:val="0"/>
+          <w:sz w:val="19"/>
+        </w:rPr>
+        <w:t>ValueError</w:t>
+      </w:r>
+      <w:r>
+        <w:rPr>
+          <w:b w:val="0"/>
+          <w:i w:val="0"/>
+        </w:rPr>
+        <w:t xml:space="preserve"> if the lists differ in length or any weight is negative.</w:t>
+      </w:r>
+    </w:p>
+    <w:p>
+      <w:r>
+        <w:rPr>
+          <w:b w:val="0"/>
+          <w:i w:val="0"/>
+        </w:rPr>
+        <w:t>Your code must pass these checks:</w:t>
+      </w:r>
+    </w:p>
+    <w:p>
+      <w:pPr>
+        <w:pStyle w:val="ListBullet"/>
+      </w:pPr>
+      <w:r>
+        <w:rPr>
+          <w:b w:val="0"/>
+          <w:i w:val="0"/>
+        </w:rPr>
+        <w:t>(10 x 1 + 20 x 3) / 4 = 17.5.</w:t>
+      </w:r>
+    </w:p>
+    <w:p>
+      <w:pPr>
+        <w:pStyle w:val="ListBullet"/>
+      </w:pPr>
+      <w:r>
+        <w:rPr>
+          <w:b w:val="0"/>
+          <w:i w:val="0"/>
+        </w:rPr>
+        <w:t>Empty lists and a zero weight total return None.</w:t>
+      </w:r>
+    </w:p>
+    <w:p>
+      <w:pPr>
+        <w:pStyle w:val="ListBullet"/>
+      </w:pPr>
+      <w:r>
+        <w:rPr>
+          <w:b w:val="0"/>
+          <w:i w:val="0"/>
+        </w:rPr>
+        <w:t>Skip pairs with a None value or weight.</w:t>
+      </w:r>
+    </w:p>
+    <w:p>
+      <w:pPr>
+        <w:pStyle w:val="ListBullet"/>
+      </w:pPr>
+      <w:r>
+        <w:rPr>
+          <w:b w:val="0"/>
+          <w:i w:val="0"/>
+        </w:rPr>
+        <w:t>zip silently truncates different lengths. Raise ValueError, and for negative weights too.</w:t>
+      </w:r>
+    </w:p>
+    <w:p>
+      <w:r>
+        <w:rPr>
+          <w:b w:val="0"/>
+          <w:i w:val="0"/>
+        </w:rPr>
+        <w:t>Shape of the answer. The reference solution defines these names. Write the bodies yourself.</w:t>
+      </w:r>
+    </w:p>
+    <w:tbl>
+      <w:tblPr>
+        <w:tblW w:type="auto" w:w="0"/>
+        <w:jc w:val="left"/>
+        <w:tblLook w:firstColumn="1" w:firstRow="1" w:lastColumn="0" w:lastRow="0" w:noHBand="0" w:noVBand="1" w:val="04A0"/>
+      </w:tblPr>
+      <w:tblGrid>
+        <w:gridCol w:w="8221"/>
+      </w:tblGrid>
+      <w:tr>
+        <w:tc>
+          <w:tcPr>
+            <w:tcW w:type="dxa" w:w="8221"/>
+            <w:shd w:val="clear" w:color="auto" w:fill="F2F4F7"/>
+          </w:tcPr>
+          <w:p>
+            <w:pPr>
+              <w:spacing w:before="0" w:after="0" w:line="240" w:lineRule="auto"/>
+              <w:ind w:left="567" w:hanging="567"/>
+            </w:pPr>
+            <w:r>
+              <w:rPr>
+                <w:rFonts w:ascii="Consolas" w:hAnsi="Consolas" w:eastAsia="Consolas"/>
+                <w:b w:val="0"/>
+                <w:color w:val="5B6875"/>
+                <w:sz w:val="16"/>
+              </w:rPr>
+              <w:t xml:space="preserve">   1  </w:t>
+            </w:r>
+            <w:r>
+              <w:rPr>
+                <w:rFonts w:ascii="Consolas" w:hAnsi="Consolas" w:eastAsia="Consolas"/>
+                <w:b w:val="0"/>
+                <w:sz w:val="16"/>
+              </w:rPr>
+              <w:t># Weighted mean that skips missing pairs.</w:t>
+            </w:r>
+          </w:p>
+          <w:p>
+            <w:pPr>
+              <w:spacing w:before="0" w:after="0" w:line="240" w:lineRule="auto"/>
+              <w:ind w:left="567" w:hanging="567"/>
+            </w:pPr>
+            <w:r>
+              <w:rPr>
+                <w:rFonts w:ascii="Consolas" w:hAnsi="Consolas" w:eastAsia="Consolas"/>
+                <w:b w:val="0"/>
+                <w:color w:val="5B6875"/>
+                <w:sz w:val="16"/>
+              </w:rPr>
+              <w:t xml:space="preserve">   2  </w:t>
+            </w:r>
+            <w:r>
+              <w:rPr>
+                <w:rFonts w:ascii="Consolas" w:hAnsi="Consolas" w:eastAsia="Consolas"/>
+                <w:b w:val="0"/>
+                <w:sz w:val="16"/>
+              </w:rPr>
+              <w:t>def weighted_mean(</w:t>
+            </w:r>
+          </w:p>
+          <w:p>
+            <w:pPr>
+              <w:spacing w:before="0" w:after="0" w:line="240" w:lineRule="auto"/>
+              <w:ind w:left="567" w:hanging="567"/>
+            </w:pPr>
+            <w:r>
+              <w:rPr>
+                <w:rFonts w:ascii="Consolas" w:hAnsi="Consolas" w:eastAsia="Consolas"/>
+                <w:b w:val="0"/>
+                <w:color w:val="5B6875"/>
+                <w:sz w:val="16"/>
+              </w:rPr>
+              <w:t xml:space="preserve">   3  </w:t>
+            </w:r>
+            <w:r>
+              <w:rPr>
+                <w:rFonts w:ascii="Consolas" w:hAnsi="Consolas" w:eastAsia="Consolas"/>
+                <w:b w:val="0"/>
+                <w:sz w:val="16"/>
+              </w:rPr>
+              <w:t xml:space="preserve">    values: list[float | None],</w:t>
+            </w:r>
+          </w:p>
+          <w:p>
+            <w:pPr>
+              <w:spacing w:before="0" w:after="0" w:line="240" w:lineRule="auto"/>
+              <w:ind w:left="567" w:hanging="567"/>
+            </w:pPr>
+            <w:r>
+              <w:rPr>
+                <w:rFonts w:ascii="Consolas" w:hAnsi="Consolas" w:eastAsia="Consolas"/>
+                <w:b w:val="0"/>
+                <w:color w:val="5B6875"/>
+                <w:sz w:val="16"/>
+              </w:rPr>
+              <w:t xml:space="preserve">   4  </w:t>
+            </w:r>
+            <w:r>
+              <w:rPr>
+                <w:rFonts w:ascii="Consolas" w:hAnsi="Consolas" w:eastAsia="Consolas"/>
+                <w:b w:val="0"/>
+                <w:sz w:val="16"/>
+              </w:rPr>
+              <w:t xml:space="preserve">    weights: list[float | None],</w:t>
+            </w:r>
+          </w:p>
+          <w:p>
+            <w:pPr>
+              <w:spacing w:before="0" w:after="0" w:line="240" w:lineRule="auto"/>
+              <w:ind w:left="567" w:hanging="567"/>
+            </w:pPr>
+            <w:r>
+              <w:rPr>
+                <w:rFonts w:ascii="Consolas" w:hAnsi="Consolas" w:eastAsia="Consolas"/>
+                <w:b w:val="0"/>
+                <w:color w:val="5B6875"/>
+                <w:sz w:val="16"/>
+              </w:rPr>
+              <w:t xml:space="preserve">   5  </w:t>
+            </w:r>
+            <w:r>
+              <w:rPr>
+                <w:rFonts w:ascii="Consolas" w:hAnsi="Consolas" w:eastAsia="Consolas"/>
+                <w:b w:val="0"/>
+                <w:sz w:val="16"/>
+              </w:rPr>
+              <w:t>) -&gt; float | None: ...</w:t>
+            </w:r>
+          </w:p>
+        </w:tc>
+      </w:tr>
+    </w:tbl>
+    <w:p/>
+    <w:p>
+      <w:r>
+        <w:rPr>
+          <w:b w:val="0"/>
+          <w:i w:val="0"/>
+        </w:rPr>
+        <w:t>Starter code:</w:t>
+      </w:r>
+    </w:p>
+    <w:tbl>
+      <w:tblPr>
+        <w:tblW w:type="auto" w:w="0"/>
+        <w:jc w:val="left"/>
+        <w:tblLook w:firstColumn="1" w:firstRow="1" w:lastColumn="0" w:lastRow="0" w:noHBand="0" w:noVBand="1" w:val="04A0"/>
+      </w:tblPr>
+      <w:tblGrid>
+        <w:gridCol w:w="8221"/>
+      </w:tblGrid>
+      <w:tr>
+        <w:tc>
+          <w:tcPr>
+            <w:tcW w:type="dxa" w:w="8221"/>
+            <w:shd w:val="clear" w:color="auto" w:fill="F2F4F7"/>
+          </w:tcPr>
+          <w:p>
+            <w:pPr>
+              <w:spacing w:before="0" w:after="0" w:line="240" w:lineRule="auto"/>
+              <w:ind w:left="567" w:hanging="567"/>
+            </w:pPr>
+            <w:r>
+              <w:rPr>
+                <w:rFonts w:ascii="Consolas" w:hAnsi="Consolas" w:eastAsia="Consolas"/>
+                <w:b w:val="0"/>
+                <w:color w:val="5B6875"/>
+                <w:sz w:val="16"/>
+              </w:rPr>
+              <w:t xml:space="preserve">   1  </w:t>
+            </w:r>
+            <w:r>
+              <w:rPr>
+                <w:rFonts w:ascii="Consolas" w:hAnsi="Consolas" w:eastAsia="Consolas"/>
+                <w:b w:val="0"/>
+                <w:sz w:val="16"/>
+              </w:rPr>
               <w:t>def weighted_mean(values, weights):</w:t>
             </w:r>
           </w:p>
@@ -5357,6 +6014,182 @@
         <w:t>. No classes.</w:t>
       </w:r>
     </w:p>
+    <w:p>
+      <w:r>
+        <w:rPr>
+          <w:b w:val="0"/>
+          <w:i w:val="0"/>
+        </w:rPr>
+        <w:t>Your code must pass these checks:</w:t>
+      </w:r>
+    </w:p>
+    <w:p>
+      <w:pPr>
+        <w:pStyle w:val="ListBullet"/>
+      </w:pPr>
+      <w:r>
+        <w:rPr>
+          <w:b w:val="0"/>
+          <w:i w:val="0"/>
+        </w:rPr>
+        <w:t>Return indexes of weights strictly above the cap.</w:t>
+      </w:r>
+    </w:p>
+    <w:p>
+      <w:pPr>
+        <w:pStyle w:val="ListBullet"/>
+      </w:pPr>
+      <w:r>
+        <w:rPr>
+          <w:b w:val="0"/>
+          <w:i w:val="0"/>
+        </w:rPr>
+        <w:t>No weights, no flags.</w:t>
+      </w:r>
+    </w:p>
+    <w:p>
+      <w:r>
+        <w:rPr>
+          <w:b w:val="0"/>
+          <w:i w:val="0"/>
+        </w:rPr>
+        <w:t>Shape of the answer. The reference solution defines these names. Write the bodies yourself.</w:t>
+      </w:r>
+    </w:p>
+    <w:tbl>
+      <w:tblPr>
+        <w:tblW w:type="auto" w:w="0"/>
+        <w:jc w:val="left"/>
+        <w:tblLook w:firstColumn="1" w:firstRow="1" w:lastColumn="0" w:lastRow="0" w:noHBand="0" w:noVBand="1" w:val="04A0"/>
+      </w:tblPr>
+      <w:tblGrid>
+        <w:gridCol w:w="8221"/>
+      </w:tblGrid>
+      <w:tr>
+        <w:tc>
+          <w:tcPr>
+            <w:tcW w:type="dxa" w:w="8221"/>
+            <w:shd w:val="clear" w:color="auto" w:fill="F2F4F7"/>
+          </w:tcPr>
+          <w:p>
+            <w:pPr>
+              <w:spacing w:before="0" w:after="0" w:line="240" w:lineRule="auto"/>
+              <w:ind w:left="567" w:hanging="567"/>
+            </w:pPr>
+            <w:r>
+              <w:rPr>
+                <w:rFonts w:ascii="Consolas" w:hAnsi="Consolas" w:eastAsia="Consolas"/>
+                <w:b w:val="0"/>
+                <w:color w:val="5B6875"/>
+                <w:sz w:val="16"/>
+              </w:rPr>
+              <w:t xml:space="preserve">   1  </w:t>
+            </w:r>
+            <w:r>
+              <w:rPr>
+                <w:rFonts w:ascii="Consolas" w:hAnsi="Consolas" w:eastAsia="Consolas"/>
+                <w:b w:val="0"/>
+                <w:sz w:val="16"/>
+              </w:rPr>
+              <w:t># Indexes of weights strictly above cap.</w:t>
+            </w:r>
+          </w:p>
+          <w:p>
+            <w:pPr>
+              <w:spacing w:before="0" w:after="0" w:line="240" w:lineRule="auto"/>
+              <w:ind w:left="567" w:hanging="567"/>
+            </w:pPr>
+            <w:r>
+              <w:rPr>
+                <w:rFonts w:ascii="Consolas" w:hAnsi="Consolas" w:eastAsia="Consolas"/>
+                <w:b w:val="0"/>
+                <w:color w:val="5B6875"/>
+                <w:sz w:val="16"/>
+              </w:rPr>
+              <w:t xml:space="preserve">   2  </w:t>
+            </w:r>
+            <w:r>
+              <w:rPr>
+                <w:rFonts w:ascii="Consolas" w:hAnsi="Consolas" w:eastAsia="Consolas"/>
+                <w:b w:val="0"/>
+                <w:sz w:val="16"/>
+              </w:rPr>
+              <w:t>def flag_high_weights(</w:t>
+            </w:r>
+          </w:p>
+          <w:p>
+            <w:pPr>
+              <w:spacing w:before="0" w:after="0" w:line="240" w:lineRule="auto"/>
+              <w:ind w:left="567" w:hanging="567"/>
+            </w:pPr>
+            <w:r>
+              <w:rPr>
+                <w:rFonts w:ascii="Consolas" w:hAnsi="Consolas" w:eastAsia="Consolas"/>
+                <w:b w:val="0"/>
+                <w:color w:val="5B6875"/>
+                <w:sz w:val="16"/>
+              </w:rPr>
+              <w:t xml:space="preserve">   3  </w:t>
+            </w:r>
+            <w:r>
+              <w:rPr>
+                <w:rFonts w:ascii="Consolas" w:hAnsi="Consolas" w:eastAsia="Consolas"/>
+                <w:b w:val="0"/>
+                <w:sz w:val="16"/>
+              </w:rPr>
+              <w:t xml:space="preserve">    weights: list[float],</w:t>
+            </w:r>
+          </w:p>
+          <w:p>
+            <w:pPr>
+              <w:spacing w:before="0" w:after="0" w:line="240" w:lineRule="auto"/>
+              <w:ind w:left="567" w:hanging="567"/>
+            </w:pPr>
+            <w:r>
+              <w:rPr>
+                <w:rFonts w:ascii="Consolas" w:hAnsi="Consolas" w:eastAsia="Consolas"/>
+                <w:b w:val="0"/>
+                <w:color w:val="5B6875"/>
+                <w:sz w:val="16"/>
+              </w:rPr>
+              <w:t xml:space="preserve">   4  </w:t>
+            </w:r>
+            <w:r>
+              <w:rPr>
+                <w:rFonts w:ascii="Consolas" w:hAnsi="Consolas" w:eastAsia="Consolas"/>
+                <w:b w:val="0"/>
+                <w:sz w:val="16"/>
+              </w:rPr>
+              <w:t xml:space="preserve">    cap: float,</w:t>
+            </w:r>
+          </w:p>
+          <w:p>
+            <w:pPr>
+              <w:spacing w:before="0" w:after="0" w:line="240" w:lineRule="auto"/>
+              <w:ind w:left="567" w:hanging="567"/>
+            </w:pPr>
+            <w:r>
+              <w:rPr>
+                <w:rFonts w:ascii="Consolas" w:hAnsi="Consolas" w:eastAsia="Consolas"/>
+                <w:b w:val="0"/>
+                <w:color w:val="5B6875"/>
+                <w:sz w:val="16"/>
+              </w:rPr>
+              <w:t xml:space="preserve">   5  </w:t>
+            </w:r>
+            <w:r>
+              <w:rPr>
+                <w:rFonts w:ascii="Consolas" w:hAnsi="Consolas" w:eastAsia="Consolas"/>
+                <w:b w:val="0"/>
+                <w:sz w:val="16"/>
+              </w:rPr>
+              <w:t>) -&gt; list[int]: ...</w:t>
+            </w:r>
+          </w:p>
+        </w:tc>
+      </w:tr>
+    </w:tbl>
+    <w:p/>
     <w:p>
       <w:r>
         <w:rPr>

--- a/site/downloads/handbook-D5.docx
+++ b/site/downloads/handbook-D5.docx
@@ -1520,6 +1520,287 @@
         <w:t>: you cannot tell from the signature alone.</w:t>
       </w:r>
     </w:p>
+    <w:p>
+      <w:r>
+        <w:rPr>
+          <w:b/>
+          <w:i w:val="0"/>
+        </w:rPr>
+        <w:t>What you need to know.</w:t>
+      </w:r>
+    </w:p>
+    <w:p>
+      <w:r>
+        <w:rPr>
+          <w:rFonts w:ascii="Consolas" w:hAnsi="Consolas" w:eastAsia="Consolas"/>
+          <w:b w:val="0"/>
+          <w:sz w:val="19"/>
+        </w:rPr>
+        <w:t>inspect.signature(func).parameters</w:t>
+      </w:r>
+      <w:r>
+        <w:rPr>
+          <w:b w:val="0"/>
+          <w:i w:val="0"/>
+        </w:rPr>
+        <w:t xml:space="preserve"> maps each parameter name to a </w:t>
+      </w:r>
+      <w:r>
+        <w:rPr>
+          <w:rFonts w:ascii="Consolas" w:hAnsi="Consolas" w:eastAsia="Consolas"/>
+          <w:b w:val="0"/>
+          <w:sz w:val="19"/>
+        </w:rPr>
+        <w:t>Parameter</w:t>
+      </w:r>
+      <w:r>
+        <w:rPr>
+          <w:b w:val="0"/>
+          <w:i w:val="0"/>
+        </w:rPr>
+        <w:t xml:space="preserve"> object. Test a name with </w:t>
+      </w:r>
+      <w:r>
+        <w:rPr>
+          <w:rFonts w:ascii="Consolas" w:hAnsi="Consolas" w:eastAsia="Consolas"/>
+          <w:b w:val="0"/>
+          <w:sz w:val="19"/>
+        </w:rPr>
+        <w:t>in</w:t>
+      </w:r>
+      <w:r>
+        <w:rPr>
+          <w:b w:val="0"/>
+          <w:i w:val="0"/>
+        </w:rPr>
+        <w:t xml:space="preserve">. Each parameter's </w:t>
+      </w:r>
+      <w:r>
+        <w:rPr>
+          <w:rFonts w:ascii="Consolas" w:hAnsi="Consolas" w:eastAsia="Consolas"/>
+          <w:b w:val="0"/>
+          <w:sz w:val="19"/>
+        </w:rPr>
+        <w:t>.kind</w:t>
+      </w:r>
+      <w:r>
+        <w:rPr>
+          <w:b w:val="0"/>
+          <w:i w:val="0"/>
+        </w:rPr>
+        <w:t xml:space="preserve"> says how it is passed. </w:t>
+      </w:r>
+      <w:r>
+        <w:rPr>
+          <w:rFonts w:ascii="Consolas" w:hAnsi="Consolas" w:eastAsia="Consolas"/>
+          <w:b w:val="0"/>
+          <w:sz w:val="19"/>
+        </w:rPr>
+        <w:t>inspect.Parameter.VAR_KEYWORD</w:t>
+      </w:r>
+      <w:r>
+        <w:rPr>
+          <w:b w:val="0"/>
+          <w:i w:val="0"/>
+        </w:rPr>
+        <w:t xml:space="preserve"> is the kind of a </w:t>
+      </w:r>
+      <w:r>
+        <w:rPr>
+          <w:rFonts w:ascii="Consolas" w:hAnsi="Consolas" w:eastAsia="Consolas"/>
+          <w:b w:val="0"/>
+          <w:sz w:val="19"/>
+        </w:rPr>
+        <w:t>**kwargs</w:t>
+      </w:r>
+      <w:r>
+        <w:rPr>
+          <w:b w:val="0"/>
+          <w:i w:val="0"/>
+        </w:rPr>
+        <w:t xml:space="preserve"> parameter, which accepts any keyword name.</w:t>
+      </w:r>
+    </w:p>
+    <w:tbl>
+      <w:tblPr>
+        <w:tblW w:type="auto" w:w="0"/>
+        <w:jc w:val="left"/>
+        <w:tblLook w:firstColumn="1" w:firstRow="1" w:lastColumn="0" w:lastRow="0" w:noHBand="0" w:noVBand="1" w:val="04A0"/>
+      </w:tblPr>
+      <w:tblGrid>
+        <w:gridCol w:w="8221"/>
+      </w:tblGrid>
+      <w:tr>
+        <w:tc>
+          <w:tcPr>
+            <w:tcW w:type="dxa" w:w="8221"/>
+            <w:shd w:val="clear" w:color="auto" w:fill="F2F4F7"/>
+          </w:tcPr>
+          <w:p>
+            <w:pPr>
+              <w:spacing w:before="0" w:after="0" w:line="240" w:lineRule="auto"/>
+              <w:ind w:left="567" w:hanging="567"/>
+            </w:pPr>
+            <w:r>
+              <w:rPr>
+                <w:rFonts w:ascii="Consolas" w:hAnsi="Consolas" w:eastAsia="Consolas"/>
+                <w:b w:val="0"/>
+                <w:color w:val="5B6875"/>
+                <w:sz w:val="16"/>
+              </w:rPr>
+              <w:t xml:space="preserve">   1  </w:t>
+            </w:r>
+            <w:r>
+              <w:rPr>
+                <w:rFonts w:ascii="Consolas" w:hAnsi="Consolas" w:eastAsia="Consolas"/>
+                <w:b w:val="0"/>
+                <w:sz w:val="16"/>
+              </w:rPr>
+              <w:t>import inspect</w:t>
+            </w:r>
+          </w:p>
+          <w:p>
+            <w:pPr>
+              <w:spacing w:before="0" w:after="0" w:line="240" w:lineRule="auto"/>
+              <w:ind w:left="567" w:hanging="567"/>
+            </w:pPr>
+            <w:r>
+              <w:rPr>
+                <w:rFonts w:ascii="Consolas" w:hAnsi="Consolas" w:eastAsia="Consolas"/>
+                <w:b w:val="0"/>
+                <w:color w:val="5B6875"/>
+                <w:sz w:val="16"/>
+              </w:rPr>
+              <w:t xml:space="preserve">   2  </w:t>
+            </w:r>
+            <w:r>
+              <w:rPr>
+                <w:rFonts w:ascii="Consolas" w:hAnsi="Consolas" w:eastAsia="Consolas"/>
+                <w:b w:val="0"/>
+                <w:sz w:val="16"/>
+              </w:rPr>
+              <w:t xml:space="preserve"> </w:t>
+            </w:r>
+          </w:p>
+          <w:p>
+            <w:pPr>
+              <w:spacing w:before="0" w:after="0" w:line="240" w:lineRule="auto"/>
+              <w:ind w:left="567" w:hanging="567"/>
+            </w:pPr>
+            <w:r>
+              <w:rPr>
+                <w:rFonts w:ascii="Consolas" w:hAnsi="Consolas" w:eastAsia="Consolas"/>
+                <w:b w:val="0"/>
+                <w:color w:val="5B6875"/>
+                <w:sz w:val="16"/>
+              </w:rPr>
+              <w:t xml:space="preserve">   3  </w:t>
+            </w:r>
+            <w:r>
+              <w:rPr>
+                <w:rFonts w:ascii="Consolas" w:hAnsi="Consolas" w:eastAsia="Consolas"/>
+                <w:b w:val="0"/>
+                <w:sz w:val="16"/>
+              </w:rPr>
+              <w:t>def f(a, b=1, **options): ...</w:t>
+            </w:r>
+          </w:p>
+          <w:p>
+            <w:pPr>
+              <w:spacing w:before="0" w:after="0" w:line="240" w:lineRule="auto"/>
+              <w:ind w:left="567" w:hanging="567"/>
+            </w:pPr>
+            <w:r>
+              <w:rPr>
+                <w:rFonts w:ascii="Consolas" w:hAnsi="Consolas" w:eastAsia="Consolas"/>
+                <w:b w:val="0"/>
+                <w:color w:val="5B6875"/>
+                <w:sz w:val="16"/>
+              </w:rPr>
+              <w:t xml:space="preserve">   4  </w:t>
+            </w:r>
+            <w:r>
+              <w:rPr>
+                <w:rFonts w:ascii="Consolas" w:hAnsi="Consolas" w:eastAsia="Consolas"/>
+                <w:b w:val="0"/>
+                <w:sz w:val="16"/>
+              </w:rPr>
+              <w:t xml:space="preserve"> </w:t>
+            </w:r>
+          </w:p>
+          <w:p>
+            <w:pPr>
+              <w:spacing w:before="0" w:after="0" w:line="240" w:lineRule="auto"/>
+              <w:ind w:left="567" w:hanging="567"/>
+            </w:pPr>
+            <w:r>
+              <w:rPr>
+                <w:rFonts w:ascii="Consolas" w:hAnsi="Consolas" w:eastAsia="Consolas"/>
+                <w:b w:val="0"/>
+                <w:color w:val="5B6875"/>
+                <w:sz w:val="16"/>
+              </w:rPr>
+              <w:t xml:space="preserve">   5  </w:t>
+            </w:r>
+            <w:r>
+              <w:rPr>
+                <w:rFonts w:ascii="Consolas" w:hAnsi="Consolas" w:eastAsia="Consolas"/>
+                <w:b w:val="0"/>
+                <w:sz w:val="16"/>
+              </w:rPr>
+              <w:t>params = inspect.signature(f).parameters</w:t>
+            </w:r>
+          </w:p>
+          <w:p>
+            <w:pPr>
+              <w:spacing w:before="0" w:after="0" w:line="240" w:lineRule="auto"/>
+              <w:ind w:left="567" w:hanging="567"/>
+            </w:pPr>
+            <w:r>
+              <w:rPr>
+                <w:rFonts w:ascii="Consolas" w:hAnsi="Consolas" w:eastAsia="Consolas"/>
+                <w:b w:val="0"/>
+                <w:color w:val="5B6875"/>
+                <w:sz w:val="16"/>
+              </w:rPr>
+              <w:t xml:space="preserve">   6  </w:t>
+            </w:r>
+            <w:r>
+              <w:rPr>
+                <w:rFonts w:ascii="Consolas" w:hAnsi="Consolas" w:eastAsia="Consolas"/>
+                <w:b w:val="0"/>
+                <w:sz w:val="16"/>
+              </w:rPr>
+              <w:t>"a" in params                                                  # True</w:t>
+            </w:r>
+          </w:p>
+          <w:p>
+            <w:pPr>
+              <w:spacing w:before="0" w:after="0" w:line="240" w:lineRule="auto"/>
+              <w:ind w:left="567" w:hanging="567"/>
+            </w:pPr>
+            <w:r>
+              <w:rPr>
+                <w:rFonts w:ascii="Consolas" w:hAnsi="Consolas" w:eastAsia="Consolas"/>
+                <w:b w:val="0"/>
+                <w:color w:val="5B6875"/>
+                <w:sz w:val="16"/>
+              </w:rPr>
+              <w:t xml:space="preserve">   7  </w:t>
+            </w:r>
+            <w:r>
+              <w:rPr>
+                <w:rFonts w:ascii="Consolas" w:hAnsi="Consolas" w:eastAsia="Consolas"/>
+                <w:b w:val="0"/>
+                <w:sz w:val="16"/>
+              </w:rPr>
+              <w:t>params["options"].kind is inspect.Parameter.VAR_KEYWORD        # True</w:t>
+            </w:r>
+          </w:p>
+        </w:tc>
+      </w:tr>
+    </w:tbl>
+    <w:p/>
     <w:p>
       <w:r>
         <w:rPr>
